--- a/BridgeOpsClient/Documentation/Bridge Manager User Guide.docx
+++ b/BridgeOpsClient/Documentation/Bridge Manager User Guide.docx
@@ -81,6 +81,7 @@
         </w:rPr>
         <w:t xml:space="preserve">      </w:t>
       </w:r>
+      <w:proofErr w:type="gramStart"/>
       <w:r>
         <w:rPr>
           <w:sz w:val="48"/>
@@ -106,6 +107,7 @@
         </w:rPr>
         <w:t>User</w:t>
       </w:r>
+      <w:proofErr w:type="gramEnd"/>
       <w:r>
         <w:rPr>
           <w:b/>
@@ -150,7 +152,7 @@
           <w:sz w:val="36"/>
           <w:szCs w:val="36"/>
         </w:rPr>
-        <w:t>2</w:t>
+        <w:t>3</w:t>
       </w:r>
       <w:r>
         <w:rPr>
@@ -3508,6 +3510,38 @@
                           <w:p>
                             <w:pPr>
                               <w:spacing w:after="0"/>
+                              <w:ind w:firstLine="284"/>
+                              <w:rPr>
+                                <w:sz w:val="20"/>
+                                <w:szCs w:val="20"/>
+                              </w:rPr>
+                            </w:pPr>
+                            <w:r>
+                              <w:rPr>
+                                <w:sz w:val="20"/>
+                                <w:szCs w:val="20"/>
+                              </w:rPr>
+                              <w:t>Weekends and Bank Holidays</w:t>
+                            </w:r>
+                            <w:r>
+                              <w:rPr>
+                                <w:sz w:val="20"/>
+                                <w:szCs w:val="20"/>
+                              </w:rPr>
+                              <w:tab/>
+                            </w:r>
+                            <w:r>
+                              <w:rPr>
+                                <w:sz w:val="20"/>
+                                <w:szCs w:val="20"/>
+                              </w:rPr>
+                              <w:tab/>
+                              <w:t>20</w:t>
+                            </w:r>
+                          </w:p>
+                          <w:p>
+                            <w:pPr>
+                              <w:spacing w:after="0"/>
                               <w:rPr>
                                 <w:sz w:val="20"/>
                                 <w:szCs w:val="20"/>
@@ -3556,7 +3590,16 @@
                                 <w:sz w:val="20"/>
                                 <w:szCs w:val="20"/>
                               </w:rPr>
-                              <w:t>20</w:t>
+                              <w:t>2</w:t>
+                            </w:r>
+                            <w:r>
+                              <w:rPr>
+                                <w:b/>
+                                <w:bCs/>
+                                <w:sz w:val="20"/>
+                                <w:szCs w:val="20"/>
+                              </w:rPr>
+                              <w:t>1</w:t>
                             </w:r>
                           </w:p>
                           <w:p>
@@ -3608,7 +3651,14 @@
                                 <w:sz w:val="20"/>
                                 <w:szCs w:val="20"/>
                               </w:rPr>
-                              <w:t>20</w:t>
+                              <w:t>2</w:t>
+                            </w:r>
+                            <w:r>
+                              <w:rPr>
+                                <w:sz w:val="20"/>
+                                <w:szCs w:val="20"/>
+                              </w:rPr>
+                              <w:t>1</w:t>
                             </w:r>
                           </w:p>
                           <w:p>
@@ -3660,7 +3710,14 @@
                                 <w:sz w:val="20"/>
                                 <w:szCs w:val="20"/>
                               </w:rPr>
-                              <w:t>20</w:t>
+                              <w:t>2</w:t>
+                            </w:r>
+                            <w:r>
+                              <w:rPr>
+                                <w:sz w:val="20"/>
+                                <w:szCs w:val="20"/>
+                              </w:rPr>
+                              <w:t>1</w:t>
                             </w:r>
                           </w:p>
                           <w:p>
@@ -3698,7 +3755,14 @@
                                 <w:sz w:val="20"/>
                                 <w:szCs w:val="20"/>
                               </w:rPr>
-                              <w:t>21</w:t>
+                              <w:t>2</w:t>
+                            </w:r>
+                            <w:r>
+                              <w:rPr>
+                                <w:sz w:val="20"/>
+                                <w:szCs w:val="20"/>
+                              </w:rPr>
+                              <w:t>2</w:t>
                             </w:r>
                           </w:p>
                           <w:p>
@@ -3762,7 +3826,7 @@
                                 <w:sz w:val="20"/>
                                 <w:szCs w:val="20"/>
                               </w:rPr>
-                              <w:t>2</w:t>
+                              <w:t>3</w:t>
                             </w:r>
                           </w:p>
                           <w:p>
@@ -3843,7 +3907,7 @@
                                 <w:sz w:val="20"/>
                                 <w:szCs w:val="20"/>
                               </w:rPr>
-                              <w:t>3</w:t>
+                              <w:t>4</w:t>
                             </w:r>
                           </w:p>
                           <w:p>
@@ -3896,7 +3960,7 @@
                                 <w:sz w:val="20"/>
                                 <w:szCs w:val="20"/>
                               </w:rPr>
-                              <w:t>3</w:t>
+                              <w:t>4</w:t>
                             </w:r>
                           </w:p>
                           <w:p>
@@ -3942,7 +4006,7 @@
                                 <w:sz w:val="20"/>
                                 <w:szCs w:val="20"/>
                               </w:rPr>
-                              <w:t>4</w:t>
+                              <w:t>5</w:t>
                             </w:r>
                           </w:p>
                           <w:p>
@@ -3988,7 +4052,7 @@
                                 <w:sz w:val="20"/>
                                 <w:szCs w:val="20"/>
                               </w:rPr>
-                              <w:t>5</w:t>
+                              <w:t>6</w:t>
                             </w:r>
                           </w:p>
                           <w:p>
@@ -4034,7 +4098,7 @@
                                 <w:sz w:val="20"/>
                                 <w:szCs w:val="20"/>
                               </w:rPr>
-                              <w:t>7</w:t>
+                              <w:t>8</w:t>
                             </w:r>
                           </w:p>
                           <w:p>
@@ -4073,7 +4137,7 @@
                                 <w:sz w:val="20"/>
                                 <w:szCs w:val="20"/>
                               </w:rPr>
-                              <w:t>8</w:t>
+                              <w:t>9</w:t>
                             </w:r>
                           </w:p>
                           <w:p>
@@ -4119,7 +4183,7 @@
                                 <w:sz w:val="20"/>
                                 <w:szCs w:val="20"/>
                               </w:rPr>
-                              <w:t>8</w:t>
+                              <w:t>9</w:t>
                             </w:r>
                           </w:p>
                           <w:p>
@@ -4131,12 +4195,21 @@
                                 <w:szCs w:val="20"/>
                               </w:rPr>
                             </w:pPr>
+                            <w:proofErr w:type="spellStart"/>
                             <w:r>
                               <w:rPr>
                                 <w:sz w:val="20"/>
                                 <w:szCs w:val="20"/>
                               </w:rPr>
-                              <w:t xml:space="preserve">BridgeManager </w:t>
+                              <w:t>BridgeManager</w:t>
+                            </w:r>
+                            <w:proofErr w:type="spellEnd"/>
+                            <w:r>
+                              <w:rPr>
+                                <w:sz w:val="20"/>
+                                <w:szCs w:val="20"/>
+                              </w:rPr>
+                              <w:t xml:space="preserve"> </w:t>
                             </w:r>
                             <w:r>
                               <w:rPr>
@@ -4164,14 +4237,7 @@
                                 <w:sz w:val="20"/>
                                 <w:szCs w:val="20"/>
                               </w:rPr>
-                              <w:t>2</w:t>
-                            </w:r>
-                            <w:r>
-                              <w:rPr>
-                                <w:sz w:val="20"/>
-                                <w:szCs w:val="20"/>
-                              </w:rPr>
-                              <w:t>9</w:t>
+                              <w:t>30</w:t>
                             </w:r>
                           </w:p>
                           <w:p>
@@ -4210,7 +4276,14 @@
                                 <w:szCs w:val="20"/>
                               </w:rPr>
                               <w:tab/>
-                              <w:t>30</w:t>
+                              <w:t>3</w:t>
+                            </w:r>
+                            <w:r>
+                              <w:rPr>
+                                <w:sz w:val="20"/>
+                                <w:szCs w:val="20"/>
+                              </w:rPr>
+                              <w:t>1</w:t>
                             </w:r>
                           </w:p>
                         </w:txbxContent>
@@ -4715,6 +4788,38 @@
                     <w:p>
                       <w:pPr>
                         <w:spacing w:after="0"/>
+                        <w:ind w:firstLine="284"/>
+                        <w:rPr>
+                          <w:sz w:val="20"/>
+                          <w:szCs w:val="20"/>
+                        </w:rPr>
+                      </w:pPr>
+                      <w:r>
+                        <w:rPr>
+                          <w:sz w:val="20"/>
+                          <w:szCs w:val="20"/>
+                        </w:rPr>
+                        <w:t>Weekends and Bank Holidays</w:t>
+                      </w:r>
+                      <w:r>
+                        <w:rPr>
+                          <w:sz w:val="20"/>
+                          <w:szCs w:val="20"/>
+                        </w:rPr>
+                        <w:tab/>
+                      </w:r>
+                      <w:r>
+                        <w:rPr>
+                          <w:sz w:val="20"/>
+                          <w:szCs w:val="20"/>
+                        </w:rPr>
+                        <w:tab/>
+                        <w:t>20</w:t>
+                      </w:r>
+                    </w:p>
+                    <w:p>
+                      <w:pPr>
+                        <w:spacing w:after="0"/>
                         <w:rPr>
                           <w:sz w:val="20"/>
                           <w:szCs w:val="20"/>
@@ -4763,7 +4868,16 @@
                           <w:sz w:val="20"/>
                           <w:szCs w:val="20"/>
                         </w:rPr>
-                        <w:t>20</w:t>
+                        <w:t>2</w:t>
+                      </w:r>
+                      <w:r>
+                        <w:rPr>
+                          <w:b/>
+                          <w:bCs/>
+                          <w:sz w:val="20"/>
+                          <w:szCs w:val="20"/>
+                        </w:rPr>
+                        <w:t>1</w:t>
                       </w:r>
                     </w:p>
                     <w:p>
@@ -4815,7 +4929,14 @@
                           <w:sz w:val="20"/>
                           <w:szCs w:val="20"/>
                         </w:rPr>
-                        <w:t>20</w:t>
+                        <w:t>2</w:t>
+                      </w:r>
+                      <w:r>
+                        <w:rPr>
+                          <w:sz w:val="20"/>
+                          <w:szCs w:val="20"/>
+                        </w:rPr>
+                        <w:t>1</w:t>
                       </w:r>
                     </w:p>
                     <w:p>
@@ -4867,7 +4988,14 @@
                           <w:sz w:val="20"/>
                           <w:szCs w:val="20"/>
                         </w:rPr>
-                        <w:t>20</w:t>
+                        <w:t>2</w:t>
+                      </w:r>
+                      <w:r>
+                        <w:rPr>
+                          <w:sz w:val="20"/>
+                          <w:szCs w:val="20"/>
+                        </w:rPr>
+                        <w:t>1</w:t>
                       </w:r>
                     </w:p>
                     <w:p>
@@ -4905,7 +5033,14 @@
                           <w:sz w:val="20"/>
                           <w:szCs w:val="20"/>
                         </w:rPr>
-                        <w:t>21</w:t>
+                        <w:t>2</w:t>
+                      </w:r>
+                      <w:r>
+                        <w:rPr>
+                          <w:sz w:val="20"/>
+                          <w:szCs w:val="20"/>
+                        </w:rPr>
+                        <w:t>2</w:t>
                       </w:r>
                     </w:p>
                     <w:p>
@@ -4969,7 +5104,7 @@
                           <w:sz w:val="20"/>
                           <w:szCs w:val="20"/>
                         </w:rPr>
-                        <w:t>2</w:t>
+                        <w:t>3</w:t>
                       </w:r>
                     </w:p>
                     <w:p>
@@ -5050,7 +5185,7 @@
                           <w:sz w:val="20"/>
                           <w:szCs w:val="20"/>
                         </w:rPr>
-                        <w:t>3</w:t>
+                        <w:t>4</w:t>
                       </w:r>
                     </w:p>
                     <w:p>
@@ -5103,7 +5238,7 @@
                           <w:sz w:val="20"/>
                           <w:szCs w:val="20"/>
                         </w:rPr>
-                        <w:t>3</w:t>
+                        <w:t>4</w:t>
                       </w:r>
                     </w:p>
                     <w:p>
@@ -5149,7 +5284,7 @@
                           <w:sz w:val="20"/>
                           <w:szCs w:val="20"/>
                         </w:rPr>
-                        <w:t>4</w:t>
+                        <w:t>5</w:t>
                       </w:r>
                     </w:p>
                     <w:p>
@@ -5195,7 +5330,7 @@
                           <w:sz w:val="20"/>
                           <w:szCs w:val="20"/>
                         </w:rPr>
-                        <w:t>5</w:t>
+                        <w:t>6</w:t>
                       </w:r>
                     </w:p>
                     <w:p>
@@ -5241,7 +5376,7 @@
                           <w:sz w:val="20"/>
                           <w:szCs w:val="20"/>
                         </w:rPr>
-                        <w:t>7</w:t>
+                        <w:t>8</w:t>
                       </w:r>
                     </w:p>
                     <w:p>
@@ -5280,7 +5415,7 @@
                           <w:sz w:val="20"/>
                           <w:szCs w:val="20"/>
                         </w:rPr>
-                        <w:t>8</w:t>
+                        <w:t>9</w:t>
                       </w:r>
                     </w:p>
                     <w:p>
@@ -5326,7 +5461,7 @@
                           <w:sz w:val="20"/>
                           <w:szCs w:val="20"/>
                         </w:rPr>
-                        <w:t>8</w:t>
+                        <w:t>9</w:t>
                       </w:r>
                     </w:p>
                     <w:p>
@@ -5338,12 +5473,21 @@
                           <w:szCs w:val="20"/>
                         </w:rPr>
                       </w:pPr>
+                      <w:proofErr w:type="spellStart"/>
                       <w:r>
                         <w:rPr>
                           <w:sz w:val="20"/>
                           <w:szCs w:val="20"/>
                         </w:rPr>
-                        <w:t xml:space="preserve">BridgeManager </w:t>
+                        <w:t>BridgeManager</w:t>
+                      </w:r>
+                      <w:proofErr w:type="spellEnd"/>
+                      <w:r>
+                        <w:rPr>
+                          <w:sz w:val="20"/>
+                          <w:szCs w:val="20"/>
+                        </w:rPr>
+                        <w:t xml:space="preserve"> </w:t>
                       </w:r>
                       <w:r>
                         <w:rPr>
@@ -5371,14 +5515,7 @@
                           <w:sz w:val="20"/>
                           <w:szCs w:val="20"/>
                         </w:rPr>
-                        <w:t>2</w:t>
-                      </w:r>
-                      <w:r>
-                        <w:rPr>
-                          <w:sz w:val="20"/>
-                          <w:szCs w:val="20"/>
-                        </w:rPr>
-                        <w:t>9</w:t>
+                        <w:t>30</w:t>
                       </w:r>
                     </w:p>
                     <w:p>
@@ -5417,7 +5554,14 @@
                           <w:szCs w:val="20"/>
                         </w:rPr>
                         <w:tab/>
-                        <w:t>30</w:t>
+                        <w:t>3</w:t>
+                      </w:r>
+                      <w:r>
+                        <w:rPr>
+                          <w:sz w:val="20"/>
+                          <w:szCs w:val="20"/>
+                        </w:rPr>
+                        <w:t>1</w:t>
                       </w:r>
                     </w:p>
                   </w:txbxContent>
@@ -5486,23 +5630,25 @@
       </w:pPr>
       <w:r>
         <w:rPr>
-          <w:noProof/>
-          <w:sz w:val="50"/>
-          <w:szCs w:val="50"/>
+          <w:b/>
+          <w:bCs/>
+          <w:noProof/>
+          <w:sz w:val="30"/>
+          <w:szCs w:val="30"/>
         </w:rPr>
         <w:drawing>
-          <wp:anchor distT="0" distB="360045" distL="360045" distR="114300" simplePos="0" relativeHeight="251659264" behindDoc="0" locked="0" layoutInCell="1" allowOverlap="1" wp14:anchorId="2097CA5C" wp14:editId="6656D0F3">
+          <wp:anchor distT="0" distB="0" distL="360045" distR="114300" simplePos="0" relativeHeight="251735040" behindDoc="0" locked="0" layoutInCell="1" allowOverlap="1" wp14:anchorId="21EA85F2" wp14:editId="5A79497E">
             <wp:simplePos x="0" y="0"/>
             <wp:positionH relativeFrom="column">
-              <wp:posOffset>4765675</wp:posOffset>
+              <wp:posOffset>4788535</wp:posOffset>
             </wp:positionH>
             <wp:positionV relativeFrom="paragraph">
-              <wp:posOffset>351155</wp:posOffset>
+              <wp:posOffset>349250</wp:posOffset>
             </wp:positionV>
-            <wp:extent cx="1904365" cy="3138805"/>
-            <wp:effectExtent l="0" t="0" r="635" b="4445"/>
+            <wp:extent cx="1908000" cy="3142800"/>
+            <wp:effectExtent l="0" t="0" r="0" b="635"/>
             <wp:wrapSquare wrapText="bothSides"/>
-            <wp:docPr id="1065817654" name="Picture 1" descr="A screenshot of a login screen&#10;&#10;Description automatically generated"/>
+            <wp:docPr id="21170718" name="Picture 1"/>
             <wp:cNvGraphicFramePr>
               <a:graphicFrameLocks xmlns:a="http://schemas.openxmlformats.org/drawingml/2006/main" noChangeAspect="1"/>
             </wp:cNvGraphicFramePr>
@@ -5510,8 +5656,10 @@
               <a:graphicData uri="http://schemas.openxmlformats.org/drawingml/2006/picture">
                 <pic:pic xmlns:pic="http://schemas.openxmlformats.org/drawingml/2006/picture">
                   <pic:nvPicPr>
-                    <pic:cNvPr id="1065817654" name="Picture 1" descr="A screenshot of a login screen&#10;&#10;Description automatically generated"/>
-                    <pic:cNvPicPr/>
+                    <pic:cNvPr id="0" name="Picture 3"/>
+                    <pic:cNvPicPr>
+                      <a:picLocks noChangeAspect="1" noChangeArrowheads="1"/>
+                    </pic:cNvPicPr>
                   </pic:nvPicPr>
                   <pic:blipFill>
                     <a:blip r:embed="rId9">
@@ -5521,18 +5669,23 @@
                         </a:ext>
                       </a:extLst>
                     </a:blip>
+                    <a:srcRect/>
                     <a:stretch>
                       <a:fillRect/>
                     </a:stretch>
                   </pic:blipFill>
-                  <pic:spPr>
+                  <pic:spPr bwMode="auto">
                     <a:xfrm>
                       <a:off x="0" y="0"/>
-                      <a:ext cx="1904365" cy="3138805"/>
+                      <a:ext cx="1908000" cy="3142800"/>
                     </a:xfrm>
                     <a:prstGeom prst="rect">
                       <a:avLst/>
                     </a:prstGeom>
+                    <a:noFill/>
+                    <a:ln>
+                      <a:noFill/>
+                    </a:ln>
                   </pic:spPr>
                 </pic:pic>
               </a:graphicData>
@@ -8601,16 +8754,43 @@
           <w:sz w:val="20"/>
           <w:szCs w:val="20"/>
         </w:rPr>
-        <w:t xml:space="preserve">See the OrganisationContacts table in the </w:t>
-      </w:r>
-      <w:r>
-        <w:rPr>
-          <w:b/>
-          <w:bCs/>
-          <w:sz w:val="20"/>
-          <w:szCs w:val="20"/>
-        </w:rPr>
-        <w:t xml:space="preserve">BridgeManager Database </w:t>
+        <w:t xml:space="preserve">See the </w:t>
+      </w:r>
+      <w:proofErr w:type="spellStart"/>
+      <w:r>
+        <w:rPr>
+          <w:sz w:val="20"/>
+          <w:szCs w:val="20"/>
+        </w:rPr>
+        <w:t>OrganisationContacts</w:t>
+      </w:r>
+      <w:proofErr w:type="spellEnd"/>
+      <w:r>
+        <w:rPr>
+          <w:sz w:val="20"/>
+          <w:szCs w:val="20"/>
+        </w:rPr>
+        <w:t xml:space="preserve"> table in the </w:t>
+      </w:r>
+      <w:proofErr w:type="spellStart"/>
+      <w:r>
+        <w:rPr>
+          <w:b/>
+          <w:bCs/>
+          <w:sz w:val="20"/>
+          <w:szCs w:val="20"/>
+        </w:rPr>
+        <w:t>BridgeManager</w:t>
+      </w:r>
+      <w:proofErr w:type="spellEnd"/>
+      <w:r>
+        <w:rPr>
+          <w:b/>
+          <w:bCs/>
+          <w:sz w:val="20"/>
+          <w:szCs w:val="20"/>
+        </w:rPr>
+        <w:t xml:space="preserve"> Database </w:t>
       </w:r>
       <w:r>
         <w:rPr>
@@ -9011,6 +9191,7 @@
           <w:bCs/>
         </w:rPr>
       </w:pPr>
+      <w:proofErr w:type="spellStart"/>
       <w:r>
         <w:rPr>
           <w:b/>
@@ -9018,6 +9199,7 @@
         </w:rPr>
         <w:t>Queriability</w:t>
       </w:r>
+      <w:proofErr w:type="spellEnd"/>
     </w:p>
     <w:p>
       <w:pPr>
@@ -9150,7 +9332,23 @@
           <w:sz w:val="20"/>
           <w:szCs w:val="20"/>
         </w:rPr>
-        <w:t>Much like organisations and assets, tasks in Bridge Manager are generally identified by their reference. They differ in that there is no foreign key relation in the database between the Task_Reference columns in the Task, Visit, Document or Organisation tables</w:t>
+        <w:t xml:space="preserve">Much like organisations and assets, tasks in Bridge Manager are generally identified by their reference. They differ in that there is no foreign key relation in the database between the </w:t>
+      </w:r>
+      <w:proofErr w:type="spellStart"/>
+      <w:r>
+        <w:rPr>
+          <w:sz w:val="20"/>
+          <w:szCs w:val="20"/>
+        </w:rPr>
+        <w:t>Task_Reference</w:t>
+      </w:r>
+      <w:proofErr w:type="spellEnd"/>
+      <w:r>
+        <w:rPr>
+          <w:sz w:val="20"/>
+          <w:szCs w:val="20"/>
+        </w:rPr>
+        <w:t xml:space="preserve"> columns in the Task, Visit, Document or Organisation tables</w:t>
       </w:r>
       <w:r>
         <w:rPr>
@@ -9159,14 +9357,25 @@
         </w:rPr>
         <w:t xml:space="preserve"> (as illustrated in </w:t>
       </w:r>
-      <w:r>
-        <w:rPr>
-          <w:b/>
-          <w:bCs/>
-          <w:sz w:val="20"/>
-          <w:szCs w:val="20"/>
-        </w:rPr>
-        <w:t>BridgeManager Database Diagram</w:t>
+      <w:proofErr w:type="spellStart"/>
+      <w:r>
+        <w:rPr>
+          <w:b/>
+          <w:bCs/>
+          <w:sz w:val="20"/>
+          <w:szCs w:val="20"/>
+        </w:rPr>
+        <w:t>BridgeManager</w:t>
+      </w:r>
+      <w:proofErr w:type="spellEnd"/>
+      <w:r>
+        <w:rPr>
+          <w:b/>
+          <w:bCs/>
+          <w:sz w:val="20"/>
+          <w:szCs w:val="20"/>
+        </w:rPr>
+        <w:t xml:space="preserve"> Database Diagram</w:t>
       </w:r>
       <w:r>
         <w:rPr>
@@ -9969,12 +10178,21 @@
           <w:szCs w:val="20"/>
         </w:rPr>
       </w:pPr>
-      <w:r>
-        <w:rPr>
-          <w:sz w:val="20"/>
-          <w:szCs w:val="20"/>
-        </w:rPr>
-        <w:t>Vists and documents</w:t>
+      <w:proofErr w:type="spellStart"/>
+      <w:r>
+        <w:rPr>
+          <w:sz w:val="20"/>
+          <w:szCs w:val="20"/>
+        </w:rPr>
+        <w:t>Vists</w:t>
+      </w:r>
+      <w:proofErr w:type="spellEnd"/>
+      <w:r>
+        <w:rPr>
+          <w:sz w:val="20"/>
+          <w:szCs w:val="20"/>
+        </w:rPr>
+        <w:t xml:space="preserve"> and documents</w:t>
       </w:r>
       <w:r>
         <w:rPr>
@@ -12616,23 +12834,7 @@
           <w:sz w:val="20"/>
           <w:szCs w:val="20"/>
         </w:rPr>
-        <w:t xml:space="preserve">To edit a single conference, simply search for it in the data pane or locate it in the schedule </w:t>
-      </w:r>
-      <w:proofErr w:type="gramStart"/>
-      <w:r>
-        <w:rPr>
-          <w:sz w:val="20"/>
-          <w:szCs w:val="20"/>
-        </w:rPr>
-        <w:t>view, and</w:t>
-      </w:r>
-      <w:proofErr w:type="gramEnd"/>
-      <w:r>
-        <w:rPr>
-          <w:sz w:val="20"/>
-          <w:szCs w:val="20"/>
-        </w:rPr>
-        <w:t xml:space="preserve"> double click on it.</w:t>
+        <w:t>To edit a single conference, simply search for it in the data pane or locate it in the schedule view, and double click on it.</w:t>
       </w:r>
       <w:r>
         <w:rPr>
@@ -14144,7 +14346,23 @@
           <w:sz w:val="20"/>
           <w:szCs w:val="20"/>
         </w:rPr>
-        <w:t xml:space="preserve">, and click either Cancel or Uncancel depending on the </w:t>
+        <w:t xml:space="preserve">, and click either Cancel or </w:t>
+      </w:r>
+      <w:proofErr w:type="spellStart"/>
+      <w:r>
+        <w:rPr>
+          <w:sz w:val="20"/>
+          <w:szCs w:val="20"/>
+        </w:rPr>
+        <w:t>Uncancel</w:t>
+      </w:r>
+      <w:proofErr w:type="spellEnd"/>
+      <w:r>
+        <w:rPr>
+          <w:sz w:val="20"/>
+          <w:szCs w:val="20"/>
+        </w:rPr>
+        <w:t xml:space="preserve"> depending on the </w:t>
       </w:r>
       <w:proofErr w:type="gramStart"/>
       <w:r>
@@ -22443,6 +22661,465 @@
         <w:rPr>
           <w:b/>
           <w:bCs/>
+          <w:sz w:val="30"/>
+          <w:szCs w:val="30"/>
+        </w:rPr>
+      </w:pPr>
+      <w:r>
+        <w:rPr>
+          <w:b/>
+          <w:bCs/>
+          <w:sz w:val="30"/>
+          <w:szCs w:val="30"/>
+        </w:rPr>
+        <w:lastRenderedPageBreak/>
+        <w:t>Weekends &amp; Bank Holidays</w:t>
+      </w:r>
+    </w:p>
+    <w:p>
+      <w:pPr>
+        <w:rPr>
+          <w:sz w:val="20"/>
+          <w:szCs w:val="20"/>
+        </w:rPr>
+      </w:pPr>
+      <w:r>
+        <w:rPr>
+          <w:sz w:val="20"/>
+          <w:szCs w:val="20"/>
+        </w:rPr>
+        <w:t xml:space="preserve">Weekends and </w:t>
+      </w:r>
+      <w:r>
+        <w:rPr>
+          <w:sz w:val="20"/>
+          <w:szCs w:val="20"/>
+        </w:rPr>
+        <w:t>bank holidays are shaded grey and green respectively</w:t>
+      </w:r>
+      <w:r>
+        <w:rPr>
+          <w:sz w:val="20"/>
+          <w:szCs w:val="20"/>
+        </w:rPr>
+        <w:t xml:space="preserve"> in the Schedule Pane</w:t>
+      </w:r>
+      <w:r>
+        <w:rPr>
+          <w:sz w:val="20"/>
+          <w:szCs w:val="20"/>
+        </w:rPr>
+        <w:t>.</w:t>
+      </w:r>
+    </w:p>
+    <w:p>
+      <w:pPr>
+        <w:rPr>
+          <w:sz w:val="20"/>
+          <w:szCs w:val="20"/>
+        </w:rPr>
+      </w:pPr>
+    </w:p>
+    <w:p>
+      <w:pPr>
+        <w:rPr>
+          <w:b/>
+          <w:bCs/>
+          <w:sz w:val="50"/>
+          <w:szCs w:val="50"/>
+        </w:rPr>
+      </w:pPr>
+      <w:r>
+        <w:rPr>
+          <w:b/>
+          <w:bCs/>
+          <w:noProof/>
+          <w:sz w:val="50"/>
+          <w:szCs w:val="50"/>
+        </w:rPr>
+        <w:drawing>
+          <wp:inline distT="0" distB="0" distL="0" distR="0" wp14:anchorId="283B26D6" wp14:editId="3FA69D98">
+            <wp:extent cx="6613200" cy="4006800"/>
+            <wp:effectExtent l="0" t="0" r="0" b="0"/>
+            <wp:docPr id="521152566" name="Picture 4"/>
+            <wp:cNvGraphicFramePr>
+              <a:graphicFrameLocks xmlns:a="http://schemas.openxmlformats.org/drawingml/2006/main" noChangeAspect="1"/>
+            </wp:cNvGraphicFramePr>
+            <a:graphic xmlns:a="http://schemas.openxmlformats.org/drawingml/2006/main">
+              <a:graphicData uri="http://schemas.openxmlformats.org/drawingml/2006/picture">
+                <pic:pic xmlns:pic="http://schemas.openxmlformats.org/drawingml/2006/picture">
+                  <pic:nvPicPr>
+                    <pic:cNvPr id="0" name="Picture 6"/>
+                    <pic:cNvPicPr>
+                      <a:picLocks noChangeAspect="1" noChangeArrowheads="1"/>
+                    </pic:cNvPicPr>
+                  </pic:nvPicPr>
+                  <pic:blipFill>
+                    <a:blip r:embed="rId50">
+                      <a:extLst>
+                        <a:ext uri="{28A0092B-C50C-407E-A947-70E740481C1C}">
+                          <a14:useLocalDpi xmlns:a14="http://schemas.microsoft.com/office/drawing/2010/main" val="0"/>
+                        </a:ext>
+                      </a:extLst>
+                    </a:blip>
+                    <a:srcRect/>
+                    <a:stretch>
+                      <a:fillRect/>
+                    </a:stretch>
+                  </pic:blipFill>
+                  <pic:spPr bwMode="auto">
+                    <a:xfrm>
+                      <a:off x="0" y="0"/>
+                      <a:ext cx="6613200" cy="4006800"/>
+                    </a:xfrm>
+                    <a:prstGeom prst="rect">
+                      <a:avLst/>
+                    </a:prstGeom>
+                    <a:noFill/>
+                    <a:ln>
+                      <a:noFill/>
+                    </a:ln>
+                  </pic:spPr>
+                </pic:pic>
+              </a:graphicData>
+            </a:graphic>
+          </wp:inline>
+        </w:drawing>
+      </w:r>
+    </w:p>
+    <w:p>
+      <w:pPr>
+        <w:rPr>
+          <w:b/>
+          <w:bCs/>
+          <w:sz w:val="20"/>
+          <w:szCs w:val="20"/>
+        </w:rPr>
+      </w:pPr>
+    </w:p>
+    <w:p>
+      <w:pPr>
+        <w:rPr>
+          <w:b/>
+          <w:bCs/>
+        </w:rPr>
+      </w:pPr>
+      <w:r>
+        <w:rPr>
+          <w:b/>
+          <w:bCs/>
+          <w:noProof/>
+        </w:rPr>
+        <w:drawing>
+          <wp:anchor distT="0" distB="0" distL="360045" distR="114300" simplePos="0" relativeHeight="251736064" behindDoc="0" locked="0" layoutInCell="1" allowOverlap="1" wp14:anchorId="3908E80F" wp14:editId="7ECAA600">
+            <wp:simplePos x="0" y="0"/>
+            <wp:positionH relativeFrom="column">
+              <wp:posOffset>3782060</wp:posOffset>
+            </wp:positionH>
+            <wp:positionV relativeFrom="paragraph">
+              <wp:posOffset>87961</wp:posOffset>
+            </wp:positionV>
+            <wp:extent cx="2912110" cy="1774190"/>
+            <wp:effectExtent l="0" t="0" r="2540" b="0"/>
+            <wp:wrapSquare wrapText="bothSides"/>
+            <wp:docPr id="826238548" name="Picture 5"/>
+            <wp:cNvGraphicFramePr>
+              <a:graphicFrameLocks xmlns:a="http://schemas.openxmlformats.org/drawingml/2006/main" noChangeAspect="1"/>
+            </wp:cNvGraphicFramePr>
+            <a:graphic xmlns:a="http://schemas.openxmlformats.org/drawingml/2006/main">
+              <a:graphicData uri="http://schemas.openxmlformats.org/drawingml/2006/picture">
+                <pic:pic xmlns:pic="http://schemas.openxmlformats.org/drawingml/2006/picture">
+                  <pic:nvPicPr>
+                    <pic:cNvPr id="0" name="Picture 8"/>
+                    <pic:cNvPicPr>
+                      <a:picLocks noChangeAspect="1" noChangeArrowheads="1"/>
+                    </pic:cNvPicPr>
+                  </pic:nvPicPr>
+                  <pic:blipFill>
+                    <a:blip r:embed="rId51">
+                      <a:extLst>
+                        <a:ext uri="{28A0092B-C50C-407E-A947-70E740481C1C}">
+                          <a14:useLocalDpi xmlns:a14="http://schemas.microsoft.com/office/drawing/2010/main" val="0"/>
+                        </a:ext>
+                      </a:extLst>
+                    </a:blip>
+                    <a:srcRect/>
+                    <a:stretch>
+                      <a:fillRect/>
+                    </a:stretch>
+                  </pic:blipFill>
+                  <pic:spPr bwMode="auto">
+                    <a:xfrm>
+                      <a:off x="0" y="0"/>
+                      <a:ext cx="2912110" cy="1774190"/>
+                    </a:xfrm>
+                    <a:prstGeom prst="rect">
+                      <a:avLst/>
+                    </a:prstGeom>
+                    <a:noFill/>
+                    <a:ln>
+                      <a:noFill/>
+                    </a:ln>
+                  </pic:spPr>
+                </pic:pic>
+              </a:graphicData>
+            </a:graphic>
+            <wp14:sizeRelH relativeFrom="margin">
+              <wp14:pctWidth>0</wp14:pctWidth>
+            </wp14:sizeRelH>
+            <wp14:sizeRelV relativeFrom="margin">
+              <wp14:pctHeight>0</wp14:pctHeight>
+            </wp14:sizeRelV>
+          </wp:anchor>
+        </w:drawing>
+      </w:r>
+    </w:p>
+    <w:p>
+      <w:pPr>
+        <w:rPr>
+          <w:b/>
+          <w:bCs/>
+        </w:rPr>
+      </w:pPr>
+      <w:r>
+        <w:rPr>
+          <w:b/>
+          <w:bCs/>
+        </w:rPr>
+        <w:t>Adding New Bank Holidays</w:t>
+      </w:r>
+    </w:p>
+    <w:p>
+      <w:pPr>
+        <w:rPr>
+          <w:sz w:val="20"/>
+          <w:szCs w:val="20"/>
+        </w:rPr>
+      </w:pPr>
+      <w:r>
+        <w:rPr>
+          <w:sz w:val="20"/>
+          <w:szCs w:val="20"/>
+        </w:rPr>
+        <w:t>To</w:t>
+      </w:r>
+      <w:r>
+        <w:rPr>
+          <w:sz w:val="20"/>
+          <w:szCs w:val="20"/>
+        </w:rPr>
+        <w:t xml:space="preserve"> create </w:t>
+      </w:r>
+      <w:r>
+        <w:rPr>
+          <w:sz w:val="20"/>
+          <w:szCs w:val="20"/>
+        </w:rPr>
+        <w:t xml:space="preserve">a </w:t>
+      </w:r>
+      <w:r>
+        <w:rPr>
+          <w:sz w:val="20"/>
+          <w:szCs w:val="20"/>
+        </w:rPr>
+        <w:t xml:space="preserve">new bank holiday, go to Database &gt; New &gt; Bank Holiday in the title bar menu. You will be presented with the window to the </w:t>
+      </w:r>
+      <w:r>
+        <w:rPr>
+          <w:sz w:val="20"/>
+          <w:szCs w:val="20"/>
+        </w:rPr>
+        <w:t>right</w:t>
+      </w:r>
+      <w:r>
+        <w:rPr>
+          <w:sz w:val="20"/>
+          <w:szCs w:val="20"/>
+        </w:rPr>
+        <w:t>.</w:t>
+      </w:r>
+    </w:p>
+    <w:p>
+      <w:pPr>
+        <w:rPr>
+          <w:sz w:val="20"/>
+          <w:szCs w:val="20"/>
+        </w:rPr>
+      </w:pPr>
+      <w:r>
+        <w:rPr>
+          <w:sz w:val="20"/>
+          <w:szCs w:val="20"/>
+        </w:rPr>
+        <w:t xml:space="preserve">Simply set the date and optionally a description, </w:t>
+      </w:r>
+      <w:r>
+        <w:rPr>
+          <w:sz w:val="20"/>
+          <w:szCs w:val="20"/>
+        </w:rPr>
+        <w:t>then</w:t>
+      </w:r>
+      <w:r>
+        <w:rPr>
+          <w:sz w:val="20"/>
+          <w:szCs w:val="20"/>
+        </w:rPr>
+        <w:t xml:space="preserve"> </w:t>
+      </w:r>
+      <w:r>
+        <w:rPr>
+          <w:sz w:val="20"/>
+          <w:szCs w:val="20"/>
+        </w:rPr>
+        <w:t>click Save.</w:t>
+      </w:r>
+    </w:p>
+    <w:p>
+      <w:pPr>
+        <w:rPr>
+          <w:sz w:val="20"/>
+          <w:szCs w:val="20"/>
+        </w:rPr>
+      </w:pPr>
+      <w:r>
+        <w:rPr>
+          <w:sz w:val="20"/>
+          <w:szCs w:val="20"/>
+        </w:rPr>
+        <w:br/>
+      </w:r>
+    </w:p>
+    <w:p>
+      <w:pPr>
+        <w:rPr>
+          <w:b/>
+          <w:bCs/>
+        </w:rPr>
+      </w:pPr>
+      <w:r>
+        <w:rPr>
+          <w:b/>
+          <w:bCs/>
+        </w:rPr>
+        <w:t xml:space="preserve">Editing </w:t>
+      </w:r>
+      <w:r>
+        <w:rPr>
+          <w:b/>
+          <w:bCs/>
+        </w:rPr>
+        <w:t xml:space="preserve">or Deleting </w:t>
+      </w:r>
+      <w:r>
+        <w:rPr>
+          <w:b/>
+          <w:bCs/>
+        </w:rPr>
+        <w:t>an Existing Bank Holiday</w:t>
+      </w:r>
+    </w:p>
+    <w:p>
+      <w:pPr>
+        <w:rPr>
+          <w:sz w:val="20"/>
+          <w:szCs w:val="20"/>
+        </w:rPr>
+      </w:pPr>
+      <w:r>
+        <w:rPr>
+          <w:sz w:val="20"/>
+          <w:szCs w:val="20"/>
+        </w:rPr>
+        <w:t xml:space="preserve">To edit an existing bank holiday, </w:t>
+      </w:r>
+      <w:r>
+        <w:rPr>
+          <w:sz w:val="20"/>
+          <w:szCs w:val="20"/>
+        </w:rPr>
+        <w:t xml:space="preserve">select Bank Holiday in the Data Pane’s table dropdown, and click Search. Double </w:t>
+      </w:r>
+      <w:proofErr w:type="gramStart"/>
+      <w:r>
+        <w:rPr>
+          <w:sz w:val="20"/>
+          <w:szCs w:val="20"/>
+        </w:rPr>
+        <w:t>click</w:t>
+      </w:r>
+      <w:proofErr w:type="gramEnd"/>
+      <w:r>
+        <w:rPr>
+          <w:sz w:val="20"/>
+          <w:szCs w:val="20"/>
+        </w:rPr>
+        <w:t xml:space="preserve"> on one</w:t>
+      </w:r>
+      <w:r>
+        <w:rPr>
+          <w:sz w:val="20"/>
+          <w:szCs w:val="20"/>
+        </w:rPr>
+        <w:t xml:space="preserve"> you wish to adjust</w:t>
+      </w:r>
+      <w:r>
+        <w:rPr>
+          <w:sz w:val="20"/>
+          <w:szCs w:val="20"/>
+        </w:rPr>
+        <w:t>, and click Save.</w:t>
+      </w:r>
+    </w:p>
+    <w:p>
+      <w:pPr>
+        <w:rPr>
+          <w:sz w:val="20"/>
+          <w:szCs w:val="20"/>
+        </w:rPr>
+      </w:pPr>
+      <w:r>
+        <w:rPr>
+          <w:sz w:val="20"/>
+          <w:szCs w:val="20"/>
+        </w:rPr>
+        <w:t>To delete a bank holiday, follow the same process above, but click Delete. Alternatively, right click on multiple bank holidays in the Data Pane, and</w:t>
+      </w:r>
+      <w:r>
+        <w:rPr>
+          <w:sz w:val="20"/>
+          <w:szCs w:val="20"/>
+        </w:rPr>
+        <w:t xml:space="preserve"> click</w:t>
+      </w:r>
+      <w:r>
+        <w:rPr>
+          <w:sz w:val="20"/>
+          <w:szCs w:val="20"/>
+        </w:rPr>
+        <w:t xml:space="preserve"> Delete there.</w:t>
+      </w:r>
+    </w:p>
+    <w:p>
+      <w:pPr>
+        <w:rPr>
+          <w:sz w:val="50"/>
+          <w:szCs w:val="50"/>
+        </w:rPr>
+      </w:pPr>
+      <w:r>
+        <w:rPr>
+          <w:sz w:val="50"/>
+          <w:szCs w:val="50"/>
+        </w:rPr>
+        <w:br w:type="page"/>
+      </w:r>
+    </w:p>
+    <w:p>
+      <w:pPr>
+        <w:rPr>
+          <w:b/>
+          <w:bCs/>
           <w:sz w:val="50"/>
           <w:szCs w:val="50"/>
         </w:rPr>
@@ -22592,7 +23269,7 @@
                     </pic:cNvPicPr>
                   </pic:nvPicPr>
                   <pic:blipFill>
-                    <a:blip r:embed="rId50">
+                    <a:blip r:embed="rId52">
                       <a:extLst>
                         <a:ext uri="{28A0092B-C50C-407E-A947-70E740481C1C}">
                           <a14:useLocalDpi xmlns:a14="http://schemas.microsoft.com/office/drawing/2010/main" val="0"/>
@@ -23445,7 +24122,7 @@
                     </pic:cNvPicPr>
                   </pic:nvPicPr>
                   <pic:blipFill>
-                    <a:blip r:embed="rId51">
+                    <a:blip r:embed="rId53">
                       <a:extLst>
                         <a:ext uri="{28A0092B-C50C-407E-A947-70E740481C1C}">
                           <a14:useLocalDpi xmlns:a14="http://schemas.microsoft.com/office/drawing/2010/main" val="0"/>
@@ -23558,7 +24235,7 @@
                     </pic:cNvPicPr>
                   </pic:nvPicPr>
                   <pic:blipFill>
-                    <a:blip r:embed="rId52">
+                    <a:blip r:embed="rId54">
                       <a:extLst>
                         <a:ext uri="{28A0092B-C50C-407E-A947-70E740481C1C}">
                           <a14:useLocalDpi xmlns:a14="http://schemas.microsoft.com/office/drawing/2010/main" val="0"/>
@@ -23736,7 +24413,7 @@
                     </pic:cNvPicPr>
                   </pic:nvPicPr>
                   <pic:blipFill>
-                    <a:blip r:embed="rId53">
+                    <a:blip r:embed="rId55">
                       <a:extLst>
                         <a:ext uri="{28A0092B-C50C-407E-A947-70E740481C1C}">
                           <a14:useLocalDpi xmlns:a14="http://schemas.microsoft.com/office/drawing/2010/main" val="0"/>
@@ -24132,7 +24809,7 @@
                     </pic:cNvPicPr>
                   </pic:nvPicPr>
                   <pic:blipFill>
-                    <a:blip r:embed="rId54">
+                    <a:blip r:embed="rId56">
                       <a:extLst>
                         <a:ext uri="{28A0092B-C50C-407E-A947-70E740481C1C}">
                           <a14:useLocalDpi xmlns:a14="http://schemas.microsoft.com/office/drawing/2010/main" val="0"/>
@@ -24611,13 +25288,22 @@
               </w:rPr>
               <w:t xml:space="preserve">  [</w:t>
             </w:r>
+            <w:proofErr w:type="spellStart"/>
             <w:proofErr w:type="gramEnd"/>
             <w:r>
               <w:rPr>
                 <w:sz w:val="20"/>
                 <w:szCs w:val="20"/>
               </w:rPr>
-              <w:t>Ctrl+Shift+C]</w:t>
+              <w:t>Ctrl+Shift+C</w:t>
+            </w:r>
+            <w:proofErr w:type="spellEnd"/>
+            <w:r>
+              <w:rPr>
+                <w:sz w:val="20"/>
+                <w:szCs w:val="20"/>
+              </w:rPr>
+              <w:t>]</w:t>
             </w:r>
             <w:r>
               <w:rPr>
@@ -25358,14 +26044,25 @@
         </w:rPr>
         <w:t xml:space="preserve"> can be found at the end of this document under </w:t>
       </w:r>
-      <w:r>
-        <w:rPr>
-          <w:b/>
-          <w:bCs/>
-          <w:sz w:val="20"/>
-          <w:szCs w:val="20"/>
-        </w:rPr>
-        <w:t xml:space="preserve">BridgeManager Database </w:t>
+      <w:proofErr w:type="spellStart"/>
+      <w:r>
+        <w:rPr>
+          <w:b/>
+          <w:bCs/>
+          <w:sz w:val="20"/>
+          <w:szCs w:val="20"/>
+        </w:rPr>
+        <w:t>BridgeManager</w:t>
+      </w:r>
+      <w:proofErr w:type="spellEnd"/>
+      <w:r>
+        <w:rPr>
+          <w:b/>
+          <w:bCs/>
+          <w:sz w:val="20"/>
+          <w:szCs w:val="20"/>
+        </w:rPr>
+        <w:t xml:space="preserve"> Database </w:t>
       </w:r>
       <w:r>
         <w:rPr>
@@ -25596,191 +26293,6 @@
                       <pic:pic xmlns:pic="http://schemas.openxmlformats.org/drawingml/2006/picture">
                         <pic:nvPicPr>
                           <pic:cNvPr id="0" name="Picture 94"/>
-                          <pic:cNvPicPr>
-                            <a:picLocks noChangeAspect="1" noChangeArrowheads="1"/>
-                          </pic:cNvPicPr>
-                        </pic:nvPicPr>
-                        <pic:blipFill>
-                          <a:blip r:embed="rId55">
-                            <a:extLst>
-                              <a:ext uri="{28A0092B-C50C-407E-A947-70E740481C1C}">
-                                <a14:useLocalDpi xmlns:a14="http://schemas.microsoft.com/office/drawing/2010/main" val="0"/>
-                              </a:ext>
-                            </a:extLst>
-                          </a:blip>
-                          <a:srcRect/>
-                          <a:stretch>
-                            <a:fillRect/>
-                          </a:stretch>
-                        </pic:blipFill>
-                        <pic:spPr bwMode="auto">
-                          <a:xfrm>
-                            <a:off x="0" y="0"/>
-                            <a:ext cx="306000" cy="306000"/>
-                          </a:xfrm>
-                          <a:prstGeom prst="rect">
-                            <a:avLst/>
-                          </a:prstGeom>
-                          <a:noFill/>
-                          <a:ln>
-                            <a:noFill/>
-                          </a:ln>
-                        </pic:spPr>
-                      </pic:pic>
-                    </a:graphicData>
-                  </a:graphic>
-                </wp:inline>
-              </w:drawing>
-            </w:r>
-          </w:p>
-        </w:tc>
-        <w:tc>
-          <w:tcPr>
-            <w:tcW w:w="4819" w:type="dxa"/>
-            <w:vAlign w:val="center"/>
-          </w:tcPr>
-          <w:p>
-            <w:pPr>
-              <w:rPr>
-                <w:sz w:val="20"/>
-                <w:szCs w:val="20"/>
-              </w:rPr>
-            </w:pPr>
-            <w:r>
-              <w:rPr>
-                <w:sz w:val="20"/>
-                <w:szCs w:val="20"/>
-              </w:rPr>
-              <w:t>Add a new standard Select Query Builder tab.</w:t>
-            </w:r>
-          </w:p>
-        </w:tc>
-        <w:tc>
-          <w:tcPr>
-            <w:tcW w:w="851" w:type="dxa"/>
-            <w:vAlign w:val="center"/>
-          </w:tcPr>
-          <w:p>
-            <w:pPr>
-              <w:rPr>
-                <w:b/>
-                <w:bCs/>
-                <w:sz w:val="20"/>
-                <w:szCs w:val="20"/>
-              </w:rPr>
-            </w:pPr>
-            <w:r>
-              <w:rPr>
-                <w:noProof/>
-                <w:sz w:val="20"/>
-                <w:szCs w:val="20"/>
-              </w:rPr>
-              <w:drawing>
-                <wp:inline distT="0" distB="0" distL="0" distR="0" wp14:anchorId="6D503EA0" wp14:editId="3A7F7EC1">
-                  <wp:extent cx="306000" cy="306000"/>
-                  <wp:effectExtent l="0" t="0" r="0" b="0"/>
-                  <wp:docPr id="1907993038" name="Picture 44"/>
-                  <wp:cNvGraphicFramePr>
-                    <a:graphicFrameLocks xmlns:a="http://schemas.openxmlformats.org/drawingml/2006/main" noChangeAspect="1"/>
-                  </wp:cNvGraphicFramePr>
-                  <a:graphic xmlns:a="http://schemas.openxmlformats.org/drawingml/2006/main">
-                    <a:graphicData uri="http://schemas.openxmlformats.org/drawingml/2006/picture">
-                      <pic:pic xmlns:pic="http://schemas.openxmlformats.org/drawingml/2006/picture">
-                        <pic:nvPicPr>
-                          <pic:cNvPr id="0" name="Picture 97"/>
-                          <pic:cNvPicPr>
-                            <a:picLocks noChangeAspect="1" noChangeArrowheads="1"/>
-                          </pic:cNvPicPr>
-                        </pic:nvPicPr>
-                        <pic:blipFill>
-                          <a:blip r:embed="rId56">
-                            <a:extLst>
-                              <a:ext uri="{28A0092B-C50C-407E-A947-70E740481C1C}">
-                                <a14:useLocalDpi xmlns:a14="http://schemas.microsoft.com/office/drawing/2010/main" val="0"/>
-                              </a:ext>
-                            </a:extLst>
-                          </a:blip>
-                          <a:srcRect/>
-                          <a:stretch>
-                            <a:fillRect/>
-                          </a:stretch>
-                        </pic:blipFill>
-                        <pic:spPr bwMode="auto">
-                          <a:xfrm>
-                            <a:off x="0" y="0"/>
-                            <a:ext cx="306000" cy="306000"/>
-                          </a:xfrm>
-                          <a:prstGeom prst="rect">
-                            <a:avLst/>
-                          </a:prstGeom>
-                          <a:noFill/>
-                          <a:ln>
-                            <a:noFill/>
-                          </a:ln>
-                        </pic:spPr>
-                      </pic:pic>
-                    </a:graphicData>
-                  </a:graphic>
-                </wp:inline>
-              </w:drawing>
-            </w:r>
-          </w:p>
-        </w:tc>
-        <w:tc>
-          <w:tcPr>
-            <w:tcW w:w="4015" w:type="dxa"/>
-            <w:vAlign w:val="center"/>
-          </w:tcPr>
-          <w:p>
-            <w:pPr>
-              <w:rPr>
-                <w:sz w:val="20"/>
-                <w:szCs w:val="20"/>
-              </w:rPr>
-            </w:pPr>
-            <w:r>
-              <w:rPr>
-                <w:sz w:val="20"/>
-                <w:szCs w:val="20"/>
-              </w:rPr>
-              <w:t>Delete the current tab.</w:t>
-            </w:r>
-          </w:p>
-        </w:tc>
-      </w:tr>
-      <w:tr>
-        <w:tc>
-          <w:tcPr>
-            <w:tcW w:w="851" w:type="dxa"/>
-          </w:tcPr>
-          <w:p>
-            <w:pPr>
-              <w:rPr>
-                <w:b/>
-                <w:bCs/>
-                <w:sz w:val="30"/>
-                <w:szCs w:val="30"/>
-              </w:rPr>
-            </w:pPr>
-            <w:r>
-              <w:rPr>
-                <w:noProof/>
-                <w:sz w:val="20"/>
-                <w:szCs w:val="20"/>
-              </w:rPr>
-              <w:drawing>
-                <wp:inline distT="0" distB="0" distL="0" distR="0" wp14:anchorId="3F2D43D1" wp14:editId="468F71E8">
-                  <wp:extent cx="306000" cy="306000"/>
-                  <wp:effectExtent l="0" t="0" r="0" b="0"/>
-                  <wp:docPr id="454255913" name="Picture 42"/>
-                  <wp:cNvGraphicFramePr>
-                    <a:graphicFrameLocks xmlns:a="http://schemas.openxmlformats.org/drawingml/2006/main" noChangeAspect="1"/>
-                  </wp:cNvGraphicFramePr>
-                  <a:graphic xmlns:a="http://schemas.openxmlformats.org/drawingml/2006/main">
-                    <a:graphicData uri="http://schemas.openxmlformats.org/drawingml/2006/picture">
-                      <pic:pic xmlns:pic="http://schemas.openxmlformats.org/drawingml/2006/picture">
-                        <pic:nvPicPr>
-                          <pic:cNvPr id="0" name="Picture 95"/>
                           <pic:cNvPicPr>
                             <a:picLocks noChangeAspect="1" noChangeArrowheads="1"/>
                           </pic:cNvPicPr>
@@ -25836,7 +26348,7 @@
                 <w:sz w:val="20"/>
                 <w:szCs w:val="20"/>
               </w:rPr>
-              <w:t>Add a new Select Statement tab.</w:t>
+              <w:t>Add a new standard Select Query Builder tab.</w:t>
             </w:r>
           </w:p>
         </w:tc>
@@ -25861,10 +26373,10 @@
                 <w:szCs w:val="20"/>
               </w:rPr>
               <w:drawing>
-                <wp:inline distT="0" distB="0" distL="0" distR="0" wp14:anchorId="14BAD719" wp14:editId="5EDA97AC">
+                <wp:inline distT="0" distB="0" distL="0" distR="0" wp14:anchorId="6D503EA0" wp14:editId="3A7F7EC1">
                   <wp:extent cx="306000" cy="306000"/>
                   <wp:effectExtent l="0" t="0" r="0" b="0"/>
-                  <wp:docPr id="952686462" name="Picture 46"/>
+                  <wp:docPr id="1907993038" name="Picture 44"/>
                   <wp:cNvGraphicFramePr>
                     <a:graphicFrameLocks xmlns:a="http://schemas.openxmlformats.org/drawingml/2006/main" noChangeAspect="1"/>
                   </wp:cNvGraphicFramePr>
@@ -25872,7 +26384,7 @@
                     <a:graphicData uri="http://schemas.openxmlformats.org/drawingml/2006/picture">
                       <pic:pic xmlns:pic="http://schemas.openxmlformats.org/drawingml/2006/picture">
                         <pic:nvPicPr>
-                          <pic:cNvPr id="0" name="Picture 99"/>
+                          <pic:cNvPr id="0" name="Picture 97"/>
                           <pic:cNvPicPr>
                             <a:picLocks noChangeAspect="1" noChangeArrowheads="1"/>
                           </pic:cNvPicPr>
@@ -25928,7 +26440,7 @@
                 <w:sz w:val="20"/>
                 <w:szCs w:val="20"/>
               </w:rPr>
-              <w:t>Move the tab one space to the left.</w:t>
+              <w:t>Delete the current tab.</w:t>
             </w:r>
           </w:p>
         </w:tc>
@@ -25954,10 +26466,10 @@
                 <w:szCs w:val="20"/>
               </w:rPr>
               <w:drawing>
-                <wp:inline distT="0" distB="0" distL="0" distR="0" wp14:anchorId="0A5CEE58" wp14:editId="2A304B5C">
+                <wp:inline distT="0" distB="0" distL="0" distR="0" wp14:anchorId="3F2D43D1" wp14:editId="468F71E8">
                   <wp:extent cx="306000" cy="306000"/>
                   <wp:effectExtent l="0" t="0" r="0" b="0"/>
-                  <wp:docPr id="1633277271" name="Picture 43"/>
+                  <wp:docPr id="454255913" name="Picture 42"/>
                   <wp:cNvGraphicFramePr>
                     <a:graphicFrameLocks xmlns:a="http://schemas.openxmlformats.org/drawingml/2006/main" noChangeAspect="1"/>
                   </wp:cNvGraphicFramePr>
@@ -25965,7 +26477,7 @@
                     <a:graphicData uri="http://schemas.openxmlformats.org/drawingml/2006/picture">
                       <pic:pic xmlns:pic="http://schemas.openxmlformats.org/drawingml/2006/picture">
                         <pic:nvPicPr>
-                          <pic:cNvPr id="0" name="Picture 96"/>
+                          <pic:cNvPr id="0" name="Picture 95"/>
                           <pic:cNvPicPr>
                             <a:picLocks noChangeAspect="1" noChangeArrowheads="1"/>
                           </pic:cNvPicPr>
@@ -26021,7 +26533,7 @@
                 <w:sz w:val="20"/>
                 <w:szCs w:val="20"/>
               </w:rPr>
-              <w:t>Duplicate the current tab.</w:t>
+              <w:t>Add a new Select Statement tab.</w:t>
             </w:r>
           </w:p>
         </w:tc>
@@ -26046,10 +26558,10 @@
                 <w:szCs w:val="20"/>
               </w:rPr>
               <w:drawing>
-                <wp:inline distT="0" distB="0" distL="0" distR="0" wp14:anchorId="14753920" wp14:editId="701D3539">
+                <wp:inline distT="0" distB="0" distL="0" distR="0" wp14:anchorId="14BAD719" wp14:editId="5EDA97AC">
                   <wp:extent cx="306000" cy="306000"/>
                   <wp:effectExtent l="0" t="0" r="0" b="0"/>
-                  <wp:docPr id="857029062" name="Picture 47"/>
+                  <wp:docPr id="952686462" name="Picture 46"/>
                   <wp:cNvGraphicFramePr>
                     <a:graphicFrameLocks xmlns:a="http://schemas.openxmlformats.org/drawingml/2006/main" noChangeAspect="1"/>
                   </wp:cNvGraphicFramePr>
@@ -26057,7 +26569,7 @@
                     <a:graphicData uri="http://schemas.openxmlformats.org/drawingml/2006/picture">
                       <pic:pic xmlns:pic="http://schemas.openxmlformats.org/drawingml/2006/picture">
                         <pic:nvPicPr>
-                          <pic:cNvPr id="0" name="Picture 100"/>
+                          <pic:cNvPr id="0" name="Picture 99"/>
                           <pic:cNvPicPr>
                             <a:picLocks noChangeAspect="1" noChangeArrowheads="1"/>
                           </pic:cNvPicPr>
@@ -26113,6 +26625,191 @@
                 <w:sz w:val="20"/>
                 <w:szCs w:val="20"/>
               </w:rPr>
+              <w:t>Move the tab one space to the left.</w:t>
+            </w:r>
+          </w:p>
+        </w:tc>
+      </w:tr>
+      <w:tr>
+        <w:tc>
+          <w:tcPr>
+            <w:tcW w:w="851" w:type="dxa"/>
+          </w:tcPr>
+          <w:p>
+            <w:pPr>
+              <w:rPr>
+                <w:b/>
+                <w:bCs/>
+                <w:sz w:val="30"/>
+                <w:szCs w:val="30"/>
+              </w:rPr>
+            </w:pPr>
+            <w:r>
+              <w:rPr>
+                <w:noProof/>
+                <w:sz w:val="20"/>
+                <w:szCs w:val="20"/>
+              </w:rPr>
+              <w:drawing>
+                <wp:inline distT="0" distB="0" distL="0" distR="0" wp14:anchorId="0A5CEE58" wp14:editId="2A304B5C">
+                  <wp:extent cx="306000" cy="306000"/>
+                  <wp:effectExtent l="0" t="0" r="0" b="0"/>
+                  <wp:docPr id="1633277271" name="Picture 43"/>
+                  <wp:cNvGraphicFramePr>
+                    <a:graphicFrameLocks xmlns:a="http://schemas.openxmlformats.org/drawingml/2006/main" noChangeAspect="1"/>
+                  </wp:cNvGraphicFramePr>
+                  <a:graphic xmlns:a="http://schemas.openxmlformats.org/drawingml/2006/main">
+                    <a:graphicData uri="http://schemas.openxmlformats.org/drawingml/2006/picture">
+                      <pic:pic xmlns:pic="http://schemas.openxmlformats.org/drawingml/2006/picture">
+                        <pic:nvPicPr>
+                          <pic:cNvPr id="0" name="Picture 96"/>
+                          <pic:cNvPicPr>
+                            <a:picLocks noChangeAspect="1" noChangeArrowheads="1"/>
+                          </pic:cNvPicPr>
+                        </pic:nvPicPr>
+                        <pic:blipFill>
+                          <a:blip r:embed="rId61">
+                            <a:extLst>
+                              <a:ext uri="{28A0092B-C50C-407E-A947-70E740481C1C}">
+                                <a14:useLocalDpi xmlns:a14="http://schemas.microsoft.com/office/drawing/2010/main" val="0"/>
+                              </a:ext>
+                            </a:extLst>
+                          </a:blip>
+                          <a:srcRect/>
+                          <a:stretch>
+                            <a:fillRect/>
+                          </a:stretch>
+                        </pic:blipFill>
+                        <pic:spPr bwMode="auto">
+                          <a:xfrm>
+                            <a:off x="0" y="0"/>
+                            <a:ext cx="306000" cy="306000"/>
+                          </a:xfrm>
+                          <a:prstGeom prst="rect">
+                            <a:avLst/>
+                          </a:prstGeom>
+                          <a:noFill/>
+                          <a:ln>
+                            <a:noFill/>
+                          </a:ln>
+                        </pic:spPr>
+                      </pic:pic>
+                    </a:graphicData>
+                  </a:graphic>
+                </wp:inline>
+              </w:drawing>
+            </w:r>
+          </w:p>
+        </w:tc>
+        <w:tc>
+          <w:tcPr>
+            <w:tcW w:w="4819" w:type="dxa"/>
+            <w:vAlign w:val="center"/>
+          </w:tcPr>
+          <w:p>
+            <w:pPr>
+              <w:rPr>
+                <w:sz w:val="20"/>
+                <w:szCs w:val="20"/>
+              </w:rPr>
+            </w:pPr>
+            <w:r>
+              <w:rPr>
+                <w:sz w:val="20"/>
+                <w:szCs w:val="20"/>
+              </w:rPr>
+              <w:t>Duplicate the current tab.</w:t>
+            </w:r>
+          </w:p>
+        </w:tc>
+        <w:tc>
+          <w:tcPr>
+            <w:tcW w:w="851" w:type="dxa"/>
+            <w:vAlign w:val="center"/>
+          </w:tcPr>
+          <w:p>
+            <w:pPr>
+              <w:rPr>
+                <w:b/>
+                <w:bCs/>
+                <w:sz w:val="20"/>
+                <w:szCs w:val="20"/>
+              </w:rPr>
+            </w:pPr>
+            <w:r>
+              <w:rPr>
+                <w:noProof/>
+                <w:sz w:val="20"/>
+                <w:szCs w:val="20"/>
+              </w:rPr>
+              <w:drawing>
+                <wp:inline distT="0" distB="0" distL="0" distR="0" wp14:anchorId="14753920" wp14:editId="701D3539">
+                  <wp:extent cx="306000" cy="306000"/>
+                  <wp:effectExtent l="0" t="0" r="0" b="0"/>
+                  <wp:docPr id="857029062" name="Picture 47"/>
+                  <wp:cNvGraphicFramePr>
+                    <a:graphicFrameLocks xmlns:a="http://schemas.openxmlformats.org/drawingml/2006/main" noChangeAspect="1"/>
+                  </wp:cNvGraphicFramePr>
+                  <a:graphic xmlns:a="http://schemas.openxmlformats.org/drawingml/2006/main">
+                    <a:graphicData uri="http://schemas.openxmlformats.org/drawingml/2006/picture">
+                      <pic:pic xmlns:pic="http://schemas.openxmlformats.org/drawingml/2006/picture">
+                        <pic:nvPicPr>
+                          <pic:cNvPr id="0" name="Picture 100"/>
+                          <pic:cNvPicPr>
+                            <a:picLocks noChangeAspect="1" noChangeArrowheads="1"/>
+                          </pic:cNvPicPr>
+                        </pic:nvPicPr>
+                        <pic:blipFill>
+                          <a:blip r:embed="rId62">
+                            <a:extLst>
+                              <a:ext uri="{28A0092B-C50C-407E-A947-70E740481C1C}">
+                                <a14:useLocalDpi xmlns:a14="http://schemas.microsoft.com/office/drawing/2010/main" val="0"/>
+                              </a:ext>
+                            </a:extLst>
+                          </a:blip>
+                          <a:srcRect/>
+                          <a:stretch>
+                            <a:fillRect/>
+                          </a:stretch>
+                        </pic:blipFill>
+                        <pic:spPr bwMode="auto">
+                          <a:xfrm>
+                            <a:off x="0" y="0"/>
+                            <a:ext cx="306000" cy="306000"/>
+                          </a:xfrm>
+                          <a:prstGeom prst="rect">
+                            <a:avLst/>
+                          </a:prstGeom>
+                          <a:noFill/>
+                          <a:ln>
+                            <a:noFill/>
+                          </a:ln>
+                        </pic:spPr>
+                      </pic:pic>
+                    </a:graphicData>
+                  </a:graphic>
+                </wp:inline>
+              </w:drawing>
+            </w:r>
+          </w:p>
+        </w:tc>
+        <w:tc>
+          <w:tcPr>
+            <w:tcW w:w="4015" w:type="dxa"/>
+            <w:vAlign w:val="center"/>
+          </w:tcPr>
+          <w:p>
+            <w:pPr>
+              <w:rPr>
+                <w:sz w:val="20"/>
+                <w:szCs w:val="20"/>
+              </w:rPr>
+            </w:pPr>
+            <w:r>
+              <w:rPr>
+                <w:sz w:val="20"/>
+                <w:szCs w:val="20"/>
+              </w:rPr>
               <w:t>Move the tab one space to the right.</w:t>
             </w:r>
           </w:p>
@@ -26346,7 +27043,7 @@
                     </pic:cNvPicPr>
                   </pic:nvPicPr>
                   <pic:blipFill>
-                    <a:blip r:embed="rId61">
+                    <a:blip r:embed="rId63">
                       <a:extLst>
                         <a:ext uri="{28A0092B-C50C-407E-A947-70E740481C1C}">
                           <a14:useLocalDpi xmlns:a14="http://schemas.microsoft.com/office/drawing/2010/main" val="0"/>
@@ -26878,7 +27575,7 @@
                     </pic:cNvPicPr>
                   </pic:nvPicPr>
                   <pic:blipFill>
-                    <a:blip r:embed="rId62">
+                    <a:blip r:embed="rId64">
                       <a:extLst>
                         <a:ext uri="{28A0092B-C50C-407E-A947-70E740481C1C}">
                           <a14:useLocalDpi xmlns:a14="http://schemas.microsoft.com/office/drawing/2010/main" val="0"/>
@@ -27075,7 +27772,7 @@
                     </pic:cNvPicPr>
                   </pic:nvPicPr>
                   <pic:blipFill>
-                    <a:blip r:embed="rId63">
+                    <a:blip r:embed="rId65">
                       <a:extLst>
                         <a:ext uri="{28A0092B-C50C-407E-A947-70E740481C1C}">
                           <a14:useLocalDpi xmlns:a14="http://schemas.microsoft.com/office/drawing/2010/main" val="0"/>
@@ -27209,7 +27906,7 @@
                     </pic:cNvPicPr>
                   </pic:nvPicPr>
                   <pic:blipFill>
-                    <a:blip r:embed="rId64">
+                    <a:blip r:embed="rId66">
                       <a:extLst>
                         <a:ext uri="{28A0092B-C50C-407E-A947-70E740481C1C}">
                           <a14:useLocalDpi xmlns:a14="http://schemas.microsoft.com/office/drawing/2010/main" val="0"/>
@@ -27474,7 +28171,7 @@
                     </pic:cNvPicPr>
                   </pic:nvPicPr>
                   <pic:blipFill>
-                    <a:blip r:embed="rId65">
+                    <a:blip r:embed="rId67">
                       <a:extLst>
                         <a:ext uri="{28A0092B-C50C-407E-A947-70E740481C1C}">
                           <a14:useLocalDpi xmlns:a14="http://schemas.microsoft.com/office/drawing/2010/main" val="0"/>
@@ -27719,7 +28416,7 @@
                     </pic:cNvPicPr>
                   </pic:nvPicPr>
                   <pic:blipFill>
-                    <a:blip r:embed="rId66">
+                    <a:blip r:embed="rId68">
                       <a:extLst>
                         <a:ext uri="{28A0092B-C50C-407E-A947-70E740481C1C}">
                           <a14:useLocalDpi xmlns:a14="http://schemas.microsoft.com/office/drawing/2010/main" val="0"/>
@@ -27949,7 +28646,7 @@
                     </pic:cNvPicPr>
                   </pic:nvPicPr>
                   <pic:blipFill>
-                    <a:blip r:embed="rId57">
+                    <a:blip r:embed="rId59">
                       <a:extLst>
                         <a:ext uri="{28A0092B-C50C-407E-A947-70E740481C1C}">
                           <a14:useLocalDpi xmlns:a14="http://schemas.microsoft.com/office/drawing/2010/main" val="0"/>
@@ -28103,14 +28800,25 @@
         </w:rPr>
         <w:t xml:space="preserve"> </w:t>
       </w:r>
-      <w:r>
-        <w:rPr>
-          <w:b/>
-          <w:bCs/>
-          <w:sz w:val="20"/>
-          <w:szCs w:val="20"/>
-        </w:rPr>
-        <w:t xml:space="preserve">BridgeManager Database </w:t>
+      <w:proofErr w:type="spellStart"/>
+      <w:r>
+        <w:rPr>
+          <w:b/>
+          <w:bCs/>
+          <w:sz w:val="20"/>
+          <w:szCs w:val="20"/>
+        </w:rPr>
+        <w:t>BridgeManager</w:t>
+      </w:r>
+      <w:proofErr w:type="spellEnd"/>
+      <w:r>
+        <w:rPr>
+          <w:b/>
+          <w:bCs/>
+          <w:sz w:val="20"/>
+          <w:szCs w:val="20"/>
+        </w:rPr>
+        <w:t xml:space="preserve"> Database </w:t>
       </w:r>
       <w:r>
         <w:rPr>
@@ -28197,7 +28905,7 @@
                     </pic:cNvPicPr>
                   </pic:nvPicPr>
                   <pic:blipFill>
-                    <a:blip r:embed="rId67">
+                    <a:blip r:embed="rId69">
                       <a:extLst>
                         <a:ext uri="{28A0092B-C50C-407E-A947-70E740481C1C}">
                           <a14:useLocalDpi xmlns:a14="http://schemas.microsoft.com/office/drawing/2010/main" val="0"/>
@@ -28422,7 +29130,7 @@
                     </pic:cNvPicPr>
                   </pic:nvPicPr>
                   <pic:blipFill>
-                    <a:blip r:embed="rId68">
+                    <a:blip r:embed="rId70">
                       <a:extLst>
                         <a:ext uri="{28A0092B-C50C-407E-A947-70E740481C1C}">
                           <a14:useLocalDpi xmlns:a14="http://schemas.microsoft.com/office/drawing/2010/main" val="0"/>
@@ -30479,7 +31187,7 @@
                     </pic:cNvPicPr>
                   </pic:nvPicPr>
                   <pic:blipFill>
-                    <a:blip r:embed="rId69">
+                    <a:blip r:embed="rId71">
                       <a:extLst>
                         <a:ext uri="{28A0092B-C50C-407E-A947-70E740481C1C}">
                           <a14:useLocalDpi xmlns:a14="http://schemas.microsoft.com/office/drawing/2010/main" val="0"/>
@@ -30613,7 +31321,7 @@
                     </pic:cNvPicPr>
                   </pic:nvPicPr>
                   <pic:blipFill>
-                    <a:blip r:embed="rId70">
+                    <a:blip r:embed="rId72">
                       <a:extLst>
                         <a:ext uri="{28A0092B-C50C-407E-A947-70E740481C1C}">
                           <a14:useLocalDpi xmlns:a14="http://schemas.microsoft.com/office/drawing/2010/main" val="0"/>
@@ -30682,7 +31390,7 @@
                     </pic:cNvPicPr>
                   </pic:nvPicPr>
                   <pic:blipFill>
-                    <a:blip r:embed="rId71">
+                    <a:blip r:embed="rId73">
                       <a:extLst>
                         <a:ext uri="{28A0092B-C50C-407E-A947-70E740481C1C}">
                           <a14:useLocalDpi xmlns:a14="http://schemas.microsoft.com/office/drawing/2010/main" val="0"/>
@@ -30751,7 +31459,7 @@
                     </pic:cNvPicPr>
                   </pic:nvPicPr>
                   <pic:blipFill>
-                    <a:blip r:embed="rId72">
+                    <a:blip r:embed="rId74">
                       <a:extLst>
                         <a:ext uri="{28A0092B-C50C-407E-A947-70E740481C1C}">
                           <a14:useLocalDpi xmlns:a14="http://schemas.microsoft.com/office/drawing/2010/main" val="0"/>
@@ -30998,6 +31706,7 @@
           <w:szCs w:val="30"/>
         </w:rPr>
       </w:pPr>
+      <w:proofErr w:type="spellStart"/>
       <w:r>
         <w:rPr>
           <w:b/>
@@ -31006,22 +31715,160 @@
           <w:szCs w:val="30"/>
         </w:rPr>
         <w:lastRenderedPageBreak/>
-        <w:t>BridgeManager Database Diagram</w:t>
-      </w:r>
-    </w:p>
-    <w:p>
-      <w:pPr>
-        <w:rPr>
-          <w:sz w:val="20"/>
-          <w:szCs w:val="20"/>
-        </w:rPr>
-      </w:pPr>
-      <w:r>
-        <w:rPr>
-          <w:sz w:val="20"/>
-          <w:szCs w:val="20"/>
-        </w:rPr>
-        <w:t>Note that the diagram below is not exhaustive, as it omits the OrganisationOrder, AssetOrder, ContactOrder, ConferenceOrder, TaskOrder, VisitOrder, DocumentOrder and FriendlyNames tables. Those tables are purely operational to the application and are not intended to be queried by the user or administrator.</w:t>
+        <w:t>BridgeManager</w:t>
+      </w:r>
+      <w:proofErr w:type="spellEnd"/>
+      <w:r>
+        <w:rPr>
+          <w:b/>
+          <w:bCs/>
+          <w:sz w:val="30"/>
+          <w:szCs w:val="30"/>
+        </w:rPr>
+        <w:t xml:space="preserve"> Database Diagram</w:t>
+      </w:r>
+    </w:p>
+    <w:p>
+      <w:pPr>
+        <w:rPr>
+          <w:sz w:val="20"/>
+          <w:szCs w:val="20"/>
+        </w:rPr>
+      </w:pPr>
+      <w:r>
+        <w:rPr>
+          <w:sz w:val="20"/>
+          <w:szCs w:val="20"/>
+        </w:rPr>
+        <w:t xml:space="preserve">Note that the diagram below is not exhaustive, as it omits the </w:t>
+      </w:r>
+      <w:proofErr w:type="spellStart"/>
+      <w:r>
+        <w:rPr>
+          <w:sz w:val="20"/>
+          <w:szCs w:val="20"/>
+        </w:rPr>
+        <w:t>OrganisationOrder</w:t>
+      </w:r>
+      <w:proofErr w:type="spellEnd"/>
+      <w:r>
+        <w:rPr>
+          <w:sz w:val="20"/>
+          <w:szCs w:val="20"/>
+        </w:rPr>
+        <w:t xml:space="preserve">, </w:t>
+      </w:r>
+      <w:proofErr w:type="spellStart"/>
+      <w:r>
+        <w:rPr>
+          <w:sz w:val="20"/>
+          <w:szCs w:val="20"/>
+        </w:rPr>
+        <w:t>AssetOrder</w:t>
+      </w:r>
+      <w:proofErr w:type="spellEnd"/>
+      <w:r>
+        <w:rPr>
+          <w:sz w:val="20"/>
+          <w:szCs w:val="20"/>
+        </w:rPr>
+        <w:t xml:space="preserve">, </w:t>
+      </w:r>
+      <w:proofErr w:type="spellStart"/>
+      <w:r>
+        <w:rPr>
+          <w:sz w:val="20"/>
+          <w:szCs w:val="20"/>
+        </w:rPr>
+        <w:t>ContactOrder</w:t>
+      </w:r>
+      <w:proofErr w:type="spellEnd"/>
+      <w:r>
+        <w:rPr>
+          <w:sz w:val="20"/>
+          <w:szCs w:val="20"/>
+        </w:rPr>
+        <w:t xml:space="preserve">, </w:t>
+      </w:r>
+      <w:proofErr w:type="spellStart"/>
+      <w:r>
+        <w:rPr>
+          <w:sz w:val="20"/>
+          <w:szCs w:val="20"/>
+        </w:rPr>
+        <w:t>ConferenceOrder</w:t>
+      </w:r>
+      <w:proofErr w:type="spellEnd"/>
+      <w:r>
+        <w:rPr>
+          <w:sz w:val="20"/>
+          <w:szCs w:val="20"/>
+        </w:rPr>
+        <w:t xml:space="preserve">, </w:t>
+      </w:r>
+      <w:proofErr w:type="spellStart"/>
+      <w:r>
+        <w:rPr>
+          <w:sz w:val="20"/>
+          <w:szCs w:val="20"/>
+        </w:rPr>
+        <w:t>TaskOrder</w:t>
+      </w:r>
+      <w:proofErr w:type="spellEnd"/>
+      <w:r>
+        <w:rPr>
+          <w:sz w:val="20"/>
+          <w:szCs w:val="20"/>
+        </w:rPr>
+        <w:t xml:space="preserve">, </w:t>
+      </w:r>
+      <w:proofErr w:type="spellStart"/>
+      <w:r>
+        <w:rPr>
+          <w:sz w:val="20"/>
+          <w:szCs w:val="20"/>
+        </w:rPr>
+        <w:t>VisitOrder</w:t>
+      </w:r>
+      <w:proofErr w:type="spellEnd"/>
+      <w:r>
+        <w:rPr>
+          <w:sz w:val="20"/>
+          <w:szCs w:val="20"/>
+        </w:rPr>
+        <w:t xml:space="preserve">, </w:t>
+      </w:r>
+      <w:proofErr w:type="spellStart"/>
+      <w:r>
+        <w:rPr>
+          <w:sz w:val="20"/>
+          <w:szCs w:val="20"/>
+        </w:rPr>
+        <w:t>DocumentOrder</w:t>
+      </w:r>
+      <w:proofErr w:type="spellEnd"/>
+      <w:r>
+        <w:rPr>
+          <w:sz w:val="20"/>
+          <w:szCs w:val="20"/>
+        </w:rPr>
+        <w:t xml:space="preserve"> and </w:t>
+      </w:r>
+      <w:proofErr w:type="spellStart"/>
+      <w:r>
+        <w:rPr>
+          <w:sz w:val="20"/>
+          <w:szCs w:val="20"/>
+        </w:rPr>
+        <w:t>FriendlyNames</w:t>
+      </w:r>
+      <w:proofErr w:type="spellEnd"/>
+      <w:r>
+        <w:rPr>
+          <w:sz w:val="20"/>
+          <w:szCs w:val="20"/>
+        </w:rPr>
+        <w:t xml:space="preserve"> tables. Those tables are purely operational to the application and are not intended to be queried by the user or administrator.</w:t>
       </w:r>
     </w:p>
     <w:p>
@@ -31046,10 +31893,10 @@
           <w:szCs w:val="20"/>
         </w:rPr>
         <w:drawing>
-          <wp:inline distT="0" distB="0" distL="0" distR="0" wp14:anchorId="134AB5AA" wp14:editId="6974F916">
-            <wp:extent cx="6685915" cy="7915275"/>
-            <wp:effectExtent l="0" t="0" r="635" b="9525"/>
-            <wp:docPr id="625203544" name="Picture 3"/>
+          <wp:inline distT="0" distB="0" distL="0" distR="0" wp14:anchorId="1DDB294A" wp14:editId="547E624A">
+            <wp:extent cx="6678930" cy="7919720"/>
+            <wp:effectExtent l="0" t="0" r="7620" b="5080"/>
+            <wp:docPr id="804724545" name="Picture 6"/>
             <wp:cNvGraphicFramePr>
               <a:graphicFrameLocks xmlns:a="http://schemas.openxmlformats.org/drawingml/2006/main" noChangeAspect="1"/>
             </wp:cNvGraphicFramePr>
@@ -31057,13 +31904,13 @@
               <a:graphicData uri="http://schemas.openxmlformats.org/drawingml/2006/picture">
                 <pic:pic xmlns:pic="http://schemas.openxmlformats.org/drawingml/2006/picture">
                   <pic:nvPicPr>
-                    <pic:cNvPr id="625203544" name="Picture 3"/>
+                    <pic:cNvPr id="0" name="Picture 9"/>
                     <pic:cNvPicPr>
                       <a:picLocks noChangeAspect="1" noChangeArrowheads="1"/>
                     </pic:cNvPicPr>
                   </pic:nvPicPr>
                   <pic:blipFill>
-                    <a:blip r:embed="rId73">
+                    <a:blip r:embed="rId75">
                       <a:extLst>
                         <a:ext uri="{28A0092B-C50C-407E-A947-70E740481C1C}">
                           <a14:useLocalDpi xmlns:a14="http://schemas.microsoft.com/office/drawing/2010/main" val="0"/>
@@ -31078,7 +31925,7 @@
                   <pic:spPr bwMode="auto">
                     <a:xfrm>
                       <a:off x="0" y="0"/>
-                      <a:ext cx="6685915" cy="7915275"/>
+                      <a:ext cx="6678930" cy="7919720"/>
                     </a:xfrm>
                     <a:prstGeom prst="rect">
                       <a:avLst/>
@@ -31137,7 +31984,7 @@
                     </pic:cNvPicPr>
                   </pic:nvPicPr>
                   <pic:blipFill>
-                    <a:blip r:embed="rId74">
+                    <a:blip r:embed="rId76">
                       <a:extLst>
                         <a:ext uri="{28A0092B-C50C-407E-A947-70E740481C1C}">
                           <a14:useLocalDpi xmlns:a14="http://schemas.microsoft.com/office/drawing/2010/main" val="0"/>
@@ -32234,6 +33081,7 @@
               </w:rPr>
               <w:t xml:space="preserve">individual items cannot currently contain commas). </w:t>
             </w:r>
+            <w:proofErr w:type="spellStart"/>
             <w:proofErr w:type="gramStart"/>
             <w:r>
               <w:rPr>
@@ -32248,7 +33096,15 @@
                 <w:sz w:val="20"/>
                 <w:szCs w:val="20"/>
               </w:rPr>
-              <w:t>,add,additional,spaces,after,commas,Values can contain spaces</w:t>
+              <w:t>,add,additional,spaces,after,commas,Values</w:t>
+            </w:r>
+            <w:proofErr w:type="spellEnd"/>
+            <w:r>
+              <w:rPr>
+                <w:sz w:val="20"/>
+                <w:szCs w:val="20"/>
+              </w:rPr>
+              <w:t xml:space="preserve"> can contain spaces</w:t>
             </w:r>
           </w:p>
         </w:tc>
@@ -32288,12 +33144,84 @@
                 <w:szCs w:val="20"/>
               </w:rPr>
             </w:pPr>
+            <w:proofErr w:type="spellStart"/>
             <w:r>
               <w:rPr>
                 <w:sz w:val="20"/>
                 <w:szCs w:val="20"/>
               </w:rPr>
-              <w:t>yyyy-mm-dd hh:mm</w:t>
+              <w:t>yyyy</w:t>
+            </w:r>
+            <w:proofErr w:type="spellEnd"/>
+            <w:r>
+              <w:rPr>
+                <w:sz w:val="20"/>
+                <w:szCs w:val="20"/>
+              </w:rPr>
+              <w:t xml:space="preserve">-mm-dd </w:t>
+            </w:r>
+            <w:proofErr w:type="spellStart"/>
+            <w:r>
+              <w:rPr>
+                <w:sz w:val="20"/>
+                <w:szCs w:val="20"/>
+              </w:rPr>
+              <w:t>hh:mm</w:t>
+            </w:r>
+            <w:proofErr w:type="spellEnd"/>
+          </w:p>
+        </w:tc>
+      </w:tr>
+      <w:tr>
+        <w:tc>
+          <w:tcPr>
+            <w:tcW w:w="2689" w:type="dxa"/>
+          </w:tcPr>
+          <w:p>
+            <w:pPr>
+              <w:rPr>
+                <w:sz w:val="20"/>
+                <w:szCs w:val="20"/>
+              </w:rPr>
+            </w:pPr>
+            <w:r>
+              <w:rPr>
+                <w:rFonts w:ascii="Roboto Mono" w:hAnsi="Roboto Mono"/>
+                <w:b/>
+                <w:bCs/>
+                <w:sz w:val="18"/>
+                <w:szCs w:val="18"/>
+              </w:rPr>
+              <w:t>date</w:t>
+            </w:r>
+          </w:p>
+        </w:tc>
+        <w:tc>
+          <w:tcPr>
+            <w:tcW w:w="7847" w:type="dxa"/>
+          </w:tcPr>
+          <w:p>
+            <w:pPr>
+              <w:rPr>
+                <w:sz w:val="20"/>
+                <w:szCs w:val="20"/>
+              </w:rPr>
+            </w:pPr>
+            <w:proofErr w:type="spellStart"/>
+            <w:r>
+              <w:rPr>
+                <w:sz w:val="20"/>
+                <w:szCs w:val="20"/>
+              </w:rPr>
+              <w:t>yyyy</w:t>
+            </w:r>
+            <w:proofErr w:type="spellEnd"/>
+            <w:r>
+              <w:rPr>
+                <w:sz w:val="20"/>
+                <w:szCs w:val="20"/>
+              </w:rPr>
+              <w:t>-mm-dd</w:t>
             </w:r>
           </w:p>
         </w:tc>
@@ -32318,51 +33246,6 @@
                 <w:sz w:val="18"/>
                 <w:szCs w:val="18"/>
               </w:rPr>
-              <w:t>date</w:t>
-            </w:r>
-          </w:p>
-        </w:tc>
-        <w:tc>
-          <w:tcPr>
-            <w:tcW w:w="7847" w:type="dxa"/>
-          </w:tcPr>
-          <w:p>
-            <w:pPr>
-              <w:rPr>
-                <w:sz w:val="20"/>
-                <w:szCs w:val="20"/>
-              </w:rPr>
-            </w:pPr>
-            <w:r>
-              <w:rPr>
-                <w:sz w:val="20"/>
-                <w:szCs w:val="20"/>
-              </w:rPr>
-              <w:t>yyyy-mm-dd</w:t>
-            </w:r>
-          </w:p>
-        </w:tc>
-      </w:tr>
-      <w:tr>
-        <w:tc>
-          <w:tcPr>
-            <w:tcW w:w="2689" w:type="dxa"/>
-          </w:tcPr>
-          <w:p>
-            <w:pPr>
-              <w:rPr>
-                <w:sz w:val="20"/>
-                <w:szCs w:val="20"/>
-              </w:rPr>
-            </w:pPr>
-            <w:r>
-              <w:rPr>
-                <w:rFonts w:ascii="Roboto Mono" w:hAnsi="Roboto Mono"/>
-                <w:b/>
-                <w:bCs/>
-                <w:sz w:val="18"/>
-                <w:szCs w:val="18"/>
-              </w:rPr>
               <w:t>time</w:t>
             </w:r>
           </w:p>
@@ -32378,6 +33261,7 @@
                 <w:szCs w:val="20"/>
               </w:rPr>
             </w:pPr>
+            <w:proofErr w:type="spellStart"/>
             <w:r>
               <w:rPr>
                 <w:sz w:val="20"/>
@@ -32385,6 +33269,7 @@
               </w:rPr>
               <w:t>hh:mm</w:t>
             </w:r>
+            <w:proofErr w:type="spellEnd"/>
           </w:p>
         </w:tc>
       </w:tr>
@@ -32654,7 +33539,7 @@
                     </pic:cNvPicPr>
                   </pic:nvPicPr>
                   <pic:blipFill>
-                    <a:blip r:embed="rId75">
+                    <a:blip r:embed="rId77">
                       <a:extLst>
                         <a:ext uri="{28A0092B-C50C-407E-A947-70E740481C1C}">
                           <a14:useLocalDpi xmlns:a14="http://schemas.microsoft.com/office/drawing/2010/main" val="0"/>
@@ -32753,7 +33638,7 @@
                     </pic:cNvPicPr>
                   </pic:nvPicPr>
                   <pic:blipFill>
-                    <a:blip r:embed="rId76">
+                    <a:blip r:embed="rId78">
                       <a:extLst>
                         <a:ext uri="{28A0092B-C50C-407E-A947-70E740481C1C}">
                           <a14:useLocalDpi xmlns:a14="http://schemas.microsoft.com/office/drawing/2010/main" val="0"/>
@@ -32993,7 +33878,7 @@
                     </pic:cNvPicPr>
                   </pic:nvPicPr>
                   <pic:blipFill>
-                    <a:blip r:embed="rId77">
+                    <a:blip r:embed="rId79">
                       <a:extLst>
                         <a:ext uri="{28A0092B-C50C-407E-A947-70E740481C1C}">
                           <a14:useLocalDpi xmlns:a14="http://schemas.microsoft.com/office/drawing/2010/main" val="0"/>
@@ -33062,7 +33947,7 @@
                     </pic:cNvPicPr>
                   </pic:nvPicPr>
                   <pic:blipFill>
-                    <a:blip r:embed="rId78">
+                    <a:blip r:embed="rId80">
                       <a:extLst>
                         <a:ext uri="{28A0092B-C50C-407E-A947-70E740481C1C}">
                           <a14:useLocalDpi xmlns:a14="http://schemas.microsoft.com/office/drawing/2010/main" val="0"/>
@@ -33543,77 +34428,7 @@
           <w:sz w:val="20"/>
           <w:szCs w:val="20"/>
         </w:rPr>
-        <w:t xml:space="preserve"> A user can set parameters manually on execution i</w:t>
-      </w:r>
-      <w:r>
-        <w:rPr>
-          <w:sz w:val="20"/>
-          <w:szCs w:val="20"/>
-        </w:rPr>
-        <w:t xml:space="preserve">f a parameter is </w:t>
-      </w:r>
-      <w:r>
-        <w:rPr>
-          <w:sz w:val="20"/>
-          <w:szCs w:val="20"/>
-        </w:rPr>
-        <w:t>required</w:t>
-      </w:r>
-      <w:r>
-        <w:rPr>
-          <w:sz w:val="20"/>
-          <w:szCs w:val="20"/>
-        </w:rPr>
-        <w:t xml:space="preserve"> </w:t>
-      </w:r>
-      <w:r>
-        <w:rPr>
-          <w:sz w:val="20"/>
-          <w:szCs w:val="20"/>
-        </w:rPr>
-        <w:t>that</w:t>
-      </w:r>
-      <w:r>
-        <w:rPr>
-          <w:sz w:val="20"/>
-          <w:szCs w:val="20"/>
-        </w:rPr>
-        <w:t xml:space="preserve"> </w:t>
-      </w:r>
-      <w:r>
-        <w:rPr>
-          <w:sz w:val="20"/>
-          <w:szCs w:val="20"/>
-        </w:rPr>
-        <w:t>has</w:t>
-      </w:r>
-      <w:r>
-        <w:rPr>
-          <w:sz w:val="20"/>
-          <w:szCs w:val="20"/>
-        </w:rPr>
-        <w:t xml:space="preserve"> not </w:t>
-      </w:r>
-      <w:r>
-        <w:rPr>
-          <w:sz w:val="20"/>
-          <w:szCs w:val="20"/>
-        </w:rPr>
-        <w:t xml:space="preserve">been </w:t>
-      </w:r>
-      <w:r>
-        <w:rPr>
-          <w:sz w:val="20"/>
-          <w:szCs w:val="20"/>
-        </w:rPr>
-        <w:t xml:space="preserve">set by a </w:t>
-      </w:r>
-      <w:r>
-        <w:rPr>
-          <w:sz w:val="20"/>
-          <w:szCs w:val="20"/>
-        </w:rPr>
-        <w:t xml:space="preserve">tag, but this can become repetitive for dates that are required across numerous queries (not least, this creates more surface area for user errors). The Date Setters feature offers a way to set </w:t>
+        <w:t xml:space="preserve"> A user can set parameters manually on execution if a parameter is required that has not been set by a tag, but this can become repetitive for dates that are required across numerous queries (not least, this creates more surface area for user errors). The Date Setters feature offers a way to set </w:t>
       </w:r>
       <w:proofErr w:type="gramStart"/>
       <w:r>
@@ -33856,23 +34671,25 @@
           <w:szCs w:val="16"/>
         </w:rPr>
         <w:br/>
-        <w:t>+ C:/Report Templates/Installs.xlsx &gt; PresetName &gt; Tab</w:t>
-      </w:r>
+        <w:t xml:space="preserve">+ C:/Report Templates/Installs.xlsx &gt; </w:t>
+      </w:r>
+      <w:proofErr w:type="spellStart"/>
       <w:r>
         <w:rPr>
           <w:rFonts w:ascii="Roboto Mono" w:hAnsi="Roboto Mono"/>
           <w:sz w:val="16"/>
           <w:szCs w:val="16"/>
         </w:rPr>
-        <w:t xml:space="preserve"> </w:t>
-      </w:r>
+        <w:t>PresetName</w:t>
+      </w:r>
+      <w:proofErr w:type="spellEnd"/>
       <w:r>
         <w:rPr>
           <w:rFonts w:ascii="Roboto Mono" w:hAnsi="Roboto Mono"/>
           <w:sz w:val="16"/>
           <w:szCs w:val="16"/>
         </w:rPr>
-        <w:t>1 &gt; To Date</w:t>
+        <w:t xml:space="preserve"> &gt; Tab</w:t>
       </w:r>
       <w:r>
         <w:rPr>
@@ -33880,8 +34697,42 @@
           <w:sz w:val="16"/>
           <w:szCs w:val="16"/>
         </w:rPr>
+        <w:t xml:space="preserve"> </w:t>
+      </w:r>
+      <w:r>
+        <w:rPr>
+          <w:rFonts w:ascii="Roboto Mono" w:hAnsi="Roboto Mono"/>
+          <w:sz w:val="16"/>
+          <w:szCs w:val="16"/>
+        </w:rPr>
+        <w:t>1 &gt; To Date</w:t>
+      </w:r>
+      <w:r>
+        <w:rPr>
+          <w:rFonts w:ascii="Roboto Mono" w:hAnsi="Roboto Mono"/>
+          <w:sz w:val="16"/>
+          <w:szCs w:val="16"/>
+        </w:rPr>
         <w:br/>
-        <w:t>+ C:/Report Templates/Rundown.docx &gt; PresetName &gt; Tab</w:t>
+        <w:t xml:space="preserve">+ C:/Report Templates/Rundown.docx &gt; </w:t>
+      </w:r>
+      <w:proofErr w:type="spellStart"/>
+      <w:r>
+        <w:rPr>
+          <w:rFonts w:ascii="Roboto Mono" w:hAnsi="Roboto Mono"/>
+          <w:sz w:val="16"/>
+          <w:szCs w:val="16"/>
+        </w:rPr>
+        <w:t>PresetName</w:t>
+      </w:r>
+      <w:proofErr w:type="spellEnd"/>
+      <w:r>
+        <w:rPr>
+          <w:rFonts w:ascii="Roboto Mono" w:hAnsi="Roboto Mono"/>
+          <w:sz w:val="16"/>
+          <w:szCs w:val="16"/>
+        </w:rPr>
+        <w:t xml:space="preserve"> &gt; Tab</w:t>
       </w:r>
       <w:r>
         <w:rPr>
@@ -34503,7 +35354,7 @@
       </w:r>
     </w:p>
     <w:sectPr>
-      <w:footerReference w:type="default" r:id="rId79"/>
+      <w:footerReference w:type="default" r:id="rId81"/>
       <w:pgSz w:w="11906" w:h="16838" w:code="9"/>
       <w:pgMar w:top="680" w:right="680" w:bottom="454" w:left="680" w:header="709" w:footer="578" w:gutter="0"/>
       <w:pgNumType w:start="0"/>
@@ -34673,7 +35524,7 @@
             <v:shape id="_x0000_s1025" type="#_x0000_t75" style="position:absolute;left:0;text-align:left;margin-left:463.75pt;margin-top:.75pt;width:63.55pt;height:9.75pt;z-index:251659264;mso-position-horizontal-relative:text;mso-position-vertical-relative:text">
               <v:imagedata r:id="rId2" o:title=""/>
             </v:shape>
-            <o:OLEObject Type="Embed" ProgID="PBrush" ShapeID="_x0000_s1025" DrawAspect="Content" ObjectID="_1831107544" r:id="rId3"/>
+            <o:OLEObject Type="Embed" ProgID="PBrush" ShapeID="_x0000_s1025" DrawAspect="Content" ObjectID="_1842189003" r:id="rId3"/>
           </w:object>
         </w:r>
         <w:r>
@@ -34767,7 +35618,7 @@
         <v:path o:extrusionok="f" gradientshapeok="t" o:connecttype="rect"/>
         <o:lock v:ext="edit" aspectratio="t"/>
       </v:shapetype>
-      <v:shape id="_x0000_i1041" type="#_x0000_t75" style="width:7.5pt;height:7.5pt;visibility:visible;mso-wrap-style:square" o:bullet="t">
+      <v:shape id="_x0000_i1035" type="#_x0000_t75" style="width:7.5pt;height:7.5pt;visibility:visible;mso-wrap-style:square" o:bullet="t">
         <v:imagedata r:id="rId1" o:title=""/>
       </v:shape>
     </w:pict>

--- a/BridgeOpsClient/Documentation/Bridge Manager User Guide.docx
+++ b/BridgeOpsClient/Documentation/Bridge Manager User Guide.docx
@@ -22738,10 +22738,10 @@
           <w:szCs w:val="50"/>
         </w:rPr>
         <w:drawing>
-          <wp:inline distT="0" distB="0" distL="0" distR="0" wp14:anchorId="283B26D6" wp14:editId="3FA69D98">
-            <wp:extent cx="6613200" cy="4006800"/>
-            <wp:effectExtent l="0" t="0" r="0" b="0"/>
-            <wp:docPr id="521152566" name="Picture 4"/>
+          <wp:inline distT="0" distB="0" distL="0" distR="0" wp14:anchorId="6C39678B" wp14:editId="3048CE92">
+            <wp:extent cx="6696000" cy="4053600"/>
+            <wp:effectExtent l="0" t="0" r="0" b="4445"/>
+            <wp:docPr id="1839603980" name="Picture 2"/>
             <wp:cNvGraphicFramePr>
               <a:graphicFrameLocks xmlns:a="http://schemas.openxmlformats.org/drawingml/2006/main" noChangeAspect="1"/>
             </wp:cNvGraphicFramePr>
@@ -22749,7 +22749,7 @@
               <a:graphicData uri="http://schemas.openxmlformats.org/drawingml/2006/picture">
                 <pic:pic xmlns:pic="http://schemas.openxmlformats.org/drawingml/2006/picture">
                   <pic:nvPicPr>
-                    <pic:cNvPr id="0" name="Picture 6"/>
+                    <pic:cNvPr id="0" name="Picture 4"/>
                     <pic:cNvPicPr>
                       <a:picLocks noChangeAspect="1" noChangeArrowheads="1"/>
                     </pic:cNvPicPr>
@@ -22770,7 +22770,7 @@
                   <pic:spPr bwMode="auto">
                     <a:xfrm>
                       <a:off x="0" y="0"/>
-                      <a:ext cx="6613200" cy="4006800"/>
+                      <a:ext cx="6696000" cy="4053600"/>
                     </a:xfrm>
                     <a:prstGeom prst="rect">
                       <a:avLst/>
@@ -31959,18 +31959,18 @@
         </w:rPr>
         <w:lastRenderedPageBreak/>
         <w:drawing>
-          <wp:anchor distT="0" distB="360045" distL="180340" distR="114300" simplePos="0" relativeHeight="251728896" behindDoc="0" locked="0" layoutInCell="1" allowOverlap="1" wp14:anchorId="103E3BC6" wp14:editId="5EE2DF26">
+          <wp:anchor distT="0" distB="0" distL="180340" distR="114300" simplePos="0" relativeHeight="251737088" behindDoc="0" locked="0" layoutInCell="1" allowOverlap="1" wp14:anchorId="650AB7B1" wp14:editId="33ADE70E">
             <wp:simplePos x="0" y="0"/>
             <wp:positionH relativeFrom="column">
-              <wp:posOffset>3002915</wp:posOffset>
+              <wp:align>right</wp:align>
             </wp:positionH>
             <wp:positionV relativeFrom="paragraph">
-              <wp:posOffset>162</wp:posOffset>
+              <wp:posOffset>0</wp:posOffset>
             </wp:positionV>
-            <wp:extent cx="3693600" cy="4964400"/>
-            <wp:effectExtent l="0" t="0" r="2540" b="8255"/>
+            <wp:extent cx="3697200" cy="4964400"/>
+            <wp:effectExtent l="0" t="0" r="0" b="8255"/>
             <wp:wrapSquare wrapText="bothSides"/>
-            <wp:docPr id="2100479635" name="Picture 2"/>
+            <wp:docPr id="934201218" name="Picture 1"/>
             <wp:cNvGraphicFramePr>
               <a:graphicFrameLocks xmlns:a="http://schemas.openxmlformats.org/drawingml/2006/main" noChangeAspect="1"/>
             </wp:cNvGraphicFramePr>
@@ -31978,7 +31978,7 @@
               <a:graphicData uri="http://schemas.openxmlformats.org/drawingml/2006/picture">
                 <pic:pic xmlns:pic="http://schemas.openxmlformats.org/drawingml/2006/picture">
                   <pic:nvPicPr>
-                    <pic:cNvPr id="0" name="Picture 5"/>
+                    <pic:cNvPr id="0" name="Picture 3"/>
                     <pic:cNvPicPr>
                       <a:picLocks noChangeAspect="1" noChangeArrowheads="1"/>
                     </pic:cNvPicPr>
@@ -31999,7 +31999,7 @@
                   <pic:spPr bwMode="auto">
                     <a:xfrm>
                       <a:off x="0" y="0"/>
-                      <a:ext cx="3693600" cy="4964400"/>
+                      <a:ext cx="3697200" cy="4964400"/>
                     </a:xfrm>
                     <a:prstGeom prst="rect">
                       <a:avLst/>
@@ -33375,13 +33375,6 @@
           <w:bCs/>
         </w:rPr>
         <w:lastRenderedPageBreak/>
-        <w:br/>
-      </w:r>
-      <w:r>
-        <w:rPr>
-          <w:b/>
-          <w:bCs/>
-        </w:rPr>
         <w:t>Data Insertion</w:t>
       </w:r>
     </w:p>
@@ -34524,6 +34517,14 @@
         </w:rPr>
         <w:t>queries run by the tags defined in the template files.</w:t>
       </w:r>
+    </w:p>
+    <w:p>
+      <w:pPr>
+        <w:rPr>
+          <w:sz w:val="20"/>
+          <w:szCs w:val="20"/>
+        </w:rPr>
+      </w:pPr>
     </w:p>
     <w:p>
       <w:pPr>
@@ -35524,7 +35525,7 @@
             <v:shape id="_x0000_s1025" type="#_x0000_t75" style="position:absolute;left:0;text-align:left;margin-left:463.75pt;margin-top:.75pt;width:63.55pt;height:9.75pt;z-index:251659264;mso-position-horizontal-relative:text;mso-position-vertical-relative:text">
               <v:imagedata r:id="rId2" o:title=""/>
             </v:shape>
-            <o:OLEObject Type="Embed" ProgID="PBrush" ShapeID="_x0000_s1025" DrawAspect="Content" ObjectID="_1842189003" r:id="rId3"/>
+            <o:OLEObject Type="Embed" ProgID="PBrush" ShapeID="_x0000_s1025" DrawAspect="Content" ObjectID="_1842421549" r:id="rId3"/>
           </w:object>
         </w:r>
         <w:r>
@@ -35618,7 +35619,7 @@
         <v:path o:extrusionok="f" gradientshapeok="t" o:connecttype="rect"/>
         <o:lock v:ext="edit" aspectratio="t"/>
       </v:shapetype>
-      <v:shape id="_x0000_i1035" type="#_x0000_t75" style="width:7.5pt;height:7.5pt;visibility:visible;mso-wrap-style:square" o:bullet="t">
+      <v:shape id="_x0000_i1030" type="#_x0000_t75" style="width:7.5pt;height:7.5pt;visibility:visible;mso-wrap-style:square" o:bullet="t">
         <v:imagedata r:id="rId1" o:title=""/>
       </v:shape>
     </w:pict>

--- a/BridgeOpsClient/Documentation/Bridge Manager User Guide.docx
+++ b/BridgeOpsClient/Documentation/Bridge Manager User Guide.docx
@@ -33390,7 +33390,49 @@
           <w:sz w:val="20"/>
           <w:szCs w:val="20"/>
         </w:rPr>
-        <w:t>In both Word tables and Excel sheets, additional rows are inserted below the tag to the height of the dataset. The dataset then replaces the tag and the area to its right and down. All existing cell formatting is replicated in the new rows.</w:t>
+        <w:t xml:space="preserve">In both Word tables and Excel sheets, additional rows are inserted below the tag to the height of the dataset. The dataset then replaces the tag and the area to its right and down. All existing cell formatting is replicated </w:t>
+      </w:r>
+      <w:r>
+        <w:rPr>
+          <w:sz w:val="20"/>
+          <w:szCs w:val="20"/>
+        </w:rPr>
+        <w:t>to</w:t>
+      </w:r>
+      <w:r>
+        <w:rPr>
+          <w:sz w:val="20"/>
+          <w:szCs w:val="20"/>
+        </w:rPr>
+        <w:t xml:space="preserve"> the new rows</w:t>
+      </w:r>
+      <w:r>
+        <w:rPr>
+          <w:sz w:val="20"/>
+          <w:szCs w:val="20"/>
+        </w:rPr>
+        <w:t xml:space="preserve">, </w:t>
+      </w:r>
+      <w:r>
+        <w:rPr>
+          <w:sz w:val="20"/>
+          <w:szCs w:val="20"/>
+        </w:rPr>
+        <w:t>as well as formulae</w:t>
+      </w:r>
+      <w:r>
+        <w:rPr>
+          <w:sz w:val="20"/>
+          <w:szCs w:val="20"/>
+        </w:rPr>
+        <w:t>, with updated addresses for reference cells and ranges</w:t>
+      </w:r>
+      <w:r>
+        <w:rPr>
+          <w:sz w:val="20"/>
+          <w:szCs w:val="20"/>
+        </w:rPr>
+        <w:t>.</w:t>
       </w:r>
       <w:r>
         <w:rPr>
@@ -35525,7 +35567,7 @@
             <v:shape id="_x0000_s1025" type="#_x0000_t75" style="position:absolute;left:0;text-align:left;margin-left:463.75pt;margin-top:.75pt;width:63.55pt;height:9.75pt;z-index:251659264;mso-position-horizontal-relative:text;mso-position-vertical-relative:text">
               <v:imagedata r:id="rId2" o:title=""/>
             </v:shape>
-            <o:OLEObject Type="Embed" ProgID="PBrush" ShapeID="_x0000_s1025" DrawAspect="Content" ObjectID="_1842421549" r:id="rId3"/>
+            <o:OLEObject Type="Embed" ProgID="PBrush" ShapeID="_x0000_s1025" DrawAspect="Content" ObjectID="_1843398177" r:id="rId3"/>
           </w:object>
         </w:r>
         <w:r>
@@ -35619,7 +35661,7 @@
         <v:path o:extrusionok="f" gradientshapeok="t" o:connecttype="rect"/>
         <o:lock v:ext="edit" aspectratio="t"/>
       </v:shapetype>
-      <v:shape id="_x0000_i1030" type="#_x0000_t75" style="width:7.5pt;height:7.5pt;visibility:visible;mso-wrap-style:square" o:bullet="t">
+      <v:shape id="_x0000_i1032" type="#_x0000_t75" style="width:7.5pt;height:7.5pt;visibility:visible;mso-wrap-style:square" o:bullet="t">
         <v:imagedata r:id="rId1" o:title=""/>
       </v:shape>
     </w:pict>

--- a/BridgeOpsClient/Documentation/Bridge Manager User Guide.docx
+++ b/BridgeOpsClient/Documentation/Bridge Manager User Guide.docx
@@ -1,6 +1,6 @@
 
 <file path=word/document.xml><?xml version="1.0" encoding="utf-8"?>
-<w:document xmlns:wpc="http://schemas.microsoft.com/office/word/2010/wordprocessingCanvas" xmlns:cx="http://schemas.microsoft.com/office/drawing/2014/chartex" xmlns:cx1="http://schemas.microsoft.com/office/drawing/2015/9/8/chartex" xmlns:cx2="http://schemas.microsoft.com/office/drawing/2015/10/21/chartex" xmlns:cx3="http://schemas.microsoft.com/office/drawing/2016/5/9/chartex" xmlns:cx4="http://schemas.microsoft.com/office/drawing/2016/5/10/chartex" xmlns:cx5="http://schemas.microsoft.com/office/drawing/2016/5/11/chartex" xmlns:cx6="http://schemas.microsoft.com/office/drawing/2016/5/12/chartex" xmlns:cx7="http://schemas.microsoft.com/office/drawing/2016/5/13/chartex" xmlns:cx8="http://schemas.microsoft.com/office/drawing/2016/5/14/chartex" xmlns:mc="http://schemas.openxmlformats.org/markup-compatibility/2006" xmlns:aink="http://schemas.microsoft.com/office/drawing/2016/ink" xmlns:am3d="http://schemas.microsoft.com/office/drawing/2017/model3d" xmlns:o="urn:schemas-microsoft-com:office:office" xmlns:oel="http://schemas.microsoft.com/office/2019/extlst" xmlns:r="http://schemas.openxmlformats.org/officeDocument/2006/relationships" xmlns:m="http://schemas.openxmlformats.org/officeDocument/2006/math" xmlns:v="urn:schemas-microsoft-com:vml" xmlns:wp14="http://schemas.microsoft.com/office/word/2010/wordprocessingDrawing" xmlns:wp="http://schemas.openxmlformats.org/drawingml/2006/wordprocessingDrawing" xmlns:w10="urn:schemas-microsoft-com:office:word" xmlns:w="http://schemas.openxmlformats.org/wordprocessingml/2006/main" xmlns:w14="http://schemas.microsoft.com/office/word/2010/wordml" xmlns:w15="http://schemas.microsoft.com/office/word/2012/wordml" xmlns:w16cex="http://schemas.microsoft.com/office/word/2018/wordml/cex" xmlns:w16cid="http://schemas.microsoft.com/office/word/2016/wordml/cid" xmlns:w16="http://schemas.microsoft.com/office/word/2018/wordml" xmlns:w16du="http://schemas.microsoft.com/office/word/2023/wordml/word16du" xmlns:w16sdtdh="http://schemas.microsoft.com/office/word/2020/wordml/sdtdatahash" xmlns:w16sdtfl="http://schemas.microsoft.com/office/word/2024/wordml/sdtformatlock" xmlns:w16se="http://schemas.microsoft.com/office/word/2015/wordml/symex" xmlns:wpg="http://schemas.microsoft.com/office/word/2010/wordprocessingGroup" xmlns:wpi="http://schemas.microsoft.com/office/word/2010/wordprocessingInk" xmlns:wne="http://schemas.microsoft.com/office/word/2006/wordml" xmlns:wps="http://schemas.microsoft.com/office/word/2010/wordprocessingShape" mc:Ignorable="w14 w15 w16se w16cid w16 w16cex w16sdtdh w16sdtfl w16du wp14">
+<w:document xmlns:wpc="http://schemas.microsoft.com/office/word/2010/wordprocessingCanvas" xmlns:cx="http://schemas.microsoft.com/office/drawing/2014/chartex" xmlns:cx1="http://schemas.microsoft.com/office/drawing/2015/9/8/chartex" xmlns:cx2="http://schemas.microsoft.com/office/drawing/2015/10/21/chartex" xmlns:cx3="http://schemas.microsoft.com/office/drawing/2016/5/9/chartex" xmlns:cx4="http://schemas.microsoft.com/office/drawing/2016/5/10/chartex" xmlns:cx5="http://schemas.microsoft.com/office/drawing/2016/5/11/chartex" xmlns:cx6="http://schemas.microsoft.com/office/drawing/2016/5/12/chartex" xmlns:cx7="http://schemas.microsoft.com/office/drawing/2016/5/13/chartex" xmlns:cx8="http://schemas.microsoft.com/office/drawing/2016/5/14/chartex" xmlns:mc="http://schemas.openxmlformats.org/markup-compatibility/2006" xmlns:aink="http://schemas.microsoft.com/office/drawing/2016/ink" xmlns:am3d="http://schemas.microsoft.com/office/drawing/2017/model3d" xmlns:o="urn:schemas-microsoft-com:office:office" xmlns:oel="http://schemas.microsoft.com/office/2019/extlst" xmlns:r="http://schemas.openxmlformats.org/officeDocument/2006/relationships" xmlns:m="http://schemas.openxmlformats.org/officeDocument/2006/math" xmlns:v="urn:schemas-microsoft-com:vml" xmlns:wp14="http://schemas.microsoft.com/office/word/2010/wordprocessingDrawing" xmlns:wp="http://schemas.openxmlformats.org/drawingml/2006/wordprocessingDrawing" xmlns:w10="urn:schemas-microsoft-com:office:word" xmlns:w="http://schemas.openxmlformats.org/wordprocessingml/2006/main" xmlns:w14="http://schemas.microsoft.com/office/word/2010/wordml" xmlns:w15="http://schemas.microsoft.com/office/word/2012/wordml" xmlns:w16cei="http://schemas.microsoft.com/office/word/2026/wordml/cei" xmlns:w16cex="http://schemas.microsoft.com/office/word/2018/wordml/cex" xmlns:w16cid="http://schemas.microsoft.com/office/word/2016/wordml/cid" xmlns:w16="http://schemas.microsoft.com/office/word/2018/wordml" xmlns:w16du="http://schemas.microsoft.com/office/word/2023/wordml/word16du" xmlns:w16sdtdh="http://schemas.microsoft.com/office/word/2020/wordml/sdtdatahash" xmlns:w16sdtfl="http://schemas.microsoft.com/office/word/2024/wordml/sdtformatlock" xmlns:w16se="http://schemas.microsoft.com/office/word/2015/wordml/symex" xmlns:wpg="http://schemas.microsoft.com/office/word/2010/wordprocessingGroup" xmlns:wpi="http://schemas.microsoft.com/office/word/2010/wordprocessingInk" xmlns:wne="http://schemas.microsoft.com/office/word/2006/wordml" xmlns:wps="http://schemas.microsoft.com/office/word/2010/wordprocessingShape" mc:Ignorable="w14 w15 w16se w16cid w16 w16cex w16sdtdh w16sdtfl w16du wp14">
   <w:body>
     <w:p>
       <w:pPr>
@@ -81,7 +81,6 @@
         </w:rPr>
         <w:t xml:space="preserve">      </w:t>
       </w:r>
-      <w:proofErr w:type="gramStart"/>
       <w:r>
         <w:rPr>
           <w:sz w:val="48"/>
@@ -107,7 +106,6 @@
         </w:rPr>
         <w:t>User</w:t>
       </w:r>
-      <w:proofErr w:type="gramEnd"/>
       <w:r>
         <w:rPr>
           <w:b/>
@@ -166,7 +164,7 @@
           <w:sz w:val="36"/>
           <w:szCs w:val="36"/>
         </w:rPr>
-        <w:t>0</w:t>
+        <w:t>5</w:t>
       </w:r>
     </w:p>
     <w:p>
@@ -314,7 +312,6 @@
                               </w:rPr>
                               <w:tab/>
                             </w:r>
-                            <w:proofErr w:type="gramStart"/>
                             <w:r>
                               <w:rPr>
                                 <w:sz w:val="20"/>
@@ -332,7 +329,6 @@
                               </w:rPr>
                               <w:t>1</w:t>
                             </w:r>
-                            <w:proofErr w:type="gramEnd"/>
                           </w:p>
                           <w:p>
                             <w:pPr>
@@ -371,7 +367,6 @@
                               </w:rPr>
                               <w:tab/>
                             </w:r>
-                            <w:proofErr w:type="gramStart"/>
                             <w:r>
                               <w:rPr>
                                 <w:sz w:val="20"/>
@@ -387,7 +382,6 @@
                               </w:rPr>
                               <w:t>1</w:t>
                             </w:r>
-                            <w:proofErr w:type="gramEnd"/>
                           </w:p>
                           <w:p>
                             <w:pPr>
@@ -419,7 +413,6 @@
                               </w:rPr>
                               <w:tab/>
                             </w:r>
-                            <w:proofErr w:type="gramStart"/>
                             <w:r>
                               <w:rPr>
                                 <w:sz w:val="20"/>
@@ -428,7 +421,6 @@
                               <w:tab/>
                               <w:t xml:space="preserve">  1</w:t>
                             </w:r>
-                            <w:proofErr w:type="gramEnd"/>
                           </w:p>
                           <w:p>
                             <w:pPr>
@@ -453,7 +445,6 @@
                               </w:rPr>
                               <w:tab/>
                             </w:r>
-                            <w:proofErr w:type="gramStart"/>
                             <w:r>
                               <w:rPr>
                                 <w:sz w:val="20"/>
@@ -462,7 +453,6 @@
                               <w:tab/>
                               <w:t xml:space="preserve">  1</w:t>
                             </w:r>
-                            <w:proofErr w:type="gramEnd"/>
                           </w:p>
                           <w:p>
                             <w:pPr>
@@ -494,7 +484,6 @@
                               </w:rPr>
                               <w:tab/>
                             </w:r>
-                            <w:proofErr w:type="gramStart"/>
                             <w:r>
                               <w:rPr>
                                 <w:sz w:val="20"/>
@@ -503,7 +492,6 @@
                               <w:tab/>
                               <w:t xml:space="preserve">  1</w:t>
                             </w:r>
-                            <w:proofErr w:type="gramEnd"/>
                           </w:p>
                           <w:p>
                             <w:pPr>
@@ -538,7 +526,6 @@
                               </w:rPr>
                               <w:tab/>
                             </w:r>
-                            <w:proofErr w:type="gramStart"/>
                             <w:r>
                               <w:rPr>
                                 <w:sz w:val="20"/>
@@ -556,7 +543,6 @@
                               </w:rPr>
                               <w:t>2</w:t>
                             </w:r>
-                            <w:proofErr w:type="gramEnd"/>
                           </w:p>
                           <w:p>
                             <w:pPr>
@@ -583,7 +569,6 @@
                               </w:rPr>
                               <w:tab/>
                             </w:r>
-                            <w:proofErr w:type="gramStart"/>
                             <w:r>
                               <w:rPr>
                                 <w:sz w:val="20"/>
@@ -600,7 +585,6 @@
                               </w:rPr>
                               <w:t>2</w:t>
                             </w:r>
-                            <w:proofErr w:type="gramEnd"/>
                           </w:p>
                           <w:p>
                             <w:pPr>
@@ -639,7 +623,6 @@
                               </w:rPr>
                               <w:tab/>
                             </w:r>
-                            <w:proofErr w:type="gramStart"/>
                             <w:r>
                               <w:rPr>
                                 <w:sz w:val="20"/>
@@ -656,7 +639,6 @@
                               </w:rPr>
                               <w:t>2</w:t>
                             </w:r>
-                            <w:proofErr w:type="gramEnd"/>
                           </w:p>
                           <w:p>
                             <w:pPr>
@@ -691,7 +673,6 @@
                               </w:rPr>
                               <w:tab/>
                             </w:r>
-                            <w:proofErr w:type="gramStart"/>
                             <w:r>
                               <w:rPr>
                                 <w:sz w:val="20"/>
@@ -709,7 +690,6 @@
                               </w:rPr>
                               <w:t>3</w:t>
                             </w:r>
-                            <w:proofErr w:type="gramEnd"/>
                           </w:p>
                           <w:p>
                             <w:pPr>
@@ -750,7 +730,6 @@
                               </w:rPr>
                               <w:tab/>
                             </w:r>
-                            <w:proofErr w:type="gramStart"/>
                             <w:r>
                               <w:rPr>
                                 <w:sz w:val="20"/>
@@ -767,7 +746,6 @@
                               </w:rPr>
                               <w:t>3</w:t>
                             </w:r>
-                            <w:proofErr w:type="gramEnd"/>
                           </w:p>
                           <w:p>
                             <w:pPr>
@@ -799,7 +777,6 @@
                               </w:rPr>
                               <w:tab/>
                             </w:r>
-                            <w:proofErr w:type="gramStart"/>
                             <w:r>
                               <w:rPr>
                                 <w:sz w:val="20"/>
@@ -816,7 +793,6 @@
                               </w:rPr>
                               <w:t>3</w:t>
                             </w:r>
-                            <w:proofErr w:type="gramEnd"/>
                           </w:p>
                           <w:p>
                             <w:pPr>
@@ -848,7 +824,6 @@
                               </w:rPr>
                               <w:tab/>
                             </w:r>
-                            <w:proofErr w:type="gramStart"/>
                             <w:r>
                               <w:rPr>
                                 <w:sz w:val="20"/>
@@ -857,7 +832,6 @@
                               <w:tab/>
                               <w:t xml:space="preserve">  4</w:t>
                             </w:r>
-                            <w:proofErr w:type="gramEnd"/>
                           </w:p>
                           <w:p>
                             <w:pPr>
@@ -889,7 +863,6 @@
                               </w:rPr>
                               <w:tab/>
                             </w:r>
-                            <w:proofErr w:type="gramStart"/>
                             <w:r>
                               <w:rPr>
                                 <w:sz w:val="20"/>
@@ -905,7 +878,6 @@
                               </w:rPr>
                               <w:t>5</w:t>
                             </w:r>
-                            <w:proofErr w:type="gramEnd"/>
                           </w:p>
                           <w:p>
                             <w:pPr>
@@ -925,7 +897,6 @@
                               </w:rPr>
                               <w:t>Organisation &amp; Asset Change Logs</w:t>
                             </w:r>
-                            <w:proofErr w:type="gramStart"/>
                             <w:r>
                               <w:rPr>
                                 <w:sz w:val="20"/>
@@ -934,7 +905,6 @@
                               <w:tab/>
                               <w:t xml:space="preserve">  5</w:t>
                             </w:r>
-                            <w:proofErr w:type="gramEnd"/>
                             <w:r>
                               <w:rPr>
                                 <w:sz w:val="20"/>
@@ -1015,7 +985,6 @@
                               </w:rPr>
                               <w:tab/>
                             </w:r>
-                            <w:proofErr w:type="gramStart"/>
                             <w:r>
                               <w:rPr>
                                 <w:sz w:val="20"/>
@@ -1032,7 +1001,6 @@
                               </w:rPr>
                               <w:t>6</w:t>
                             </w:r>
-                            <w:proofErr w:type="gramEnd"/>
                           </w:p>
                           <w:p>
                             <w:pPr>
@@ -1071,7 +1039,6 @@
                               </w:rPr>
                               <w:tab/>
                             </w:r>
-                            <w:proofErr w:type="gramStart"/>
                             <w:r>
                               <w:rPr>
                                 <w:sz w:val="20"/>
@@ -1088,7 +1055,6 @@
                               </w:rPr>
                               <w:t>6</w:t>
                             </w:r>
-                            <w:proofErr w:type="gramEnd"/>
                           </w:p>
                           <w:p>
                             <w:pPr>
@@ -1127,7 +1093,6 @@
                               </w:rPr>
                               <w:tab/>
                             </w:r>
-                            <w:proofErr w:type="gramStart"/>
                             <w:r>
                               <w:rPr>
                                 <w:sz w:val="20"/>
@@ -1143,7 +1108,6 @@
                               </w:rPr>
                               <w:t>7</w:t>
                             </w:r>
-                            <w:proofErr w:type="gramEnd"/>
                           </w:p>
                           <w:p>
                             <w:pPr>
@@ -1175,7 +1139,6 @@
                               </w:rPr>
                               <w:tab/>
                             </w:r>
-                            <w:proofErr w:type="gramStart"/>
                             <w:r>
                               <w:rPr>
                                 <w:sz w:val="20"/>
@@ -1191,7 +1154,6 @@
                               </w:rPr>
                               <w:t>7</w:t>
                             </w:r>
-                            <w:proofErr w:type="gramEnd"/>
                           </w:p>
                           <w:p>
                             <w:pPr>
@@ -1219,7 +1181,6 @@
                               </w:rPr>
                               <w:tab/>
                             </w:r>
-                            <w:proofErr w:type="gramStart"/>
                             <w:r>
                               <w:rPr>
                                 <w:sz w:val="20"/>
@@ -1237,7 +1198,6 @@
                               </w:rPr>
                               <w:t>8</w:t>
                             </w:r>
-                            <w:proofErr w:type="gramEnd"/>
                           </w:p>
                           <w:p>
                             <w:pPr>
@@ -1263,7 +1223,6 @@
                               </w:rPr>
                               <w:tab/>
                             </w:r>
-                            <w:proofErr w:type="gramStart"/>
                             <w:r>
                               <w:rPr>
                                 <w:sz w:val="20"/>
@@ -1280,7 +1239,6 @@
                               </w:rPr>
                               <w:t>8</w:t>
                             </w:r>
-                            <w:proofErr w:type="gramEnd"/>
                           </w:p>
                           <w:p>
                             <w:pPr>
@@ -4195,21 +4153,12 @@
                                 <w:szCs w:val="20"/>
                               </w:rPr>
                             </w:pPr>
-                            <w:proofErr w:type="spellStart"/>
                             <w:r>
                               <w:rPr>
                                 <w:sz w:val="20"/>
                                 <w:szCs w:val="20"/>
                               </w:rPr>
-                              <w:t>BridgeManager</w:t>
-                            </w:r>
-                            <w:proofErr w:type="spellEnd"/>
-                            <w:r>
-                              <w:rPr>
-                                <w:sz w:val="20"/>
-                                <w:szCs w:val="20"/>
-                              </w:rPr>
-                              <w:t xml:space="preserve"> </w:t>
+                              <w:t xml:space="preserve">BridgeManager </w:t>
                             </w:r>
                             <w:r>
                               <w:rPr>
@@ -6223,27 +6172,7 @@
           <w:sz w:val="20"/>
           <w:szCs w:val="20"/>
         </w:rPr>
-        <w:t xml:space="preserve">]-  </w:t>
-      </w:r>
-      <w:proofErr w:type="gramStart"/>
-      <w:r>
-        <w:rPr>
-          <w:b/>
-          <w:bCs/>
-          <w:sz w:val="20"/>
-          <w:szCs w:val="20"/>
-        </w:rPr>
-        <w:t xml:space="preserve">  ]</w:t>
-      </w:r>
-      <w:proofErr w:type="gramEnd"/>
-      <w:r>
-        <w:rPr>
-          <w:b/>
-          <w:bCs/>
-          <w:sz w:val="20"/>
-          <w:szCs w:val="20"/>
-        </w:rPr>
-        <w:t>[    -[</w:t>
+        <w:t>]-    ][    -[</w:t>
       </w:r>
     </w:p>
     <w:p>
@@ -7130,15 +7059,7 @@
           <w:sz w:val="20"/>
           <w:szCs w:val="20"/>
         </w:rPr>
-        <w:t xml:space="preserve">Note that closing Bridge Manager with </w:t>
-      </w:r>
-      <w:proofErr w:type="gramStart"/>
-      <w:r>
-        <w:rPr>
-          <w:sz w:val="20"/>
-          <w:szCs w:val="20"/>
-        </w:rPr>
-        <w:t>the</w:t>
+        <w:t>Note that closing Bridge Manager with the</w:t>
       </w:r>
       <w:r>
         <w:rPr>
@@ -7164,7 +7085,6 @@
         </w:rPr>
         <w:t>X</w:t>
       </w:r>
-      <w:proofErr w:type="gramEnd"/>
       <w:r>
         <w:rPr>
           <w:b/>
@@ -8724,23 +8644,7 @@
           <w:sz w:val="20"/>
           <w:szCs w:val="20"/>
         </w:rPr>
-        <w:t xml:space="preserve"> </w:t>
-      </w:r>
-      <w:proofErr w:type="gramStart"/>
-      <w:r>
-        <w:rPr>
-          <w:sz w:val="20"/>
-          <w:szCs w:val="20"/>
-        </w:rPr>
-        <w:t>in order to</w:t>
-      </w:r>
-      <w:proofErr w:type="gramEnd"/>
-      <w:r>
-        <w:rPr>
-          <w:sz w:val="20"/>
-          <w:szCs w:val="20"/>
-        </w:rPr>
-        <w:t xml:space="preserve"> allow them to be linked to multiple organisations</w:t>
+        <w:t xml:space="preserve"> in order to allow them to be linked to multiple organisations</w:t>
       </w:r>
       <w:r>
         <w:rPr>
@@ -8754,43 +8658,16 @@
           <w:sz w:val="20"/>
           <w:szCs w:val="20"/>
         </w:rPr>
-        <w:t xml:space="preserve">See the </w:t>
-      </w:r>
-      <w:proofErr w:type="spellStart"/>
-      <w:r>
-        <w:rPr>
-          <w:sz w:val="20"/>
-          <w:szCs w:val="20"/>
-        </w:rPr>
-        <w:t>OrganisationContacts</w:t>
-      </w:r>
-      <w:proofErr w:type="spellEnd"/>
-      <w:r>
-        <w:rPr>
-          <w:sz w:val="20"/>
-          <w:szCs w:val="20"/>
-        </w:rPr>
-        <w:t xml:space="preserve"> table in the </w:t>
-      </w:r>
-      <w:proofErr w:type="spellStart"/>
-      <w:r>
-        <w:rPr>
-          <w:b/>
-          <w:bCs/>
-          <w:sz w:val="20"/>
-          <w:szCs w:val="20"/>
-        </w:rPr>
-        <w:t>BridgeManager</w:t>
-      </w:r>
-      <w:proofErr w:type="spellEnd"/>
-      <w:r>
-        <w:rPr>
-          <w:b/>
-          <w:bCs/>
-          <w:sz w:val="20"/>
-          <w:szCs w:val="20"/>
-        </w:rPr>
-        <w:t xml:space="preserve"> Database </w:t>
+        <w:t xml:space="preserve">See the OrganisationContacts table in the </w:t>
+      </w:r>
+      <w:r>
+        <w:rPr>
+          <w:b/>
+          <w:bCs/>
+          <w:sz w:val="20"/>
+          <w:szCs w:val="20"/>
+        </w:rPr>
+        <w:t xml:space="preserve">BridgeManager Database </w:t>
       </w:r>
       <w:r>
         <w:rPr>
@@ -9191,7 +9068,6 @@
           <w:bCs/>
         </w:rPr>
       </w:pPr>
-      <w:proofErr w:type="spellStart"/>
       <w:r>
         <w:rPr>
           <w:b/>
@@ -9199,7 +9075,6 @@
         </w:rPr>
         <w:t>Queriability</w:t>
       </w:r>
-      <w:proofErr w:type="spellEnd"/>
     </w:p>
     <w:p>
       <w:pPr>
@@ -9332,23 +9207,7 @@
           <w:sz w:val="20"/>
           <w:szCs w:val="20"/>
         </w:rPr>
-        <w:t xml:space="preserve">Much like organisations and assets, tasks in Bridge Manager are generally identified by their reference. They differ in that there is no foreign key relation in the database between the </w:t>
-      </w:r>
-      <w:proofErr w:type="spellStart"/>
-      <w:r>
-        <w:rPr>
-          <w:sz w:val="20"/>
-          <w:szCs w:val="20"/>
-        </w:rPr>
-        <w:t>Task_Reference</w:t>
-      </w:r>
-      <w:proofErr w:type="spellEnd"/>
-      <w:r>
-        <w:rPr>
-          <w:sz w:val="20"/>
-          <w:szCs w:val="20"/>
-        </w:rPr>
-        <w:t xml:space="preserve"> columns in the Task, Visit, Document or Organisation tables</w:t>
+        <w:t>Much like organisations and assets, tasks in Bridge Manager are generally identified by their reference. They differ in that there is no foreign key relation in the database between the Task_Reference columns in the Task, Visit, Document or Organisation tables</w:t>
       </w:r>
       <w:r>
         <w:rPr>
@@ -9357,25 +9216,14 @@
         </w:rPr>
         <w:t xml:space="preserve"> (as illustrated in </w:t>
       </w:r>
-      <w:proofErr w:type="spellStart"/>
-      <w:r>
-        <w:rPr>
-          <w:b/>
-          <w:bCs/>
-          <w:sz w:val="20"/>
-          <w:szCs w:val="20"/>
-        </w:rPr>
-        <w:t>BridgeManager</w:t>
-      </w:r>
-      <w:proofErr w:type="spellEnd"/>
-      <w:r>
-        <w:rPr>
-          <w:b/>
-          <w:bCs/>
-          <w:sz w:val="20"/>
-          <w:szCs w:val="20"/>
-        </w:rPr>
-        <w:t xml:space="preserve"> Database Diagram</w:t>
+      <w:r>
+        <w:rPr>
+          <w:b/>
+          <w:bCs/>
+          <w:sz w:val="20"/>
+          <w:szCs w:val="20"/>
+        </w:rPr>
+        <w:t>BridgeManager Database Diagram</w:t>
       </w:r>
       <w:r>
         <w:rPr>
@@ -9753,23 +9601,7 @@
           <w:sz w:val="20"/>
           <w:szCs w:val="20"/>
         </w:rPr>
-        <w:t xml:space="preserve"> along with the </w:t>
-      </w:r>
-      <w:proofErr w:type="gramStart"/>
-      <w:r>
-        <w:rPr>
-          <w:sz w:val="20"/>
-          <w:szCs w:val="20"/>
-        </w:rPr>
-        <w:t>Break Out</w:t>
-      </w:r>
-      <w:proofErr w:type="gramEnd"/>
-      <w:r>
-        <w:rPr>
-          <w:sz w:val="20"/>
-          <w:szCs w:val="20"/>
-        </w:rPr>
-        <w:t xml:space="preserve"> function (see </w:t>
+        <w:t xml:space="preserve"> along with the Break Out function (see </w:t>
       </w:r>
       <w:r>
         <w:rPr>
@@ -10178,21 +10010,12 @@
           <w:szCs w:val="20"/>
         </w:rPr>
       </w:pPr>
-      <w:proofErr w:type="spellStart"/>
-      <w:r>
-        <w:rPr>
-          <w:sz w:val="20"/>
-          <w:szCs w:val="20"/>
-        </w:rPr>
-        <w:t>Vists</w:t>
-      </w:r>
-      <w:proofErr w:type="spellEnd"/>
-      <w:r>
-        <w:rPr>
-          <w:sz w:val="20"/>
-          <w:szCs w:val="20"/>
-        </w:rPr>
-        <w:t xml:space="preserve"> and documents</w:t>
+      <w:r>
+        <w:rPr>
+          <w:sz w:val="20"/>
+          <w:szCs w:val="20"/>
+        </w:rPr>
+        <w:t>Vists and documents</w:t>
       </w:r>
       <w:r>
         <w:rPr>
@@ -10709,23 +10532,7 @@
           <w:sz w:val="20"/>
           <w:szCs w:val="20"/>
         </w:rPr>
-        <w:t xml:space="preserve">if it </w:t>
-      </w:r>
-      <w:proofErr w:type="gramStart"/>
-      <w:r>
-        <w:rPr>
-          <w:sz w:val="20"/>
-          <w:szCs w:val="20"/>
-        </w:rPr>
-        <w:t>has</w:t>
-      </w:r>
-      <w:proofErr w:type="gramEnd"/>
-      <w:r>
-        <w:rPr>
-          <w:sz w:val="20"/>
-          <w:szCs w:val="20"/>
-        </w:rPr>
-        <w:t xml:space="preserve"> one) will have its reference</w:t>
+        <w:t>if it has one) will have its reference</w:t>
       </w:r>
       <w:r>
         <w:rPr>
@@ -10934,30 +10741,14 @@
           <w:sz w:val="20"/>
           <w:szCs w:val="20"/>
         </w:rPr>
-        <w:t xml:space="preserve"> </w:t>
-      </w:r>
-      <w:proofErr w:type="gramStart"/>
-      <w:r>
-        <w:rPr>
-          <w:sz w:val="20"/>
-          <w:szCs w:val="20"/>
-        </w:rPr>
-        <w:t>grid</w:t>
-      </w:r>
-      <w:r>
-        <w:rPr>
-          <w:sz w:val="20"/>
-          <w:szCs w:val="20"/>
-        </w:rPr>
-        <w:t>, or</w:t>
-      </w:r>
-      <w:proofErr w:type="gramEnd"/>
-      <w:r>
-        <w:rPr>
-          <w:sz w:val="20"/>
-          <w:szCs w:val="20"/>
-        </w:rPr>
-        <w:t xml:space="preserve"> go to Database &gt; New &gt; Conference</w:t>
+        <w:t xml:space="preserve"> grid</w:t>
+      </w:r>
+      <w:r>
+        <w:rPr>
+          <w:sz w:val="20"/>
+          <w:szCs w:val="20"/>
+        </w:rPr>
+        <w:t>, or go to Database &gt; New &gt; Conference</w:t>
       </w:r>
       <w:r>
         <w:rPr>
@@ -12600,23 +12391,7 @@
           <w:sz w:val="20"/>
           <w:szCs w:val="20"/>
         </w:rPr>
-        <w:t xml:space="preserve">topmost connection in a connection list is considered to be the host of its </w:t>
-      </w:r>
-      <w:proofErr w:type="gramStart"/>
-      <w:r>
-        <w:rPr>
-          <w:sz w:val="20"/>
-          <w:szCs w:val="20"/>
-        </w:rPr>
-        <w:t>conference, and</w:t>
-      </w:r>
-      <w:proofErr w:type="gramEnd"/>
-      <w:r>
-        <w:rPr>
-          <w:sz w:val="20"/>
-          <w:szCs w:val="20"/>
-        </w:rPr>
-        <w:t xml:space="preserve"> is highlighted grey. This can come in useful when running SQL queries to determine billing details</w:t>
+        <w:t>topmost connection in a connection list is considered to be the host of its conference, and is highlighted grey. This can come in useful when running SQL queries to determine billing details</w:t>
       </w:r>
       <w:r>
         <w:rPr>
@@ -12646,23 +12421,7 @@
           <w:sz w:val="20"/>
           <w:szCs w:val="20"/>
         </w:rPr>
-        <w:t xml:space="preserve"> </w:t>
-      </w:r>
-      <w:proofErr w:type="gramStart"/>
-      <w:r>
-        <w:rPr>
-          <w:sz w:val="20"/>
-          <w:szCs w:val="20"/>
-        </w:rPr>
-        <w:t>section</w:t>
-      </w:r>
-      <w:proofErr w:type="gramEnd"/>
-      <w:r>
-        <w:rPr>
-          <w:sz w:val="20"/>
-          <w:szCs w:val="20"/>
-        </w:rPr>
-        <w:t xml:space="preserve"> under </w:t>
+        <w:t xml:space="preserve"> section under </w:t>
       </w:r>
       <w:r>
         <w:rPr>
@@ -13433,23 +13192,7 @@
           <w:sz w:val="20"/>
           <w:szCs w:val="20"/>
         </w:rPr>
-        <w:t xml:space="preserve">heck the box in the Remove column for any connection you wish to remove from all selected </w:t>
-      </w:r>
-      <w:proofErr w:type="gramStart"/>
-      <w:r>
-        <w:rPr>
-          <w:sz w:val="20"/>
-          <w:szCs w:val="20"/>
-        </w:rPr>
-        <w:t>conferences, and</w:t>
-      </w:r>
-      <w:proofErr w:type="gramEnd"/>
-      <w:r>
-        <w:rPr>
-          <w:sz w:val="20"/>
-          <w:szCs w:val="20"/>
-        </w:rPr>
-        <w:t xml:space="preserve"> click adjust.</w:t>
+        <w:t>heck the box in the Remove column for any connection you wish to remove from all selected conferences, and click adjust.</w:t>
       </w:r>
     </w:p>
     <w:p>
@@ -13480,23 +13223,7 @@
           <w:sz w:val="20"/>
           <w:szCs w:val="20"/>
         </w:rPr>
-        <w:t xml:space="preserve"> column indicates </w:t>
-      </w:r>
-      <w:proofErr w:type="gramStart"/>
-      <w:r>
-        <w:rPr>
-          <w:sz w:val="20"/>
-          <w:szCs w:val="20"/>
-        </w:rPr>
-        <w:t>whether or not</w:t>
-      </w:r>
-      <w:proofErr w:type="gramEnd"/>
-      <w:r>
-        <w:rPr>
-          <w:sz w:val="20"/>
-          <w:szCs w:val="20"/>
-        </w:rPr>
-        <w:t xml:space="preserve"> the dial number is a host of any selected conference (see </w:t>
+        <w:t xml:space="preserve"> column indicates whether or not the dial number is a host of any selected conference (see </w:t>
       </w:r>
       <w:r>
         <w:rPr>
@@ -14346,25 +14073,8 @@
           <w:sz w:val="20"/>
           <w:szCs w:val="20"/>
         </w:rPr>
-        <w:t xml:space="preserve">, and click either Cancel or </w:t>
-      </w:r>
-      <w:proofErr w:type="spellStart"/>
-      <w:r>
-        <w:rPr>
-          <w:sz w:val="20"/>
-          <w:szCs w:val="20"/>
-        </w:rPr>
-        <w:t>Uncancel</w:t>
-      </w:r>
-      <w:proofErr w:type="spellEnd"/>
-      <w:r>
-        <w:rPr>
-          <w:sz w:val="20"/>
-          <w:szCs w:val="20"/>
-        </w:rPr>
-        <w:t xml:space="preserve"> depending on the </w:t>
-      </w:r>
-      <w:proofErr w:type="gramStart"/>
+        <w:t xml:space="preserve">, and click either Cancel or Uncancel depending on the </w:t>
+      </w:r>
       <w:r>
         <w:rPr>
           <w:sz w:val="20"/>
@@ -14377,15 +14087,7 @@
           <w:sz w:val="20"/>
           <w:szCs w:val="20"/>
         </w:rPr>
-        <w:t>status</w:t>
-      </w:r>
-      <w:proofErr w:type="gramEnd"/>
-      <w:r>
-        <w:rPr>
-          <w:sz w:val="20"/>
-          <w:szCs w:val="20"/>
-        </w:rPr>
-        <w:t xml:space="preserve"> of the </w:t>
+        <w:t xml:space="preserve">status of the </w:t>
       </w:r>
       <w:r>
         <w:rPr>
@@ -15941,30 +15643,14 @@
           <w:sz w:val="20"/>
           <w:szCs w:val="20"/>
         </w:rPr>
-        <w:t xml:space="preserve"> that is not yet a part of a </w:t>
-      </w:r>
-      <w:proofErr w:type="gramStart"/>
-      <w:r>
-        <w:rPr>
-          <w:sz w:val="20"/>
-          <w:szCs w:val="20"/>
-        </w:rPr>
-        <w:t>recurrence</w:t>
-      </w:r>
-      <w:r>
-        <w:rPr>
-          <w:sz w:val="20"/>
-          <w:szCs w:val="20"/>
-        </w:rPr>
-        <w:t>, and</w:t>
-      </w:r>
-      <w:proofErr w:type="gramEnd"/>
-      <w:r>
-        <w:rPr>
-          <w:sz w:val="20"/>
-          <w:szCs w:val="20"/>
-        </w:rPr>
-        <w:t xml:space="preserve"> click Create Recurrence.</w:t>
+        <w:t xml:space="preserve"> that is not yet a part of a recurrence</w:t>
+      </w:r>
+      <w:r>
+        <w:rPr>
+          <w:sz w:val="20"/>
+          <w:szCs w:val="20"/>
+        </w:rPr>
+        <w:t>, and click Create Recurrence.</w:t>
       </w:r>
     </w:p>
     <w:p>
@@ -16369,23 +16055,7 @@
           <w:sz w:val="20"/>
           <w:szCs w:val="20"/>
         </w:rPr>
-        <w:t xml:space="preserve"> the text box if </w:t>
-      </w:r>
-      <w:proofErr w:type="gramStart"/>
-      <w:r>
-        <w:rPr>
-          <w:sz w:val="20"/>
-          <w:szCs w:val="20"/>
-        </w:rPr>
-        <w:t>needed, and</w:t>
-      </w:r>
-      <w:proofErr w:type="gramEnd"/>
-      <w:r>
-        <w:rPr>
-          <w:sz w:val="20"/>
-          <w:szCs w:val="20"/>
-        </w:rPr>
-        <w:t xml:space="preserve"> double click the desired recurrence.</w:t>
+        <w:t xml:space="preserve"> the text box if needed, and double click the desired recurrence.</w:t>
       </w:r>
       <w:r>
         <w:rPr>
@@ -17045,23 +16715,7 @@
           <w:sz w:val="20"/>
           <w:szCs w:val="20"/>
         </w:rPr>
-        <w:t xml:space="preserve">In Bridge Manager, a resource serves as a way to partition parts of the </w:t>
-      </w:r>
-      <w:proofErr w:type="gramStart"/>
-      <w:r>
-        <w:rPr>
-          <w:sz w:val="20"/>
-          <w:szCs w:val="20"/>
-        </w:rPr>
-        <w:t>service, and</w:t>
-      </w:r>
-      <w:proofErr w:type="gramEnd"/>
-      <w:r>
-        <w:rPr>
-          <w:sz w:val="20"/>
-          <w:szCs w:val="20"/>
-        </w:rPr>
-        <w:t xml:space="preserve"> also handle to conference and connection capacities. See the resource fields in </w:t>
+        <w:t xml:space="preserve">In Bridge Manager, a resource serves as a way to partition parts of the service, and also handle to conference and connection capacities. See the resource fields in </w:t>
       </w:r>
       <w:r>
         <w:rPr>
@@ -17428,23 +17082,7 @@
           <w:sz w:val="20"/>
           <w:szCs w:val="20"/>
         </w:rPr>
-        <w:t xml:space="preserve">conference can be placed </w:t>
-      </w:r>
-      <w:proofErr w:type="gramStart"/>
-      <w:r>
-        <w:rPr>
-          <w:sz w:val="20"/>
-          <w:szCs w:val="20"/>
-        </w:rPr>
-        <w:t>in a given</w:t>
-      </w:r>
-      <w:proofErr w:type="gramEnd"/>
-      <w:r>
-        <w:rPr>
-          <w:sz w:val="20"/>
-          <w:szCs w:val="20"/>
-        </w:rPr>
-        <w:t xml:space="preserve"> timeframe, it will not allow you to place any more conferences there. It may be the case that you know the resource can handle additional conferences due to some factor unknown to Bridge Manager, or perhaps you wish to make a provisional booking. In this case, you will want additional rows on which to place these exceptions when the resource is already at capacity.</w:t>
+        <w:t>conference can be placed in a given timeframe, it will not allow you to place any more conferences there. It may be the case that you know the resource can handle additional conferences due to some factor unknown to Bridge Manager, or perhaps you wish to make a provisional booking. In this case, you will want additional rows on which to place these exceptions when the resource is already at capacity.</w:t>
       </w:r>
     </w:p>
     <w:p>
@@ -17792,17 +17430,8 @@
           <w:sz w:val="20"/>
           <w:szCs w:val="20"/>
         </w:rPr>
-        <w:t xml:space="preserve"> conferences </w:t>
-      </w:r>
-      <w:proofErr w:type="gramStart"/>
-      <w:r>
-        <w:rPr>
-          <w:sz w:val="20"/>
-          <w:szCs w:val="20"/>
-        </w:rPr>
-        <w:t>at a glance</w:t>
-      </w:r>
-      <w:proofErr w:type="gramEnd"/>
+        <w:t xml:space="preserve"> conferences at a glance</w:t>
+      </w:r>
       <w:r>
         <w:rPr>
           <w:sz w:val="20"/>
@@ -17858,34 +17487,16 @@
           <w:sz w:val="20"/>
           <w:szCs w:val="20"/>
         </w:rPr>
-        <w:t xml:space="preserve">To view it, </w:t>
-      </w:r>
-      <w:proofErr w:type="gramStart"/>
-      <w:r>
-        <w:rPr>
-          <w:sz w:val="20"/>
-          <w:szCs w:val="20"/>
-        </w:rPr>
-        <w:t xml:space="preserve">click  </w:t>
-      </w:r>
-      <w:r>
-        <w:rPr>
-          <w:b/>
-          <w:bCs/>
-          <w:sz w:val="20"/>
-          <w:szCs w:val="20"/>
-        </w:rPr>
-        <w:t>]</w:t>
-      </w:r>
-      <w:proofErr w:type="gramEnd"/>
-      <w:r>
-        <w:rPr>
-          <w:b/>
-          <w:bCs/>
-          <w:sz w:val="20"/>
-          <w:szCs w:val="20"/>
-        </w:rPr>
-        <w:t xml:space="preserve">- </w:t>
+        <w:t xml:space="preserve">To view it, click  </w:t>
+      </w:r>
+      <w:r>
+        <w:rPr>
+          <w:b/>
+          <w:bCs/>
+          <w:sz w:val="20"/>
+          <w:szCs w:val="20"/>
+        </w:rPr>
+        <w:t xml:space="preserve">]- </w:t>
       </w:r>
       <w:r>
         <w:rPr>
@@ -18544,15 +18155,7 @@
           <w:sz w:val="20"/>
           <w:szCs w:val="20"/>
         </w:rPr>
-        <w:t xml:space="preserve">to zoom in and out either vertically or horizontally according to </w:t>
-      </w:r>
-      <w:proofErr w:type="gramStart"/>
-      <w:r>
-        <w:rPr>
-          <w:sz w:val="20"/>
-          <w:szCs w:val="20"/>
-        </w:rPr>
-        <w:t xml:space="preserve">the </w:t>
+        <w:t xml:space="preserve">to zoom in and out either vertically or horizontally according to the </w:t>
       </w:r>
       <w:r>
         <w:rPr>
@@ -18570,7 +18173,6 @@
         </w:rPr>
         <w:t>↕</w:t>
       </w:r>
-      <w:proofErr w:type="gramEnd"/>
       <w:r>
         <w:rPr>
           <w:b/>
@@ -18709,21 +18311,12 @@
         </w:rPr>
         <w:t xml:space="preserve"> </w:t>
       </w:r>
-      <w:proofErr w:type="gramStart"/>
-      <w:r>
-        <w:rPr>
-          <w:sz w:val="20"/>
-          <w:szCs w:val="20"/>
-        </w:rPr>
-        <w:t>Shift</w:t>
-      </w:r>
-      <w:proofErr w:type="gramEnd"/>
-      <w:r>
-        <w:rPr>
-          <w:sz w:val="20"/>
-          <w:szCs w:val="20"/>
-        </w:rPr>
-        <w:t xml:space="preserve"> to zoom horizontally.</w:t>
+      <w:r>
+        <w:rPr>
+          <w:sz w:val="20"/>
+          <w:szCs w:val="20"/>
+        </w:rPr>
+        <w:t>Shift to zoom horizontally.</w:t>
       </w:r>
     </w:p>
     <w:p>
@@ -18845,30 +18438,14 @@
           <w:sz w:val="20"/>
           <w:szCs w:val="20"/>
         </w:rPr>
-        <w:t xml:space="preserve">Use the mouse wheel to scroll </w:t>
-      </w:r>
-      <w:proofErr w:type="gramStart"/>
-      <w:r>
-        <w:rPr>
-          <w:sz w:val="20"/>
-          <w:szCs w:val="20"/>
-        </w:rPr>
-        <w:t>vertically</w:t>
-      </w:r>
-      <w:r>
-        <w:rPr>
-          <w:sz w:val="20"/>
-          <w:szCs w:val="20"/>
-        </w:rPr>
-        <w:t>, or</w:t>
-      </w:r>
-      <w:proofErr w:type="gramEnd"/>
-      <w:r>
-        <w:rPr>
-          <w:sz w:val="20"/>
-          <w:szCs w:val="20"/>
-        </w:rPr>
-        <w:t xml:space="preserve"> h</w:t>
+        <w:t>Use the mouse wheel to scroll vertically</w:t>
+      </w:r>
+      <w:r>
+        <w:rPr>
+          <w:sz w:val="20"/>
+          <w:szCs w:val="20"/>
+        </w:rPr>
+        <w:t>, or h</w:t>
       </w:r>
       <w:r>
         <w:rPr>
@@ -18942,23 +18519,7 @@
           <w:sz w:val="20"/>
           <w:szCs w:val="20"/>
         </w:rPr>
-        <w:t xml:space="preserve"> </w:t>
-      </w:r>
-      <w:proofErr w:type="gramStart"/>
-      <w:r>
-        <w:rPr>
-          <w:sz w:val="20"/>
-          <w:szCs w:val="20"/>
-        </w:rPr>
-        <w:t>in order to</w:t>
-      </w:r>
-      <w:proofErr w:type="gramEnd"/>
-      <w:r>
-        <w:rPr>
-          <w:sz w:val="20"/>
-          <w:szCs w:val="20"/>
-        </w:rPr>
-        <w:t xml:space="preserve"> centre the schedule on that conference</w:t>
+        <w:t xml:space="preserve"> in order to centre the schedule on that conference</w:t>
       </w:r>
       <w:r>
         <w:rPr>
@@ -19707,23 +19268,7 @@
           <w:sz w:val="20"/>
           <w:szCs w:val="20"/>
         </w:rPr>
-        <w:t xml:space="preserve"> conferences, either box-select by holding the left mouse button and dragging (start in an empty space</w:t>
-      </w:r>
-      <w:proofErr w:type="gramStart"/>
-      <w:r>
-        <w:rPr>
-          <w:sz w:val="20"/>
-          <w:szCs w:val="20"/>
-        </w:rPr>
-        <w:t>), or</w:t>
-      </w:r>
-      <w:proofErr w:type="gramEnd"/>
-      <w:r>
-        <w:rPr>
-          <w:sz w:val="20"/>
-          <w:szCs w:val="20"/>
-        </w:rPr>
-        <w:t xml:space="preserve"> left click to select a single conference. Hold shift</w:t>
+        <w:t xml:space="preserve"> conferences, either box-select by holding the left mouse button and dragging (start in an empty space), or left click to select a single conference. Hold shift</w:t>
       </w:r>
       <w:r>
         <w:rPr>
@@ -20214,23 +19759,7 @@
           <w:sz w:val="20"/>
           <w:szCs w:val="20"/>
         </w:rPr>
-        <w:t xml:space="preserve">Conferences are coloured in the schedule view for better visibility of conference states, including </w:t>
-      </w:r>
-      <w:proofErr w:type="gramStart"/>
-      <w:r>
-        <w:rPr>
-          <w:sz w:val="20"/>
-          <w:szCs w:val="20"/>
-        </w:rPr>
-        <w:t>whether or not</w:t>
-      </w:r>
-      <w:proofErr w:type="gramEnd"/>
-      <w:r>
-        <w:rPr>
-          <w:sz w:val="20"/>
-          <w:szCs w:val="20"/>
-        </w:rPr>
-        <w:t xml:space="preserve"> they have been meaningfully written up. </w:t>
+        <w:t xml:space="preserve">Conferences are coloured in the schedule view for better visibility of conference states, including whether or not they have been meaningfully written up. </w:t>
       </w:r>
       <w:r>
         <w:rPr>
@@ -21607,7 +21136,7 @@
                                     </pic:cNvPicPr>
                                   </pic:nvPicPr>
                                   <pic:blipFill>
-                                    <a:blip r:embed="rId32">
+                                    <a:blip r:embed="rId46">
                                       <a:extLst>
                                         <a:ext uri="{28A0092B-C50C-407E-A947-70E740481C1C}">
                                           <a14:useLocalDpi xmlns:a14="http://schemas.microsoft.com/office/drawing/2010/main" val="0"/>
@@ -21821,7 +21350,7 @@
                     </pic:cNvPicPr>
                   </pic:nvPicPr>
                   <pic:blipFill>
-                    <a:blip r:embed="rId46">
+                    <a:blip r:embed="rId47">
                       <a:extLst>
                         <a:ext uri="{28A0092B-C50C-407E-A947-70E740481C1C}">
                           <a14:useLocalDpi xmlns:a14="http://schemas.microsoft.com/office/drawing/2010/main" val="0"/>
@@ -21995,7 +21524,7 @@
                     </pic:cNvPicPr>
                   </pic:nvPicPr>
                   <pic:blipFill>
-                    <a:blip r:embed="rId47">
+                    <a:blip r:embed="rId48">
                       <a:extLst>
                         <a:ext uri="{28A0092B-C50C-407E-A947-70E740481C1C}">
                           <a14:useLocalDpi xmlns:a14="http://schemas.microsoft.com/office/drawing/2010/main" val="0"/>
@@ -22064,7 +21593,7 @@
                     </pic:cNvPicPr>
                   </pic:nvPicPr>
                   <pic:blipFill>
-                    <a:blip r:embed="rId48">
+                    <a:blip r:embed="rId49">
                       <a:extLst>
                         <a:ext uri="{28A0092B-C50C-407E-A947-70E740481C1C}">
                           <a14:useLocalDpi xmlns:a14="http://schemas.microsoft.com/office/drawing/2010/main" val="0"/>
@@ -22133,7 +21662,7 @@
                     </pic:cNvPicPr>
                   </pic:nvPicPr>
                   <pic:blipFill>
-                    <a:blip r:embed="rId49">
+                    <a:blip r:embed="rId50">
                       <a:extLst>
                         <a:ext uri="{28A0092B-C50C-407E-A947-70E740481C1C}">
                           <a14:useLocalDpi xmlns:a14="http://schemas.microsoft.com/office/drawing/2010/main" val="0"/>
@@ -22220,23 +21749,7 @@
           <w:sz w:val="20"/>
           <w:szCs w:val="20"/>
         </w:rPr>
-        <w:t xml:space="preserve"> will shade all conferences containing clashing dial numbers in </w:t>
-      </w:r>
-      <w:proofErr w:type="gramStart"/>
-      <w:r>
-        <w:rPr>
-          <w:sz w:val="20"/>
-          <w:szCs w:val="20"/>
-        </w:rPr>
-        <w:t>red, and</w:t>
-      </w:r>
-      <w:proofErr w:type="gramEnd"/>
-      <w:r>
-        <w:rPr>
-          <w:sz w:val="20"/>
-          <w:szCs w:val="20"/>
-        </w:rPr>
-        <w:t xml:space="preserve"> highlight the grid to indicate the earliest and latest conference start and end times where clashes are present.</w:t>
+        <w:t xml:space="preserve"> will shade all conferences containing clashing dial numbers in red, and highlight the grid to indicate the earliest and latest conference start and end times where clashes are present.</w:t>
       </w:r>
     </w:p>
     <w:p>
@@ -22755,7 +22268,7 @@
                     </pic:cNvPicPr>
                   </pic:nvPicPr>
                   <pic:blipFill>
-                    <a:blip r:embed="rId50">
+                    <a:blip r:embed="rId51">
                       <a:extLst>
                         <a:ext uri="{28A0092B-C50C-407E-A947-70E740481C1C}">
                           <a14:useLocalDpi xmlns:a14="http://schemas.microsoft.com/office/drawing/2010/main" val="0"/>
@@ -22836,7 +22349,7 @@
                     </pic:cNvPicPr>
                   </pic:nvPicPr>
                   <pic:blipFill>
-                    <a:blip r:embed="rId51">
+                    <a:blip r:embed="rId52">
                       <a:extLst>
                         <a:ext uri="{28A0092B-C50C-407E-A947-70E740481C1C}">
                           <a14:useLocalDpi xmlns:a14="http://schemas.microsoft.com/office/drawing/2010/main" val="0"/>
@@ -23038,23 +22551,7 @@
           <w:sz w:val="20"/>
           <w:szCs w:val="20"/>
         </w:rPr>
-        <w:t xml:space="preserve">select Bank Holiday in the Data Pane’s table dropdown, and click Search. Double </w:t>
-      </w:r>
-      <w:proofErr w:type="gramStart"/>
-      <w:r>
-        <w:rPr>
-          <w:sz w:val="20"/>
-          <w:szCs w:val="20"/>
-        </w:rPr>
-        <w:t>click</w:t>
-      </w:r>
-      <w:proofErr w:type="gramEnd"/>
-      <w:r>
-        <w:rPr>
-          <w:sz w:val="20"/>
-          <w:szCs w:val="20"/>
-        </w:rPr>
-        <w:t xml:space="preserve"> on one</w:t>
+        <w:t>select Bank Holiday in the Data Pane’s table dropdown, and click Search. Double click on one</w:t>
       </w:r>
       <w:r>
         <w:rPr>
@@ -23147,34 +22644,16 @@
           <w:sz w:val="20"/>
           <w:szCs w:val="20"/>
         </w:rPr>
-        <w:t xml:space="preserve">To access the data pane, </w:t>
-      </w:r>
-      <w:proofErr w:type="gramStart"/>
-      <w:r>
-        <w:rPr>
-          <w:sz w:val="20"/>
-          <w:szCs w:val="20"/>
-        </w:rPr>
-        <w:t xml:space="preserve">click  </w:t>
-      </w:r>
-      <w:r>
-        <w:rPr>
-          <w:b/>
-          <w:bCs/>
-          <w:sz w:val="20"/>
-          <w:szCs w:val="20"/>
-        </w:rPr>
-        <w:t>]</w:t>
-      </w:r>
-      <w:proofErr w:type="gramEnd"/>
-      <w:r>
-        <w:rPr>
-          <w:b/>
-          <w:bCs/>
-          <w:sz w:val="20"/>
-          <w:szCs w:val="20"/>
-        </w:rPr>
-        <w:t xml:space="preserve">[ </w:t>
+        <w:t xml:space="preserve">To access the data pane, click  </w:t>
+      </w:r>
+      <w:r>
+        <w:rPr>
+          <w:b/>
+          <w:bCs/>
+          <w:sz w:val="20"/>
+          <w:szCs w:val="20"/>
+        </w:rPr>
+        <w:t xml:space="preserve">][ </w:t>
       </w:r>
       <w:r>
         <w:rPr>
@@ -23269,7 +22748,7 @@
                     </pic:cNvPicPr>
                   </pic:nvPicPr>
                   <pic:blipFill>
-                    <a:blip r:embed="rId52">
+                    <a:blip r:embed="rId53">
                       <a:extLst>
                         <a:ext uri="{28A0092B-C50C-407E-A947-70E740481C1C}">
                           <a14:useLocalDpi xmlns:a14="http://schemas.microsoft.com/office/drawing/2010/main" val="0"/>
@@ -24122,7 +23601,7 @@
                     </pic:cNvPicPr>
                   </pic:nvPicPr>
                   <pic:blipFill>
-                    <a:blip r:embed="rId53">
+                    <a:blip r:embed="rId54">
                       <a:extLst>
                         <a:ext uri="{28A0092B-C50C-407E-A947-70E740481C1C}">
                           <a14:useLocalDpi xmlns:a14="http://schemas.microsoft.com/office/drawing/2010/main" val="0"/>
@@ -24235,7 +23714,7 @@
                     </pic:cNvPicPr>
                   </pic:nvPicPr>
                   <pic:blipFill>
-                    <a:blip r:embed="rId54">
+                    <a:blip r:embed="rId55">
                       <a:extLst>
                         <a:ext uri="{28A0092B-C50C-407E-A947-70E740481C1C}">
                           <a14:useLocalDpi xmlns:a14="http://schemas.microsoft.com/office/drawing/2010/main" val="0"/>
@@ -24279,23 +23758,7 @@
           <w:sz w:val="20"/>
           <w:szCs w:val="20"/>
         </w:rPr>
-        <w:t xml:space="preserve">Use the From and </w:t>
-      </w:r>
-      <w:proofErr w:type="gramStart"/>
-      <w:r>
-        <w:rPr>
-          <w:sz w:val="20"/>
-          <w:szCs w:val="20"/>
-        </w:rPr>
-        <w:t>To</w:t>
-      </w:r>
-      <w:proofErr w:type="gramEnd"/>
-      <w:r>
-        <w:rPr>
-          <w:sz w:val="20"/>
-          <w:szCs w:val="20"/>
-        </w:rPr>
-        <w:t xml:space="preserve"> date pickers to set thresholds for the conference start time (the end time is not considered).</w:t>
+        <w:t>Use the From and To date pickers to set thresholds for the conference start time (the end time is not considered).</w:t>
       </w:r>
       <w:bookmarkStart w:id="1" w:name="_Hlk187231600"/>
       <w:r>
@@ -24413,7 +23876,7 @@
                     </pic:cNvPicPr>
                   </pic:nvPicPr>
                   <pic:blipFill>
-                    <a:blip r:embed="rId55">
+                    <a:blip r:embed="rId56">
                       <a:extLst>
                         <a:ext uri="{28A0092B-C50C-407E-A947-70E740481C1C}">
                           <a14:useLocalDpi xmlns:a14="http://schemas.microsoft.com/office/drawing/2010/main" val="0"/>
@@ -24582,30 +24045,22 @@
           <w:sz w:val="20"/>
           <w:szCs w:val="20"/>
         </w:rPr>
+        <w:t xml:space="preserve"> option</w:t>
+      </w:r>
+      <w:r>
+        <w:rPr>
+          <w:sz w:val="20"/>
+          <w:szCs w:val="20"/>
+        </w:rPr>
+        <w:t>,</w:t>
+      </w:r>
+      <w:r>
+        <w:rPr>
+          <w:sz w:val="20"/>
+          <w:szCs w:val="20"/>
+        </w:rPr>
         <w:t xml:space="preserve"> </w:t>
       </w:r>
-      <w:proofErr w:type="gramStart"/>
-      <w:r>
-        <w:rPr>
-          <w:sz w:val="20"/>
-          <w:szCs w:val="20"/>
-        </w:rPr>
-        <w:t>option</w:t>
-      </w:r>
-      <w:r>
-        <w:rPr>
-          <w:sz w:val="20"/>
-          <w:szCs w:val="20"/>
-        </w:rPr>
-        <w:t>,</w:t>
-      </w:r>
-      <w:r>
-        <w:rPr>
-          <w:sz w:val="20"/>
-          <w:szCs w:val="20"/>
-        </w:rPr>
-        <w:t xml:space="preserve"> </w:t>
-      </w:r>
       <w:r>
         <w:rPr>
           <w:sz w:val="20"/>
@@ -24613,7 +24068,6 @@
         </w:rPr>
         <w:t>and</w:t>
       </w:r>
-      <w:proofErr w:type="gramEnd"/>
       <w:r>
         <w:rPr>
           <w:sz w:val="20"/>
@@ -24809,7 +24263,7 @@
                     </pic:cNvPicPr>
                   </pic:nvPicPr>
                   <pic:blipFill>
-                    <a:blip r:embed="rId56">
+                    <a:blip r:embed="rId57">
                       <a:extLst>
                         <a:ext uri="{28A0092B-C50C-407E-A947-70E740481C1C}">
                           <a14:useLocalDpi xmlns:a14="http://schemas.microsoft.com/office/drawing/2010/main" val="0"/>
@@ -24967,23 +24421,7 @@
           <w:sz w:val="20"/>
           <w:szCs w:val="20"/>
         </w:rPr>
-        <w:t xml:space="preserve">Note that there are numerous functions outside those stated below in the screenshot to the right. Many tables in Bridge Manager contain additional functions specific to that </w:t>
-      </w:r>
-      <w:proofErr w:type="gramStart"/>
-      <w:r>
-        <w:rPr>
-          <w:sz w:val="20"/>
-          <w:szCs w:val="20"/>
-        </w:rPr>
-        <w:t>table, and</w:t>
-      </w:r>
-      <w:proofErr w:type="gramEnd"/>
-      <w:r>
-        <w:rPr>
-          <w:sz w:val="20"/>
-          <w:szCs w:val="20"/>
-        </w:rPr>
-        <w:t xml:space="preserve"> occasionally omit some of the key features listed below.</w:t>
+        <w:t>Note that there are numerous functions outside those stated below in the screenshot to the right. Many tables in Bridge Manager contain additional functions specific to that table, and occasionally omit some of the key features listed below.</w:t>
       </w:r>
     </w:p>
     <w:p>
@@ -25088,32 +24526,14 @@
                 <w:sz w:val="20"/>
                 <w:szCs w:val="20"/>
               </w:rPr>
-              <w:t xml:space="preserve">Select </w:t>
+              <w:t xml:space="preserve">Select None  </w:t>
             </w:r>
-            <w:proofErr w:type="gramStart"/>
             <w:r>
               <w:rPr>
-                <w:b/>
-                <w:bCs/>
                 <w:sz w:val="20"/>
                 <w:szCs w:val="20"/>
               </w:rPr>
-              <w:t xml:space="preserve">None  </w:t>
-            </w:r>
-            <w:r>
-              <w:rPr>
-                <w:sz w:val="20"/>
-                <w:szCs w:val="20"/>
-              </w:rPr>
-              <w:t>[</w:t>
-            </w:r>
-            <w:proofErr w:type="gramEnd"/>
-            <w:r>
-              <w:rPr>
-                <w:sz w:val="20"/>
-                <w:szCs w:val="20"/>
-              </w:rPr>
-              <w:t>Esc]</w:t>
+              <w:t>[Esc]</w:t>
             </w:r>
             <w:r>
               <w:rPr>
@@ -25145,7 +24565,6 @@
               </w:rPr>
               <w:br/>
             </w:r>
-            <w:proofErr w:type="gramStart"/>
             <w:r>
               <w:rPr>
                 <w:b/>
@@ -25160,15 +24579,7 @@
                 <w:sz w:val="20"/>
                 <w:szCs w:val="20"/>
               </w:rPr>
-              <w:t xml:space="preserve">  [</w:t>
-            </w:r>
-            <w:proofErr w:type="gramEnd"/>
-            <w:r>
-              <w:rPr>
-                <w:sz w:val="20"/>
-                <w:szCs w:val="20"/>
-              </w:rPr>
-              <w:t>Ctrl-C]</w:t>
+              <w:t xml:space="preserve">  [Ctrl-C]</w:t>
             </w:r>
             <w:r>
               <w:rPr>
@@ -25214,32 +24625,14 @@
                 <w:sz w:val="20"/>
                 <w:szCs w:val="20"/>
               </w:rPr>
-              <w:t xml:space="preserve">Select </w:t>
+              <w:t>Select All</w:t>
             </w:r>
-            <w:proofErr w:type="gramStart"/>
             <w:r>
               <w:rPr>
-                <w:b/>
-                <w:bCs/>
                 <w:sz w:val="20"/>
                 <w:szCs w:val="20"/>
               </w:rPr>
-              <w:t>All</w:t>
-            </w:r>
-            <w:r>
-              <w:rPr>
-                <w:sz w:val="20"/>
-                <w:szCs w:val="20"/>
-              </w:rPr>
-              <w:t xml:space="preserve">  [</w:t>
-            </w:r>
-            <w:proofErr w:type="gramEnd"/>
-            <w:r>
-              <w:rPr>
-                <w:sz w:val="20"/>
-                <w:szCs w:val="20"/>
-              </w:rPr>
-              <w:t>Ctrl-A]</w:t>
+              <w:t xml:space="preserve">  [Ctrl-A]</w:t>
             </w:r>
             <w:r>
               <w:rPr>
@@ -25269,41 +24662,14 @@
                 <w:sz w:val="20"/>
                 <w:szCs w:val="20"/>
               </w:rPr>
-              <w:t xml:space="preserve">Copy Including </w:t>
+              <w:t>Copy Including Headers</w:t>
             </w:r>
-            <w:proofErr w:type="gramStart"/>
             <w:r>
               <w:rPr>
-                <w:b/>
-                <w:bCs/>
                 <w:sz w:val="20"/>
                 <w:szCs w:val="20"/>
               </w:rPr>
-              <w:t>Headers</w:t>
-            </w:r>
-            <w:r>
-              <w:rPr>
-                <w:sz w:val="20"/>
-                <w:szCs w:val="20"/>
-              </w:rPr>
-              <w:t xml:space="preserve">  [</w:t>
-            </w:r>
-            <w:proofErr w:type="spellStart"/>
-            <w:proofErr w:type="gramEnd"/>
-            <w:r>
-              <w:rPr>
-                <w:sz w:val="20"/>
-                <w:szCs w:val="20"/>
-              </w:rPr>
-              <w:t>Ctrl+Shift+C</w:t>
-            </w:r>
-            <w:proofErr w:type="spellEnd"/>
-            <w:r>
-              <w:rPr>
-                <w:sz w:val="20"/>
-                <w:szCs w:val="20"/>
-              </w:rPr>
-              <w:t>]</w:t>
+              <w:t xml:space="preserve">  [Ctrl+Shift+C]</w:t>
             </w:r>
             <w:r>
               <w:rPr>
@@ -25837,23 +25203,7 @@
           <w:sz w:val="20"/>
           <w:szCs w:val="20"/>
         </w:rPr>
-        <w:t xml:space="preserve">The running of </w:t>
-      </w:r>
-      <w:proofErr w:type="gramStart"/>
-      <w:r>
-        <w:rPr>
-          <w:sz w:val="20"/>
-          <w:szCs w:val="20"/>
-        </w:rPr>
-        <w:t>both of these</w:t>
-      </w:r>
-      <w:proofErr w:type="gramEnd"/>
-      <w:r>
-        <w:rPr>
-          <w:sz w:val="20"/>
-          <w:szCs w:val="20"/>
-        </w:rPr>
-        <w:t xml:space="preserve"> tools can be automated to some extent through the </w:t>
+        <w:t xml:space="preserve">The running of both of these tools can be automated to some extent through the </w:t>
       </w:r>
       <w:r>
         <w:rPr>
@@ -25914,23 +25264,7 @@
           <w:sz w:val="20"/>
           <w:szCs w:val="20"/>
         </w:rPr>
-        <w:t xml:space="preserve">You will need to be somewhat familiar with the SQL language </w:t>
-      </w:r>
-      <w:proofErr w:type="gramStart"/>
-      <w:r>
-        <w:rPr>
-          <w:sz w:val="20"/>
-          <w:szCs w:val="20"/>
-        </w:rPr>
-        <w:t>in order to</w:t>
-      </w:r>
-      <w:proofErr w:type="gramEnd"/>
-      <w:r>
-        <w:rPr>
-          <w:sz w:val="20"/>
-          <w:szCs w:val="20"/>
-        </w:rPr>
-        <w:t xml:space="preserve"> use this </w:t>
+        <w:t xml:space="preserve">You will need to be somewhat familiar with the SQL language in order to use this </w:t>
       </w:r>
       <w:r>
         <w:rPr>
@@ -26044,25 +25378,14 @@
         </w:rPr>
         <w:t xml:space="preserve"> can be found at the end of this document under </w:t>
       </w:r>
-      <w:proofErr w:type="spellStart"/>
-      <w:r>
-        <w:rPr>
-          <w:b/>
-          <w:bCs/>
-          <w:sz w:val="20"/>
-          <w:szCs w:val="20"/>
-        </w:rPr>
-        <w:t>BridgeManager</w:t>
-      </w:r>
-      <w:proofErr w:type="spellEnd"/>
-      <w:r>
-        <w:rPr>
-          <w:b/>
-          <w:bCs/>
-          <w:sz w:val="20"/>
-          <w:szCs w:val="20"/>
-        </w:rPr>
-        <w:t xml:space="preserve"> Database </w:t>
+      <w:r>
+        <w:rPr>
+          <w:b/>
+          <w:bCs/>
+          <w:sz w:val="20"/>
+          <w:szCs w:val="20"/>
+        </w:rPr>
+        <w:t xml:space="preserve">BridgeManager Database </w:t>
       </w:r>
       <w:r>
         <w:rPr>
@@ -26293,98 +25616,6 @@
                       <pic:pic xmlns:pic="http://schemas.openxmlformats.org/drawingml/2006/picture">
                         <pic:nvPicPr>
                           <pic:cNvPr id="0" name="Picture 94"/>
-                          <pic:cNvPicPr>
-                            <a:picLocks noChangeAspect="1" noChangeArrowheads="1"/>
-                          </pic:cNvPicPr>
-                        </pic:nvPicPr>
-                        <pic:blipFill>
-                          <a:blip r:embed="rId57">
-                            <a:extLst>
-                              <a:ext uri="{28A0092B-C50C-407E-A947-70E740481C1C}">
-                                <a14:useLocalDpi xmlns:a14="http://schemas.microsoft.com/office/drawing/2010/main" val="0"/>
-                              </a:ext>
-                            </a:extLst>
-                          </a:blip>
-                          <a:srcRect/>
-                          <a:stretch>
-                            <a:fillRect/>
-                          </a:stretch>
-                        </pic:blipFill>
-                        <pic:spPr bwMode="auto">
-                          <a:xfrm>
-                            <a:off x="0" y="0"/>
-                            <a:ext cx="306000" cy="306000"/>
-                          </a:xfrm>
-                          <a:prstGeom prst="rect">
-                            <a:avLst/>
-                          </a:prstGeom>
-                          <a:noFill/>
-                          <a:ln>
-                            <a:noFill/>
-                          </a:ln>
-                        </pic:spPr>
-                      </pic:pic>
-                    </a:graphicData>
-                  </a:graphic>
-                </wp:inline>
-              </w:drawing>
-            </w:r>
-          </w:p>
-        </w:tc>
-        <w:tc>
-          <w:tcPr>
-            <w:tcW w:w="4819" w:type="dxa"/>
-            <w:vAlign w:val="center"/>
-          </w:tcPr>
-          <w:p>
-            <w:pPr>
-              <w:rPr>
-                <w:sz w:val="20"/>
-                <w:szCs w:val="20"/>
-              </w:rPr>
-            </w:pPr>
-            <w:r>
-              <w:rPr>
-                <w:sz w:val="20"/>
-                <w:szCs w:val="20"/>
-              </w:rPr>
-              <w:t>Add a new standard Select Query Builder tab.</w:t>
-            </w:r>
-          </w:p>
-        </w:tc>
-        <w:tc>
-          <w:tcPr>
-            <w:tcW w:w="851" w:type="dxa"/>
-            <w:vAlign w:val="center"/>
-          </w:tcPr>
-          <w:p>
-            <w:pPr>
-              <w:rPr>
-                <w:b/>
-                <w:bCs/>
-                <w:sz w:val="20"/>
-                <w:szCs w:val="20"/>
-              </w:rPr>
-            </w:pPr>
-            <w:r>
-              <w:rPr>
-                <w:noProof/>
-                <w:sz w:val="20"/>
-                <w:szCs w:val="20"/>
-              </w:rPr>
-              <w:drawing>
-                <wp:inline distT="0" distB="0" distL="0" distR="0" wp14:anchorId="6D503EA0" wp14:editId="3A7F7EC1">
-                  <wp:extent cx="306000" cy="306000"/>
-                  <wp:effectExtent l="0" t="0" r="0" b="0"/>
-                  <wp:docPr id="1907993038" name="Picture 44"/>
-                  <wp:cNvGraphicFramePr>
-                    <a:graphicFrameLocks xmlns:a="http://schemas.openxmlformats.org/drawingml/2006/main" noChangeAspect="1"/>
-                  </wp:cNvGraphicFramePr>
-                  <a:graphic xmlns:a="http://schemas.openxmlformats.org/drawingml/2006/main">
-                    <a:graphicData uri="http://schemas.openxmlformats.org/drawingml/2006/picture">
-                      <pic:pic xmlns:pic="http://schemas.openxmlformats.org/drawingml/2006/picture">
-                        <pic:nvPicPr>
-                          <pic:cNvPr id="0" name="Picture 97"/>
                           <pic:cNvPicPr>
                             <a:picLocks noChangeAspect="1" noChangeArrowheads="1"/>
                           </pic:cNvPicPr>
@@ -26425,7 +25656,7 @@
         </w:tc>
         <w:tc>
           <w:tcPr>
-            <w:tcW w:w="4015" w:type="dxa"/>
+            <w:tcW w:w="4819" w:type="dxa"/>
             <w:vAlign w:val="center"/>
           </w:tcPr>
           <w:p>
@@ -26440,23 +25671,22 @@
                 <w:sz w:val="20"/>
                 <w:szCs w:val="20"/>
               </w:rPr>
-              <w:t>Delete the current tab.</w:t>
+              <w:t>Add a new standard Select Query Builder tab.</w:t>
             </w:r>
           </w:p>
         </w:tc>
-      </w:tr>
-      <w:tr>
         <w:tc>
           <w:tcPr>
             <w:tcW w:w="851" w:type="dxa"/>
+            <w:vAlign w:val="center"/>
           </w:tcPr>
           <w:p>
             <w:pPr>
               <w:rPr>
                 <w:b/>
                 <w:bCs/>
-                <w:sz w:val="30"/>
-                <w:szCs w:val="30"/>
+                <w:sz w:val="20"/>
+                <w:szCs w:val="20"/>
               </w:rPr>
             </w:pPr>
             <w:r>
@@ -26466,10 +25696,10 @@
                 <w:szCs w:val="20"/>
               </w:rPr>
               <w:drawing>
-                <wp:inline distT="0" distB="0" distL="0" distR="0" wp14:anchorId="3F2D43D1" wp14:editId="468F71E8">
+                <wp:inline distT="0" distB="0" distL="0" distR="0" wp14:anchorId="6D503EA0" wp14:editId="3A7F7EC1">
                   <wp:extent cx="306000" cy="306000"/>
                   <wp:effectExtent l="0" t="0" r="0" b="0"/>
-                  <wp:docPr id="454255913" name="Picture 42"/>
+                  <wp:docPr id="1907993038" name="Picture 44"/>
                   <wp:cNvGraphicFramePr>
                     <a:graphicFrameLocks xmlns:a="http://schemas.openxmlformats.org/drawingml/2006/main" noChangeAspect="1"/>
                   </wp:cNvGraphicFramePr>
@@ -26477,7 +25707,7 @@
                     <a:graphicData uri="http://schemas.openxmlformats.org/drawingml/2006/picture">
                       <pic:pic xmlns:pic="http://schemas.openxmlformats.org/drawingml/2006/picture">
                         <pic:nvPicPr>
-                          <pic:cNvPr id="0" name="Picture 95"/>
+                          <pic:cNvPr id="0" name="Picture 97"/>
                           <pic:cNvPicPr>
                             <a:picLocks noChangeAspect="1" noChangeArrowheads="1"/>
                           </pic:cNvPicPr>
@@ -26518,7 +25748,7 @@
         </w:tc>
         <w:tc>
           <w:tcPr>
-            <w:tcW w:w="4819" w:type="dxa"/>
+            <w:tcW w:w="4015" w:type="dxa"/>
             <w:vAlign w:val="center"/>
           </w:tcPr>
           <w:p>
@@ -26533,22 +25763,23 @@
                 <w:sz w:val="20"/>
                 <w:szCs w:val="20"/>
               </w:rPr>
-              <w:t>Add a new Select Statement tab.</w:t>
+              <w:t>Delete the current tab.</w:t>
             </w:r>
           </w:p>
         </w:tc>
+      </w:tr>
+      <w:tr>
         <w:tc>
           <w:tcPr>
             <w:tcW w:w="851" w:type="dxa"/>
-            <w:vAlign w:val="center"/>
           </w:tcPr>
           <w:p>
             <w:pPr>
               <w:rPr>
                 <w:b/>
                 <w:bCs/>
-                <w:sz w:val="20"/>
-                <w:szCs w:val="20"/>
+                <w:sz w:val="30"/>
+                <w:szCs w:val="30"/>
               </w:rPr>
             </w:pPr>
             <w:r>
@@ -26558,10 +25789,10 @@
                 <w:szCs w:val="20"/>
               </w:rPr>
               <w:drawing>
-                <wp:inline distT="0" distB="0" distL="0" distR="0" wp14:anchorId="14BAD719" wp14:editId="5EDA97AC">
+                <wp:inline distT="0" distB="0" distL="0" distR="0" wp14:anchorId="3F2D43D1" wp14:editId="468F71E8">
                   <wp:extent cx="306000" cy="306000"/>
                   <wp:effectExtent l="0" t="0" r="0" b="0"/>
-                  <wp:docPr id="952686462" name="Picture 46"/>
+                  <wp:docPr id="454255913" name="Picture 42"/>
                   <wp:cNvGraphicFramePr>
                     <a:graphicFrameLocks xmlns:a="http://schemas.openxmlformats.org/drawingml/2006/main" noChangeAspect="1"/>
                   </wp:cNvGraphicFramePr>
@@ -26569,7 +25800,7 @@
                     <a:graphicData uri="http://schemas.openxmlformats.org/drawingml/2006/picture">
                       <pic:pic xmlns:pic="http://schemas.openxmlformats.org/drawingml/2006/picture">
                         <pic:nvPicPr>
-                          <pic:cNvPr id="0" name="Picture 99"/>
+                          <pic:cNvPr id="0" name="Picture 95"/>
                           <pic:cNvPicPr>
                             <a:picLocks noChangeAspect="1" noChangeArrowheads="1"/>
                           </pic:cNvPicPr>
@@ -26610,7 +25841,7 @@
         </w:tc>
         <w:tc>
           <w:tcPr>
-            <w:tcW w:w="4015" w:type="dxa"/>
+            <w:tcW w:w="4819" w:type="dxa"/>
             <w:vAlign w:val="center"/>
           </w:tcPr>
           <w:p>
@@ -26625,23 +25856,22 @@
                 <w:sz w:val="20"/>
                 <w:szCs w:val="20"/>
               </w:rPr>
-              <w:t>Move the tab one space to the left.</w:t>
+              <w:t>Add a new Select Statement tab.</w:t>
             </w:r>
           </w:p>
         </w:tc>
-      </w:tr>
-      <w:tr>
         <w:tc>
           <w:tcPr>
             <w:tcW w:w="851" w:type="dxa"/>
+            <w:vAlign w:val="center"/>
           </w:tcPr>
           <w:p>
             <w:pPr>
               <w:rPr>
                 <w:b/>
                 <w:bCs/>
-                <w:sz w:val="30"/>
-                <w:szCs w:val="30"/>
+                <w:sz w:val="20"/>
+                <w:szCs w:val="20"/>
               </w:rPr>
             </w:pPr>
             <w:r>
@@ -26651,10 +25881,10 @@
                 <w:szCs w:val="20"/>
               </w:rPr>
               <w:drawing>
-                <wp:inline distT="0" distB="0" distL="0" distR="0" wp14:anchorId="0A5CEE58" wp14:editId="2A304B5C">
+                <wp:inline distT="0" distB="0" distL="0" distR="0" wp14:anchorId="14BAD719" wp14:editId="5EDA97AC">
                   <wp:extent cx="306000" cy="306000"/>
                   <wp:effectExtent l="0" t="0" r="0" b="0"/>
-                  <wp:docPr id="1633277271" name="Picture 43"/>
+                  <wp:docPr id="952686462" name="Picture 46"/>
                   <wp:cNvGraphicFramePr>
                     <a:graphicFrameLocks xmlns:a="http://schemas.openxmlformats.org/drawingml/2006/main" noChangeAspect="1"/>
                   </wp:cNvGraphicFramePr>
@@ -26662,7 +25892,7 @@
                     <a:graphicData uri="http://schemas.openxmlformats.org/drawingml/2006/picture">
                       <pic:pic xmlns:pic="http://schemas.openxmlformats.org/drawingml/2006/picture">
                         <pic:nvPicPr>
-                          <pic:cNvPr id="0" name="Picture 96"/>
+                          <pic:cNvPr id="0" name="Picture 99"/>
                           <pic:cNvPicPr>
                             <a:picLocks noChangeAspect="1" noChangeArrowheads="1"/>
                           </pic:cNvPicPr>
@@ -26703,7 +25933,7 @@
         </w:tc>
         <w:tc>
           <w:tcPr>
-            <w:tcW w:w="4819" w:type="dxa"/>
+            <w:tcW w:w="4015" w:type="dxa"/>
             <w:vAlign w:val="center"/>
           </w:tcPr>
           <w:p>
@@ -26718,22 +25948,23 @@
                 <w:sz w:val="20"/>
                 <w:szCs w:val="20"/>
               </w:rPr>
-              <w:t>Duplicate the current tab.</w:t>
+              <w:t>Move the tab one space to the left.</w:t>
             </w:r>
           </w:p>
         </w:tc>
+      </w:tr>
+      <w:tr>
         <w:tc>
           <w:tcPr>
             <w:tcW w:w="851" w:type="dxa"/>
-            <w:vAlign w:val="center"/>
           </w:tcPr>
           <w:p>
             <w:pPr>
               <w:rPr>
                 <w:b/>
                 <w:bCs/>
-                <w:sz w:val="20"/>
-                <w:szCs w:val="20"/>
+                <w:sz w:val="30"/>
+                <w:szCs w:val="30"/>
               </w:rPr>
             </w:pPr>
             <w:r>
@@ -26743,10 +25974,10 @@
                 <w:szCs w:val="20"/>
               </w:rPr>
               <w:drawing>
-                <wp:inline distT="0" distB="0" distL="0" distR="0" wp14:anchorId="14753920" wp14:editId="701D3539">
+                <wp:inline distT="0" distB="0" distL="0" distR="0" wp14:anchorId="0A5CEE58" wp14:editId="2A304B5C">
                   <wp:extent cx="306000" cy="306000"/>
                   <wp:effectExtent l="0" t="0" r="0" b="0"/>
-                  <wp:docPr id="857029062" name="Picture 47"/>
+                  <wp:docPr id="1633277271" name="Picture 43"/>
                   <wp:cNvGraphicFramePr>
                     <a:graphicFrameLocks xmlns:a="http://schemas.openxmlformats.org/drawingml/2006/main" noChangeAspect="1"/>
                   </wp:cNvGraphicFramePr>
@@ -26754,7 +25985,7 @@
                     <a:graphicData uri="http://schemas.openxmlformats.org/drawingml/2006/picture">
                       <pic:pic xmlns:pic="http://schemas.openxmlformats.org/drawingml/2006/picture">
                         <pic:nvPicPr>
-                          <pic:cNvPr id="0" name="Picture 100"/>
+                          <pic:cNvPr id="0" name="Picture 96"/>
                           <pic:cNvPicPr>
                             <a:picLocks noChangeAspect="1" noChangeArrowheads="1"/>
                           </pic:cNvPicPr>
@@ -26795,6 +26026,98 @@
         </w:tc>
         <w:tc>
           <w:tcPr>
+            <w:tcW w:w="4819" w:type="dxa"/>
+            <w:vAlign w:val="center"/>
+          </w:tcPr>
+          <w:p>
+            <w:pPr>
+              <w:rPr>
+                <w:sz w:val="20"/>
+                <w:szCs w:val="20"/>
+              </w:rPr>
+            </w:pPr>
+            <w:r>
+              <w:rPr>
+                <w:sz w:val="20"/>
+                <w:szCs w:val="20"/>
+              </w:rPr>
+              <w:t>Duplicate the current tab.</w:t>
+            </w:r>
+          </w:p>
+        </w:tc>
+        <w:tc>
+          <w:tcPr>
+            <w:tcW w:w="851" w:type="dxa"/>
+            <w:vAlign w:val="center"/>
+          </w:tcPr>
+          <w:p>
+            <w:pPr>
+              <w:rPr>
+                <w:b/>
+                <w:bCs/>
+                <w:sz w:val="20"/>
+                <w:szCs w:val="20"/>
+              </w:rPr>
+            </w:pPr>
+            <w:r>
+              <w:rPr>
+                <w:noProof/>
+                <w:sz w:val="20"/>
+                <w:szCs w:val="20"/>
+              </w:rPr>
+              <w:drawing>
+                <wp:inline distT="0" distB="0" distL="0" distR="0" wp14:anchorId="14753920" wp14:editId="701D3539">
+                  <wp:extent cx="306000" cy="306000"/>
+                  <wp:effectExtent l="0" t="0" r="0" b="0"/>
+                  <wp:docPr id="857029062" name="Picture 47"/>
+                  <wp:cNvGraphicFramePr>
+                    <a:graphicFrameLocks xmlns:a="http://schemas.openxmlformats.org/drawingml/2006/main" noChangeAspect="1"/>
+                  </wp:cNvGraphicFramePr>
+                  <a:graphic xmlns:a="http://schemas.openxmlformats.org/drawingml/2006/main">
+                    <a:graphicData uri="http://schemas.openxmlformats.org/drawingml/2006/picture">
+                      <pic:pic xmlns:pic="http://schemas.openxmlformats.org/drawingml/2006/picture">
+                        <pic:nvPicPr>
+                          <pic:cNvPr id="0" name="Picture 100"/>
+                          <pic:cNvPicPr>
+                            <a:picLocks noChangeAspect="1" noChangeArrowheads="1"/>
+                          </pic:cNvPicPr>
+                        </pic:nvPicPr>
+                        <pic:blipFill>
+                          <a:blip r:embed="rId63">
+                            <a:extLst>
+                              <a:ext uri="{28A0092B-C50C-407E-A947-70E740481C1C}">
+                                <a14:useLocalDpi xmlns:a14="http://schemas.microsoft.com/office/drawing/2010/main" val="0"/>
+                              </a:ext>
+                            </a:extLst>
+                          </a:blip>
+                          <a:srcRect/>
+                          <a:stretch>
+                            <a:fillRect/>
+                          </a:stretch>
+                        </pic:blipFill>
+                        <pic:spPr bwMode="auto">
+                          <a:xfrm>
+                            <a:off x="0" y="0"/>
+                            <a:ext cx="306000" cy="306000"/>
+                          </a:xfrm>
+                          <a:prstGeom prst="rect">
+                            <a:avLst/>
+                          </a:prstGeom>
+                          <a:noFill/>
+                          <a:ln>
+                            <a:noFill/>
+                          </a:ln>
+                        </pic:spPr>
+                      </pic:pic>
+                    </a:graphicData>
+                  </a:graphic>
+                </wp:inline>
+              </w:drawing>
+            </w:r>
+          </w:p>
+        </w:tc>
+        <w:tc>
+          <w:tcPr>
             <w:tcW w:w="4015" w:type="dxa"/>
             <w:vAlign w:val="center"/>
           </w:tcPr>
@@ -27043,7 +26366,7 @@
                     </pic:cNvPicPr>
                   </pic:nvPicPr>
                   <pic:blipFill>
-                    <a:blip r:embed="rId63">
+                    <a:blip r:embed="rId64">
                       <a:extLst>
                         <a:ext uri="{28A0092B-C50C-407E-A947-70E740481C1C}">
                           <a14:useLocalDpi xmlns:a14="http://schemas.microsoft.com/office/drawing/2010/main" val="0"/>
@@ -27575,7 +26898,7 @@
                     </pic:cNvPicPr>
                   </pic:nvPicPr>
                   <pic:blipFill>
-                    <a:blip r:embed="rId64">
+                    <a:blip r:embed="rId65">
                       <a:extLst>
                         <a:ext uri="{28A0092B-C50C-407E-A947-70E740481C1C}">
                           <a14:useLocalDpi xmlns:a14="http://schemas.microsoft.com/office/drawing/2010/main" val="0"/>
@@ -27772,7 +27095,7 @@
                     </pic:cNvPicPr>
                   </pic:nvPicPr>
                   <pic:blipFill>
-                    <a:blip r:embed="rId65">
+                    <a:blip r:embed="rId66">
                       <a:extLst>
                         <a:ext uri="{28A0092B-C50C-407E-A947-70E740481C1C}">
                           <a14:useLocalDpi xmlns:a14="http://schemas.microsoft.com/office/drawing/2010/main" val="0"/>
@@ -27906,7 +27229,7 @@
                     </pic:cNvPicPr>
                   </pic:nvPicPr>
                   <pic:blipFill>
-                    <a:blip r:embed="rId66">
+                    <a:blip r:embed="rId67">
                       <a:extLst>
                         <a:ext uri="{28A0092B-C50C-407E-A947-70E740481C1C}">
                           <a14:useLocalDpi xmlns:a14="http://schemas.microsoft.com/office/drawing/2010/main" val="0"/>
@@ -28171,7 +27494,7 @@
                     </pic:cNvPicPr>
                   </pic:nvPicPr>
                   <pic:blipFill>
-                    <a:blip r:embed="rId67">
+                    <a:blip r:embed="rId68">
                       <a:extLst>
                         <a:ext uri="{28A0092B-C50C-407E-A947-70E740481C1C}">
                           <a14:useLocalDpi xmlns:a14="http://schemas.microsoft.com/office/drawing/2010/main" val="0"/>
@@ -28416,7 +27739,7 @@
                     </pic:cNvPicPr>
                   </pic:nvPicPr>
                   <pic:blipFill>
-                    <a:blip r:embed="rId68">
+                    <a:blip r:embed="rId69">
                       <a:extLst>
                         <a:ext uri="{28A0092B-C50C-407E-A947-70E740481C1C}">
                           <a14:useLocalDpi xmlns:a14="http://schemas.microsoft.com/office/drawing/2010/main" val="0"/>
@@ -28646,7 +27969,7 @@
                     </pic:cNvPicPr>
                   </pic:nvPicPr>
                   <pic:blipFill>
-                    <a:blip r:embed="rId59">
+                    <a:blip r:embed="rId60">
                       <a:extLst>
                         <a:ext uri="{28A0092B-C50C-407E-A947-70E740481C1C}">
                           <a14:useLocalDpi xmlns:a14="http://schemas.microsoft.com/office/drawing/2010/main" val="0"/>
@@ -28800,25 +28123,14 @@
         </w:rPr>
         <w:t xml:space="preserve"> </w:t>
       </w:r>
-      <w:proofErr w:type="spellStart"/>
-      <w:r>
-        <w:rPr>
-          <w:b/>
-          <w:bCs/>
-          <w:sz w:val="20"/>
-          <w:szCs w:val="20"/>
-        </w:rPr>
-        <w:t>BridgeManager</w:t>
-      </w:r>
-      <w:proofErr w:type="spellEnd"/>
-      <w:r>
-        <w:rPr>
-          <w:b/>
-          <w:bCs/>
-          <w:sz w:val="20"/>
-          <w:szCs w:val="20"/>
-        </w:rPr>
-        <w:t xml:space="preserve"> Database </w:t>
+      <w:r>
+        <w:rPr>
+          <w:b/>
+          <w:bCs/>
+          <w:sz w:val="20"/>
+          <w:szCs w:val="20"/>
+        </w:rPr>
+        <w:t xml:space="preserve">BridgeManager Database </w:t>
       </w:r>
       <w:r>
         <w:rPr>
@@ -28905,7 +28217,7 @@
                     </pic:cNvPicPr>
                   </pic:nvPicPr>
                   <pic:blipFill>
-                    <a:blip r:embed="rId69">
+                    <a:blip r:embed="rId70">
                       <a:extLst>
                         <a:ext uri="{28A0092B-C50C-407E-A947-70E740481C1C}">
                           <a14:useLocalDpi xmlns:a14="http://schemas.microsoft.com/office/drawing/2010/main" val="0"/>
@@ -29130,7 +28442,7 @@
                     </pic:cNvPicPr>
                   </pic:nvPicPr>
                   <pic:blipFill>
-                    <a:blip r:embed="rId70">
+                    <a:blip r:embed="rId71">
                       <a:extLst>
                         <a:ext uri="{28A0092B-C50C-407E-A947-70E740481C1C}">
                           <a14:useLocalDpi xmlns:a14="http://schemas.microsoft.com/office/drawing/2010/main" val="0"/>
@@ -31187,7 +30499,7 @@
                     </pic:cNvPicPr>
                   </pic:nvPicPr>
                   <pic:blipFill>
-                    <a:blip r:embed="rId71">
+                    <a:blip r:embed="rId72">
                       <a:extLst>
                         <a:ext uri="{28A0092B-C50C-407E-A947-70E740481C1C}">
                           <a14:useLocalDpi xmlns:a14="http://schemas.microsoft.com/office/drawing/2010/main" val="0"/>
@@ -31316,75 +30628,6 @@
                 <pic:pic xmlns:pic="http://schemas.openxmlformats.org/drawingml/2006/picture">
                   <pic:nvPicPr>
                     <pic:cNvPr id="0" name="Picture 103"/>
-                    <pic:cNvPicPr>
-                      <a:picLocks noChangeAspect="1" noChangeArrowheads="1"/>
-                    </pic:cNvPicPr>
-                  </pic:nvPicPr>
-                  <pic:blipFill>
-                    <a:blip r:embed="rId72">
-                      <a:extLst>
-                        <a:ext uri="{28A0092B-C50C-407E-A947-70E740481C1C}">
-                          <a14:useLocalDpi xmlns:a14="http://schemas.microsoft.com/office/drawing/2010/main" val="0"/>
-                        </a:ext>
-                      </a:extLst>
-                    </a:blip>
-                    <a:srcRect/>
-                    <a:stretch>
-                      <a:fillRect/>
-                    </a:stretch>
-                  </pic:blipFill>
-                  <pic:spPr bwMode="auto">
-                    <a:xfrm>
-                      <a:off x="0" y="0"/>
-                      <a:ext cx="305435" cy="305435"/>
-                    </a:xfrm>
-                    <a:prstGeom prst="rect">
-                      <a:avLst/>
-                    </a:prstGeom>
-                    <a:noFill/>
-                    <a:ln>
-                      <a:noFill/>
-                    </a:ln>
-                  </pic:spPr>
-                </pic:pic>
-              </a:graphicData>
-            </a:graphic>
-            <wp14:sizeRelH relativeFrom="margin">
-              <wp14:pctWidth>0</wp14:pctWidth>
-            </wp14:sizeRelH>
-            <wp14:sizeRelV relativeFrom="margin">
-              <wp14:pctHeight>0</wp14:pctHeight>
-            </wp14:sizeRelV>
-          </wp:anchor>
-        </w:drawing>
-      </w:r>
-      <w:r>
-        <w:rPr>
-          <w:noProof/>
-          <w:sz w:val="20"/>
-          <w:szCs w:val="20"/>
-        </w:rPr>
-        <w:drawing>
-          <wp:anchor distT="0" distB="0" distL="114300" distR="360045" simplePos="0" relativeHeight="251716608" behindDoc="0" locked="0" layoutInCell="1" allowOverlap="1" wp14:anchorId="40387B15" wp14:editId="05F3D8F5">
-            <wp:simplePos x="0" y="0"/>
-            <wp:positionH relativeFrom="margin">
-              <wp:posOffset>0</wp:posOffset>
-            </wp:positionH>
-            <wp:positionV relativeFrom="paragraph">
-              <wp:posOffset>554660</wp:posOffset>
-            </wp:positionV>
-            <wp:extent cx="305435" cy="305435"/>
-            <wp:effectExtent l="0" t="0" r="0" b="0"/>
-            <wp:wrapSquare wrapText="bothSides"/>
-            <wp:docPr id="1716277015" name="Picture 49"/>
-            <wp:cNvGraphicFramePr>
-              <a:graphicFrameLocks xmlns:a="http://schemas.openxmlformats.org/drawingml/2006/main" noChangeAspect="1"/>
-            </wp:cNvGraphicFramePr>
-            <a:graphic xmlns:a="http://schemas.openxmlformats.org/drawingml/2006/main">
-              <a:graphicData uri="http://schemas.openxmlformats.org/drawingml/2006/picture">
-                <pic:pic xmlns:pic="http://schemas.openxmlformats.org/drawingml/2006/picture">
-                  <pic:nvPicPr>
-                    <pic:cNvPr id="0" name="Picture 102"/>
                     <pic:cNvPicPr>
                       <a:picLocks noChangeAspect="1" noChangeArrowheads="1"/>
                     </pic:cNvPicPr>
@@ -31434,6 +30677,75 @@
           <w:szCs w:val="20"/>
         </w:rPr>
         <w:drawing>
+          <wp:anchor distT="0" distB="0" distL="114300" distR="360045" simplePos="0" relativeHeight="251716608" behindDoc="0" locked="0" layoutInCell="1" allowOverlap="1" wp14:anchorId="40387B15" wp14:editId="05F3D8F5">
+            <wp:simplePos x="0" y="0"/>
+            <wp:positionH relativeFrom="margin">
+              <wp:posOffset>0</wp:posOffset>
+            </wp:positionH>
+            <wp:positionV relativeFrom="paragraph">
+              <wp:posOffset>554660</wp:posOffset>
+            </wp:positionV>
+            <wp:extent cx="305435" cy="305435"/>
+            <wp:effectExtent l="0" t="0" r="0" b="0"/>
+            <wp:wrapSquare wrapText="bothSides"/>
+            <wp:docPr id="1716277015" name="Picture 49"/>
+            <wp:cNvGraphicFramePr>
+              <a:graphicFrameLocks xmlns:a="http://schemas.openxmlformats.org/drawingml/2006/main" noChangeAspect="1"/>
+            </wp:cNvGraphicFramePr>
+            <a:graphic xmlns:a="http://schemas.openxmlformats.org/drawingml/2006/main">
+              <a:graphicData uri="http://schemas.openxmlformats.org/drawingml/2006/picture">
+                <pic:pic xmlns:pic="http://schemas.openxmlformats.org/drawingml/2006/picture">
+                  <pic:nvPicPr>
+                    <pic:cNvPr id="0" name="Picture 102"/>
+                    <pic:cNvPicPr>
+                      <a:picLocks noChangeAspect="1" noChangeArrowheads="1"/>
+                    </pic:cNvPicPr>
+                  </pic:nvPicPr>
+                  <pic:blipFill>
+                    <a:blip r:embed="rId74">
+                      <a:extLst>
+                        <a:ext uri="{28A0092B-C50C-407E-A947-70E740481C1C}">
+                          <a14:useLocalDpi xmlns:a14="http://schemas.microsoft.com/office/drawing/2010/main" val="0"/>
+                        </a:ext>
+                      </a:extLst>
+                    </a:blip>
+                    <a:srcRect/>
+                    <a:stretch>
+                      <a:fillRect/>
+                    </a:stretch>
+                  </pic:blipFill>
+                  <pic:spPr bwMode="auto">
+                    <a:xfrm>
+                      <a:off x="0" y="0"/>
+                      <a:ext cx="305435" cy="305435"/>
+                    </a:xfrm>
+                    <a:prstGeom prst="rect">
+                      <a:avLst/>
+                    </a:prstGeom>
+                    <a:noFill/>
+                    <a:ln>
+                      <a:noFill/>
+                    </a:ln>
+                  </pic:spPr>
+                </pic:pic>
+              </a:graphicData>
+            </a:graphic>
+            <wp14:sizeRelH relativeFrom="margin">
+              <wp14:pctWidth>0</wp14:pctWidth>
+            </wp14:sizeRelH>
+            <wp14:sizeRelV relativeFrom="margin">
+              <wp14:pctHeight>0</wp14:pctHeight>
+            </wp14:sizeRelV>
+          </wp:anchor>
+        </w:drawing>
+      </w:r>
+      <w:r>
+        <w:rPr>
+          <w:noProof/>
+          <w:sz w:val="20"/>
+          <w:szCs w:val="20"/>
+        </w:rPr>
+        <w:drawing>
           <wp:anchor distT="0" distB="0" distL="114300" distR="360045" simplePos="0" relativeHeight="251715584" behindDoc="0" locked="0" layoutInCell="1" allowOverlap="1" wp14:anchorId="03AAE79F" wp14:editId="15370FC8">
             <wp:simplePos x="0" y="0"/>
             <wp:positionH relativeFrom="column">
@@ -31459,7 +30771,7 @@
                     </pic:cNvPicPr>
                   </pic:nvPicPr>
                   <pic:blipFill>
-                    <a:blip r:embed="rId74">
+                    <a:blip r:embed="rId75">
                       <a:extLst>
                         <a:ext uri="{28A0092B-C50C-407E-A947-70E740481C1C}">
                           <a14:useLocalDpi xmlns:a14="http://schemas.microsoft.com/office/drawing/2010/main" val="0"/>
@@ -31706,7 +31018,6 @@
           <w:szCs w:val="30"/>
         </w:rPr>
       </w:pPr>
-      <w:proofErr w:type="spellStart"/>
       <w:r>
         <w:rPr>
           <w:b/>
@@ -31715,160 +31026,22 @@
           <w:szCs w:val="30"/>
         </w:rPr>
         <w:lastRenderedPageBreak/>
-        <w:t>BridgeManager</w:t>
-      </w:r>
-      <w:proofErr w:type="spellEnd"/>
-      <w:r>
-        <w:rPr>
-          <w:b/>
-          <w:bCs/>
-          <w:sz w:val="30"/>
-          <w:szCs w:val="30"/>
-        </w:rPr>
-        <w:t xml:space="preserve"> Database Diagram</w:t>
-      </w:r>
-    </w:p>
-    <w:p>
-      <w:pPr>
-        <w:rPr>
-          <w:sz w:val="20"/>
-          <w:szCs w:val="20"/>
-        </w:rPr>
-      </w:pPr>
-      <w:r>
-        <w:rPr>
-          <w:sz w:val="20"/>
-          <w:szCs w:val="20"/>
-        </w:rPr>
-        <w:t xml:space="preserve">Note that the diagram below is not exhaustive, as it omits the </w:t>
-      </w:r>
-      <w:proofErr w:type="spellStart"/>
-      <w:r>
-        <w:rPr>
-          <w:sz w:val="20"/>
-          <w:szCs w:val="20"/>
-        </w:rPr>
-        <w:t>OrganisationOrder</w:t>
-      </w:r>
-      <w:proofErr w:type="spellEnd"/>
-      <w:r>
-        <w:rPr>
-          <w:sz w:val="20"/>
-          <w:szCs w:val="20"/>
-        </w:rPr>
-        <w:t xml:space="preserve">, </w:t>
-      </w:r>
-      <w:proofErr w:type="spellStart"/>
-      <w:r>
-        <w:rPr>
-          <w:sz w:val="20"/>
-          <w:szCs w:val="20"/>
-        </w:rPr>
-        <w:t>AssetOrder</w:t>
-      </w:r>
-      <w:proofErr w:type="spellEnd"/>
-      <w:r>
-        <w:rPr>
-          <w:sz w:val="20"/>
-          <w:szCs w:val="20"/>
-        </w:rPr>
-        <w:t xml:space="preserve">, </w:t>
-      </w:r>
-      <w:proofErr w:type="spellStart"/>
-      <w:r>
-        <w:rPr>
-          <w:sz w:val="20"/>
-          <w:szCs w:val="20"/>
-        </w:rPr>
-        <w:t>ContactOrder</w:t>
-      </w:r>
-      <w:proofErr w:type="spellEnd"/>
-      <w:r>
-        <w:rPr>
-          <w:sz w:val="20"/>
-          <w:szCs w:val="20"/>
-        </w:rPr>
-        <w:t xml:space="preserve">, </w:t>
-      </w:r>
-      <w:proofErr w:type="spellStart"/>
-      <w:r>
-        <w:rPr>
-          <w:sz w:val="20"/>
-          <w:szCs w:val="20"/>
-        </w:rPr>
-        <w:t>ConferenceOrder</w:t>
-      </w:r>
-      <w:proofErr w:type="spellEnd"/>
-      <w:r>
-        <w:rPr>
-          <w:sz w:val="20"/>
-          <w:szCs w:val="20"/>
-        </w:rPr>
-        <w:t xml:space="preserve">, </w:t>
-      </w:r>
-      <w:proofErr w:type="spellStart"/>
-      <w:r>
-        <w:rPr>
-          <w:sz w:val="20"/>
-          <w:szCs w:val="20"/>
-        </w:rPr>
-        <w:t>TaskOrder</w:t>
-      </w:r>
-      <w:proofErr w:type="spellEnd"/>
-      <w:r>
-        <w:rPr>
-          <w:sz w:val="20"/>
-          <w:szCs w:val="20"/>
-        </w:rPr>
-        <w:t xml:space="preserve">, </w:t>
-      </w:r>
-      <w:proofErr w:type="spellStart"/>
-      <w:r>
-        <w:rPr>
-          <w:sz w:val="20"/>
-          <w:szCs w:val="20"/>
-        </w:rPr>
-        <w:t>VisitOrder</w:t>
-      </w:r>
-      <w:proofErr w:type="spellEnd"/>
-      <w:r>
-        <w:rPr>
-          <w:sz w:val="20"/>
-          <w:szCs w:val="20"/>
-        </w:rPr>
-        <w:t xml:space="preserve">, </w:t>
-      </w:r>
-      <w:proofErr w:type="spellStart"/>
-      <w:r>
-        <w:rPr>
-          <w:sz w:val="20"/>
-          <w:szCs w:val="20"/>
-        </w:rPr>
-        <w:t>DocumentOrder</w:t>
-      </w:r>
-      <w:proofErr w:type="spellEnd"/>
-      <w:r>
-        <w:rPr>
-          <w:sz w:val="20"/>
-          <w:szCs w:val="20"/>
-        </w:rPr>
-        <w:t xml:space="preserve"> and </w:t>
-      </w:r>
-      <w:proofErr w:type="spellStart"/>
-      <w:r>
-        <w:rPr>
-          <w:sz w:val="20"/>
-          <w:szCs w:val="20"/>
-        </w:rPr>
-        <w:t>FriendlyNames</w:t>
-      </w:r>
-      <w:proofErr w:type="spellEnd"/>
-      <w:r>
-        <w:rPr>
-          <w:sz w:val="20"/>
-          <w:szCs w:val="20"/>
-        </w:rPr>
-        <w:t xml:space="preserve"> tables. Those tables are purely operational to the application and are not intended to be queried by the user or administrator.</w:t>
+        <w:t>BridgeManager Database Diagram</w:t>
+      </w:r>
+    </w:p>
+    <w:p>
+      <w:pPr>
+        <w:rPr>
+          <w:sz w:val="20"/>
+          <w:szCs w:val="20"/>
+        </w:rPr>
+      </w:pPr>
+      <w:r>
+        <w:rPr>
+          <w:sz w:val="20"/>
+          <w:szCs w:val="20"/>
+        </w:rPr>
+        <w:t>Note that the diagram below is not exhaustive, as it omits the OrganisationOrder, AssetOrder, ContactOrder, ConferenceOrder, TaskOrder, VisitOrder, DocumentOrder and FriendlyNames tables. Those tables are purely operational to the application and are not intended to be queried by the user or administrator.</w:t>
       </w:r>
     </w:p>
     <w:p>
@@ -31910,7 +31083,7 @@
                     </pic:cNvPicPr>
                   </pic:nvPicPr>
                   <pic:blipFill>
-                    <a:blip r:embed="rId75">
+                    <a:blip r:embed="rId76">
                       <a:extLst>
                         <a:ext uri="{28A0092B-C50C-407E-A947-70E740481C1C}">
                           <a14:useLocalDpi xmlns:a14="http://schemas.microsoft.com/office/drawing/2010/main" val="0"/>
@@ -31984,7 +31157,7 @@
                     </pic:cNvPicPr>
                   </pic:nvPicPr>
                   <pic:blipFill>
-                    <a:blip r:embed="rId76">
+                    <a:blip r:embed="rId77">
                       <a:extLst>
                         <a:ext uri="{28A0092B-C50C-407E-A947-70E740481C1C}">
                           <a14:useLocalDpi xmlns:a14="http://schemas.microsoft.com/office/drawing/2010/main" val="0"/>
@@ -32383,7 +31556,6 @@
         </w:rPr>
         <w:t>/</w:t>
       </w:r>
-      <w:proofErr w:type="gramStart"/>
       <w:r>
         <w:rPr>
           <w:sz w:val="20"/>
@@ -32396,90 +31568,66 @@
           <w:sz w:val="20"/>
           <w:szCs w:val="20"/>
         </w:rPr>
+        <w:t>;;Organisation Ref//#23576;;</w:t>
+      </w:r>
+      <w:r>
+        <w:rPr>
+          <w:sz w:val="20"/>
+          <w:szCs w:val="20"/>
+        </w:rPr>
+        <w:t>Install Date</w:t>
+      </w:r>
+      <w:r>
+        <w:rPr>
+          <w:sz w:val="20"/>
+          <w:szCs w:val="20"/>
+        </w:rPr>
+        <w:t>//</w:t>
+      </w:r>
+      <w:r>
+        <w:rPr>
+          <w:sz w:val="20"/>
+          <w:szCs w:val="20"/>
+        </w:rPr>
+        <w:t>2026-01-28</w:t>
+      </w:r>
+      <w:r>
+        <w:rPr>
+          <w:sz w:val="20"/>
+          <w:szCs w:val="20"/>
+        </w:rPr>
+        <w:t>}}</w:t>
+      </w:r>
+    </w:p>
+    <w:p>
+      <w:pPr>
+        <w:rPr>
+          <w:sz w:val="20"/>
+          <w:szCs w:val="20"/>
+        </w:rPr>
+      </w:pPr>
+      <w:r>
+        <w:rPr>
+          <w:sz w:val="20"/>
+          <w:szCs w:val="20"/>
+        </w:rPr>
+        <w:t>Note that value pairs are separated from one another with a double semicolon (</w:t>
+      </w:r>
+      <w:r>
+        <w:rPr>
+          <w:b/>
+          <w:bCs/>
+          <w:sz w:val="20"/>
+          <w:szCs w:val="20"/>
+        </w:rPr>
         <w:t>;;</w:t>
       </w:r>
-      <w:proofErr w:type="gramEnd"/>
-      <w:r>
-        <w:rPr>
-          <w:sz w:val="20"/>
-          <w:szCs w:val="20"/>
-        </w:rPr>
-        <w:t>Organisation Ref//#23576;;</w:t>
-      </w:r>
-      <w:r>
-        <w:rPr>
-          <w:sz w:val="20"/>
-          <w:szCs w:val="20"/>
-        </w:rPr>
-        <w:t>Install Date</w:t>
-      </w:r>
-      <w:r>
-        <w:rPr>
-          <w:sz w:val="20"/>
-          <w:szCs w:val="20"/>
-        </w:rPr>
-        <w:t>//</w:t>
-      </w:r>
-      <w:r>
-        <w:rPr>
-          <w:sz w:val="20"/>
-          <w:szCs w:val="20"/>
-        </w:rPr>
-        <w:t>2026-01-28</w:t>
-      </w:r>
-      <w:r>
-        <w:rPr>
-          <w:sz w:val="20"/>
-          <w:szCs w:val="20"/>
-        </w:rPr>
-        <w:t>}}</w:t>
-      </w:r>
-    </w:p>
-    <w:p>
-      <w:pPr>
-        <w:rPr>
-          <w:sz w:val="20"/>
-          <w:szCs w:val="20"/>
-        </w:rPr>
-      </w:pPr>
-      <w:r>
-        <w:rPr>
-          <w:sz w:val="20"/>
-          <w:szCs w:val="20"/>
-        </w:rPr>
-        <w:t xml:space="preserve">Note that value pairs are separated from one another with a double semicolon </w:t>
-      </w:r>
-      <w:proofErr w:type="gramStart"/>
-      <w:r>
-        <w:rPr>
-          <w:sz w:val="20"/>
-          <w:szCs w:val="20"/>
-        </w:rPr>
-        <w:t>(</w:t>
-      </w:r>
-      <w:r>
-        <w:rPr>
-          <w:b/>
-          <w:bCs/>
-          <w:sz w:val="20"/>
-          <w:szCs w:val="20"/>
-        </w:rPr>
-        <w:t>;;</w:t>
-      </w:r>
-      <w:r>
-        <w:rPr>
-          <w:sz w:val="20"/>
-          <w:szCs w:val="20"/>
-        </w:rPr>
-        <w:t>)</w:t>
-      </w:r>
-      <w:proofErr w:type="gramEnd"/>
-      <w:r>
-        <w:rPr>
-          <w:sz w:val="20"/>
-          <w:szCs w:val="20"/>
-        </w:rPr>
-        <w:t>, while each pair is itself divided in two by a double slash (</w:t>
+      <w:r>
+        <w:rPr>
+          <w:sz w:val="20"/>
+          <w:szCs w:val="20"/>
+        </w:rPr>
+        <w:t>), while each pair is itself divided in two by a double slash (</w:t>
       </w:r>
       <w:r>
         <w:rPr>
@@ -32710,9 +31858,8 @@
           <w:sz w:val="20"/>
           <w:szCs w:val="20"/>
         </w:rPr>
-        <w:t>Organisation Ref to “#23576</w:t>
-      </w:r>
-      <w:proofErr w:type="gramStart"/>
+        <w:t>Organisation Ref to “#23576”</w:t>
+      </w:r>
       <w:r>
         <w:rPr>
           <w:i/>
@@ -32720,18 +31867,8 @@
           <w:sz w:val="20"/>
           <w:szCs w:val="20"/>
         </w:rPr>
-        <w:t>”</w:t>
-      </w:r>
-      <w:r>
-        <w:rPr>
-          <w:i/>
-          <w:iCs/>
-          <w:sz w:val="20"/>
-          <w:szCs w:val="20"/>
-        </w:rPr>
         <w:t>, and</w:t>
       </w:r>
-      <w:proofErr w:type="gramEnd"/>
       <w:r>
         <w:rPr>
           <w:i/>
@@ -33079,32 +32216,7 @@
                 <w:sz w:val="20"/>
                 <w:szCs w:val="20"/>
               </w:rPr>
-              <w:t xml:space="preserve">individual items cannot currently contain commas). </w:t>
-            </w:r>
-            <w:proofErr w:type="spellStart"/>
-            <w:proofErr w:type="gramStart"/>
-            <w:r>
-              <w:rPr>
-                <w:sz w:val="20"/>
-                <w:szCs w:val="20"/>
-              </w:rPr>
-              <w:t>Do,not</w:t>
-            </w:r>
-            <w:proofErr w:type="gramEnd"/>
-            <w:r>
-              <w:rPr>
-                <w:sz w:val="20"/>
-                <w:szCs w:val="20"/>
-              </w:rPr>
-              <w:t>,add,additional,spaces,after,commas,Values</w:t>
-            </w:r>
-            <w:proofErr w:type="spellEnd"/>
-            <w:r>
-              <w:rPr>
-                <w:sz w:val="20"/>
-                <w:szCs w:val="20"/>
-              </w:rPr>
-              <w:t xml:space="preserve"> can contain spaces</w:t>
+              <w:t>individual items cannot currently contain commas). Do,not,add,additional,spaces,after,commas,Values can contain spaces</w:t>
             </w:r>
           </w:p>
         </w:tc>
@@ -33144,84 +32256,12 @@
                 <w:szCs w:val="20"/>
               </w:rPr>
             </w:pPr>
-            <w:proofErr w:type="spellStart"/>
             <w:r>
               <w:rPr>
                 <w:sz w:val="20"/>
                 <w:szCs w:val="20"/>
               </w:rPr>
-              <w:t>yyyy</w:t>
-            </w:r>
-            <w:proofErr w:type="spellEnd"/>
-            <w:r>
-              <w:rPr>
-                <w:sz w:val="20"/>
-                <w:szCs w:val="20"/>
-              </w:rPr>
-              <w:t xml:space="preserve">-mm-dd </w:t>
-            </w:r>
-            <w:proofErr w:type="spellStart"/>
-            <w:r>
-              <w:rPr>
-                <w:sz w:val="20"/>
-                <w:szCs w:val="20"/>
-              </w:rPr>
-              <w:t>hh:mm</w:t>
-            </w:r>
-            <w:proofErr w:type="spellEnd"/>
-          </w:p>
-        </w:tc>
-      </w:tr>
-      <w:tr>
-        <w:tc>
-          <w:tcPr>
-            <w:tcW w:w="2689" w:type="dxa"/>
-          </w:tcPr>
-          <w:p>
-            <w:pPr>
-              <w:rPr>
-                <w:sz w:val="20"/>
-                <w:szCs w:val="20"/>
-              </w:rPr>
-            </w:pPr>
-            <w:r>
-              <w:rPr>
-                <w:rFonts w:ascii="Roboto Mono" w:hAnsi="Roboto Mono"/>
-                <w:b/>
-                <w:bCs/>
-                <w:sz w:val="18"/>
-                <w:szCs w:val="18"/>
-              </w:rPr>
-              <w:t>date</w:t>
-            </w:r>
-          </w:p>
-        </w:tc>
-        <w:tc>
-          <w:tcPr>
-            <w:tcW w:w="7847" w:type="dxa"/>
-          </w:tcPr>
-          <w:p>
-            <w:pPr>
-              <w:rPr>
-                <w:sz w:val="20"/>
-                <w:szCs w:val="20"/>
-              </w:rPr>
-            </w:pPr>
-            <w:proofErr w:type="spellStart"/>
-            <w:r>
-              <w:rPr>
-                <w:sz w:val="20"/>
-                <w:szCs w:val="20"/>
-              </w:rPr>
-              <w:t>yyyy</w:t>
-            </w:r>
-            <w:proofErr w:type="spellEnd"/>
-            <w:r>
-              <w:rPr>
-                <w:sz w:val="20"/>
-                <w:szCs w:val="20"/>
-              </w:rPr>
-              <w:t>-mm-dd</w:t>
+              <w:t>yyyy-mm-dd hh:mm</w:t>
             </w:r>
           </w:p>
         </w:tc>
@@ -33246,6 +32286,51 @@
                 <w:sz w:val="18"/>
                 <w:szCs w:val="18"/>
               </w:rPr>
+              <w:t>date</w:t>
+            </w:r>
+          </w:p>
+        </w:tc>
+        <w:tc>
+          <w:tcPr>
+            <w:tcW w:w="7847" w:type="dxa"/>
+          </w:tcPr>
+          <w:p>
+            <w:pPr>
+              <w:rPr>
+                <w:sz w:val="20"/>
+                <w:szCs w:val="20"/>
+              </w:rPr>
+            </w:pPr>
+            <w:r>
+              <w:rPr>
+                <w:sz w:val="20"/>
+                <w:szCs w:val="20"/>
+              </w:rPr>
+              <w:t>yyyy-mm-dd</w:t>
+            </w:r>
+          </w:p>
+        </w:tc>
+      </w:tr>
+      <w:tr>
+        <w:tc>
+          <w:tcPr>
+            <w:tcW w:w="2689" w:type="dxa"/>
+          </w:tcPr>
+          <w:p>
+            <w:pPr>
+              <w:rPr>
+                <w:sz w:val="20"/>
+                <w:szCs w:val="20"/>
+              </w:rPr>
+            </w:pPr>
+            <w:r>
+              <w:rPr>
+                <w:rFonts w:ascii="Roboto Mono" w:hAnsi="Roboto Mono"/>
+                <w:b/>
+                <w:bCs/>
+                <w:sz w:val="18"/>
+                <w:szCs w:val="18"/>
+              </w:rPr>
               <w:t>time</w:t>
             </w:r>
           </w:p>
@@ -33261,7 +32346,6 @@
                 <w:szCs w:val="20"/>
               </w:rPr>
             </w:pPr>
-            <w:proofErr w:type="spellStart"/>
             <w:r>
               <w:rPr>
                 <w:sz w:val="20"/>
@@ -33269,7 +32353,6 @@
               </w:rPr>
               <w:t>hh:mm</w:t>
             </w:r>
-            <w:proofErr w:type="spellEnd"/>
           </w:p>
         </w:tc>
       </w:tr>
@@ -33482,15 +32565,7 @@
           <w:sz w:val="20"/>
           <w:szCs w:val="20"/>
         </w:rPr>
-        <w:t xml:space="preserve">Note that Excel insertions will spread out to as many columns as needed, but Word insertions will be limited to the number of columns in the table. If a dataset overflows horizontally in a Word table, this does not impede the tool’s operation – the data is cut off at the last available column. This is an intended </w:t>
-      </w:r>
-      <w:proofErr w:type="gramStart"/>
-      <w:r>
-        <w:rPr>
-          <w:sz w:val="20"/>
-          <w:szCs w:val="20"/>
-        </w:rPr>
-        <w:t>feature</w:t>
+        <w:t>Note that Excel insertions will spread out to as many columns as needed, but Word insertions will be limited to the number of columns in the table. If a dataset overflows horizontally in a Word table, this does not impede the tool’s operation – the data is cut off at the last available column. This is an intended feature</w:t>
       </w:r>
       <w:r>
         <w:rPr>
@@ -33499,7 +32574,6 @@
         </w:rPr>
         <w:t>,</w:t>
       </w:r>
-      <w:proofErr w:type="gramEnd"/>
       <w:r>
         <w:rPr>
           <w:sz w:val="20"/>
@@ -33574,7 +32648,7 @@
                     </pic:cNvPicPr>
                   </pic:nvPicPr>
                   <pic:blipFill>
-                    <a:blip r:embed="rId77">
+                    <a:blip r:embed="rId78">
                       <a:extLst>
                         <a:ext uri="{28A0092B-C50C-407E-A947-70E740481C1C}">
                           <a14:useLocalDpi xmlns:a14="http://schemas.microsoft.com/office/drawing/2010/main" val="0"/>
@@ -33673,7 +32747,7 @@
                     </pic:cNvPicPr>
                   </pic:nvPicPr>
                   <pic:blipFill>
-                    <a:blip r:embed="rId78">
+                    <a:blip r:embed="rId79">
                       <a:extLst>
                         <a:ext uri="{28A0092B-C50C-407E-A947-70E740481C1C}">
                           <a14:useLocalDpi xmlns:a14="http://schemas.microsoft.com/office/drawing/2010/main" val="0"/>
@@ -33913,7 +32987,7 @@
                     </pic:cNvPicPr>
                   </pic:nvPicPr>
                   <pic:blipFill>
-                    <a:blip r:embed="rId79">
+                    <a:blip r:embed="rId80">
                       <a:extLst>
                         <a:ext uri="{28A0092B-C50C-407E-A947-70E740481C1C}">
                           <a14:useLocalDpi xmlns:a14="http://schemas.microsoft.com/office/drawing/2010/main" val="0"/>
@@ -33982,7 +33056,7 @@
                     </pic:cNvPicPr>
                   </pic:nvPicPr>
                   <pic:blipFill>
-                    <a:blip r:embed="rId80">
+                    <a:blip r:embed="rId81">
                       <a:extLst>
                         <a:ext uri="{28A0092B-C50C-407E-A947-70E740481C1C}">
                           <a14:useLocalDpi xmlns:a14="http://schemas.microsoft.com/office/drawing/2010/main" val="0"/>
@@ -34179,30 +33253,14 @@
           <w:sz w:val="20"/>
           <w:szCs w:val="20"/>
         </w:rPr>
-        <w:t xml:space="preserve">  </w:t>
-      </w:r>
-      <w:proofErr w:type="gramStart"/>
-      <w:r>
-        <w:rPr>
-          <w:sz w:val="20"/>
-          <w:szCs w:val="20"/>
-        </w:rPr>
-        <w:t>button,</w:t>
-      </w:r>
-      <w:r>
-        <w:rPr>
-          <w:sz w:val="20"/>
-          <w:szCs w:val="20"/>
-        </w:rPr>
-        <w:t xml:space="preserve"> or</w:t>
-      </w:r>
-      <w:proofErr w:type="gramEnd"/>
-      <w:r>
-        <w:rPr>
-          <w:sz w:val="20"/>
-          <w:szCs w:val="20"/>
-        </w:rPr>
-        <w:t xml:space="preserve"> removed</w:t>
+        <w:t xml:space="preserve">  button,</w:t>
+      </w:r>
+      <w:r>
+        <w:rPr>
+          <w:sz w:val="20"/>
+          <w:szCs w:val="20"/>
+        </w:rPr>
+        <w:t xml:space="preserve"> or removed</w:t>
       </w:r>
       <w:r>
         <w:rPr>
@@ -34463,23 +33521,7 @@
           <w:sz w:val="20"/>
           <w:szCs w:val="20"/>
         </w:rPr>
-        <w:t xml:space="preserve"> A user can set parameters manually on execution if a parameter is required that has not been set by a tag, but this can become repetitive for dates that are required across numerous queries (not least, this creates more surface area for user errors). The Date Setters feature offers a way to set </w:t>
-      </w:r>
-      <w:proofErr w:type="gramStart"/>
-      <w:r>
-        <w:rPr>
-          <w:sz w:val="20"/>
-          <w:szCs w:val="20"/>
-        </w:rPr>
-        <w:t>all of</w:t>
-      </w:r>
-      <w:proofErr w:type="gramEnd"/>
-      <w:r>
-        <w:rPr>
-          <w:sz w:val="20"/>
-          <w:szCs w:val="20"/>
-        </w:rPr>
-        <w:t xml:space="preserve"> these replicated parameters in one field.</w:t>
+        <w:t xml:space="preserve"> A user can set parameters manually on execution if a parameter is required that has not been set by a tag, but this can become repetitive for dates that are required across numerous queries (not least, this creates more surface area for user errors). The Date Setters feature offers a way to set all of these replicated parameters in one field.</w:t>
       </w:r>
     </w:p>
     <w:p>
@@ -34714,25 +33756,23 @@
           <w:szCs w:val="16"/>
         </w:rPr>
         <w:br/>
-        <w:t xml:space="preserve">+ C:/Report Templates/Installs.xlsx &gt; </w:t>
-      </w:r>
-      <w:proofErr w:type="spellStart"/>
+        <w:t>+ C:/Report Templates/Installs.xlsx &gt; PresetName &gt; Tab</w:t>
+      </w:r>
       <w:r>
         <w:rPr>
           <w:rFonts w:ascii="Roboto Mono" w:hAnsi="Roboto Mono"/>
           <w:sz w:val="16"/>
           <w:szCs w:val="16"/>
         </w:rPr>
-        <w:t>PresetName</w:t>
-      </w:r>
-      <w:proofErr w:type="spellEnd"/>
+        <w:t xml:space="preserve"> </w:t>
+      </w:r>
       <w:r>
         <w:rPr>
           <w:rFonts w:ascii="Roboto Mono" w:hAnsi="Roboto Mono"/>
           <w:sz w:val="16"/>
           <w:szCs w:val="16"/>
         </w:rPr>
-        <w:t xml:space="preserve"> &gt; Tab</w:t>
+        <w:t>1 &gt; To Date</w:t>
       </w:r>
       <w:r>
         <w:rPr>
@@ -34740,42 +33780,8 @@
           <w:sz w:val="16"/>
           <w:szCs w:val="16"/>
         </w:rPr>
-        <w:t xml:space="preserve"> </w:t>
-      </w:r>
-      <w:r>
-        <w:rPr>
-          <w:rFonts w:ascii="Roboto Mono" w:hAnsi="Roboto Mono"/>
-          <w:sz w:val="16"/>
-          <w:szCs w:val="16"/>
-        </w:rPr>
-        <w:t>1 &gt; To Date</w:t>
-      </w:r>
-      <w:r>
-        <w:rPr>
-          <w:rFonts w:ascii="Roboto Mono" w:hAnsi="Roboto Mono"/>
-          <w:sz w:val="16"/>
-          <w:szCs w:val="16"/>
-        </w:rPr>
         <w:br/>
-        <w:t xml:space="preserve">+ C:/Report Templates/Rundown.docx &gt; </w:t>
-      </w:r>
-      <w:proofErr w:type="spellStart"/>
-      <w:r>
-        <w:rPr>
-          <w:rFonts w:ascii="Roboto Mono" w:hAnsi="Roboto Mono"/>
-          <w:sz w:val="16"/>
-          <w:szCs w:val="16"/>
-        </w:rPr>
-        <w:t>PresetName</w:t>
-      </w:r>
-      <w:proofErr w:type="spellEnd"/>
-      <w:r>
-        <w:rPr>
-          <w:rFonts w:ascii="Roboto Mono" w:hAnsi="Roboto Mono"/>
-          <w:sz w:val="16"/>
-          <w:szCs w:val="16"/>
-        </w:rPr>
-        <w:t xml:space="preserve"> &gt; Tab</w:t>
+        <w:t>+ C:/Report Templates/Rundown.docx &gt; PresetName &gt; Tab</w:t>
       </w:r>
       <w:r>
         <w:rPr>
@@ -35397,7 +34403,7 @@
       </w:r>
     </w:p>
     <w:sectPr>
-      <w:footerReference w:type="default" r:id="rId81"/>
+      <w:footerReference w:type="default" r:id="rId82"/>
       <w:pgSz w:w="11906" w:h="16838" w:code="9"/>
       <w:pgMar w:top="680" w:right="680" w:bottom="454" w:left="680" w:header="709" w:footer="578" w:gutter="0"/>
       <w:pgNumType w:start="0"/>
@@ -35410,7 +34416,7 @@
 </file>
 
 <file path=word/endnotes.xml><?xml version="1.0" encoding="utf-8"?>
-<w:endnotes xmlns:wpc="http://schemas.microsoft.com/office/word/2010/wordprocessingCanvas" xmlns:cx="http://schemas.microsoft.com/office/drawing/2014/chartex" xmlns:cx1="http://schemas.microsoft.com/office/drawing/2015/9/8/chartex" xmlns:cx2="http://schemas.microsoft.com/office/drawing/2015/10/21/chartex" xmlns:cx3="http://schemas.microsoft.com/office/drawing/2016/5/9/chartex" xmlns:cx4="http://schemas.microsoft.com/office/drawing/2016/5/10/chartex" xmlns:cx5="http://schemas.microsoft.com/office/drawing/2016/5/11/chartex" xmlns:cx6="http://schemas.microsoft.com/office/drawing/2016/5/12/chartex" xmlns:cx7="http://schemas.microsoft.com/office/drawing/2016/5/13/chartex" xmlns:cx8="http://schemas.microsoft.com/office/drawing/2016/5/14/chartex" xmlns:mc="http://schemas.openxmlformats.org/markup-compatibility/2006" xmlns:aink="http://schemas.microsoft.com/office/drawing/2016/ink" xmlns:am3d="http://schemas.microsoft.com/office/drawing/2017/model3d" xmlns:o="urn:schemas-microsoft-com:office:office" xmlns:oel="http://schemas.microsoft.com/office/2019/extlst" xmlns:r="http://schemas.openxmlformats.org/officeDocument/2006/relationships" xmlns:m="http://schemas.openxmlformats.org/officeDocument/2006/math" xmlns:v="urn:schemas-microsoft-com:vml" xmlns:wp14="http://schemas.microsoft.com/office/word/2010/wordprocessingDrawing" xmlns:wp="http://schemas.openxmlformats.org/drawingml/2006/wordprocessingDrawing" xmlns:w10="urn:schemas-microsoft-com:office:word" xmlns:w="http://schemas.openxmlformats.org/wordprocessingml/2006/main" xmlns:w14="http://schemas.microsoft.com/office/word/2010/wordml" xmlns:w15="http://schemas.microsoft.com/office/word/2012/wordml" xmlns:w16cex="http://schemas.microsoft.com/office/word/2018/wordml/cex" xmlns:w16cid="http://schemas.microsoft.com/office/word/2016/wordml/cid" xmlns:w16="http://schemas.microsoft.com/office/word/2018/wordml" xmlns:w16du="http://schemas.microsoft.com/office/word/2023/wordml/word16du" xmlns:w16sdtdh="http://schemas.microsoft.com/office/word/2020/wordml/sdtdatahash" xmlns:w16sdtfl="http://schemas.microsoft.com/office/word/2024/wordml/sdtformatlock" xmlns:w16se="http://schemas.microsoft.com/office/word/2015/wordml/symex" xmlns:wpg="http://schemas.microsoft.com/office/word/2010/wordprocessingGroup" xmlns:wpi="http://schemas.microsoft.com/office/word/2010/wordprocessingInk" xmlns:wne="http://schemas.microsoft.com/office/word/2006/wordml" xmlns:wps="http://schemas.microsoft.com/office/word/2010/wordprocessingShape" mc:Ignorable="w14 w15 w16se w16cid w16 w16cex w16sdtdh w16sdtfl w16du wp14">
+<w:endnotes xmlns:wpc="http://schemas.microsoft.com/office/word/2010/wordprocessingCanvas" xmlns:cx="http://schemas.microsoft.com/office/drawing/2014/chartex" xmlns:cx1="http://schemas.microsoft.com/office/drawing/2015/9/8/chartex" xmlns:cx2="http://schemas.microsoft.com/office/drawing/2015/10/21/chartex" xmlns:cx3="http://schemas.microsoft.com/office/drawing/2016/5/9/chartex" xmlns:cx4="http://schemas.microsoft.com/office/drawing/2016/5/10/chartex" xmlns:cx5="http://schemas.microsoft.com/office/drawing/2016/5/11/chartex" xmlns:cx6="http://schemas.microsoft.com/office/drawing/2016/5/12/chartex" xmlns:cx7="http://schemas.microsoft.com/office/drawing/2016/5/13/chartex" xmlns:cx8="http://schemas.microsoft.com/office/drawing/2016/5/14/chartex" xmlns:mc="http://schemas.openxmlformats.org/markup-compatibility/2006" xmlns:aink="http://schemas.microsoft.com/office/drawing/2016/ink" xmlns:am3d="http://schemas.microsoft.com/office/drawing/2017/model3d" xmlns:o="urn:schemas-microsoft-com:office:office" xmlns:oel="http://schemas.microsoft.com/office/2019/extlst" xmlns:r="http://schemas.openxmlformats.org/officeDocument/2006/relationships" xmlns:m="http://schemas.openxmlformats.org/officeDocument/2006/math" xmlns:v="urn:schemas-microsoft-com:vml" xmlns:wp14="http://schemas.microsoft.com/office/word/2010/wordprocessingDrawing" xmlns:wp="http://schemas.openxmlformats.org/drawingml/2006/wordprocessingDrawing" xmlns:w10="urn:schemas-microsoft-com:office:word" xmlns:w="http://schemas.openxmlformats.org/wordprocessingml/2006/main" xmlns:w14="http://schemas.microsoft.com/office/word/2010/wordml" xmlns:w15="http://schemas.microsoft.com/office/word/2012/wordml" xmlns:w16cei="http://schemas.microsoft.com/office/word/2026/wordml/cei" xmlns:w16cex="http://schemas.microsoft.com/office/word/2018/wordml/cex" xmlns:w16cid="http://schemas.microsoft.com/office/word/2016/wordml/cid" xmlns:w16="http://schemas.microsoft.com/office/word/2018/wordml" xmlns:w16du="http://schemas.microsoft.com/office/word/2023/wordml/word16du" xmlns:w16sdtdh="http://schemas.microsoft.com/office/word/2020/wordml/sdtdatahash" xmlns:w16sdtfl="http://schemas.microsoft.com/office/word/2024/wordml/sdtformatlock" xmlns:w16se="http://schemas.microsoft.com/office/word/2015/wordml/symex" xmlns:wpg="http://schemas.microsoft.com/office/word/2010/wordprocessingGroup" xmlns:wpi="http://schemas.microsoft.com/office/word/2010/wordprocessingInk" xmlns:wne="http://schemas.microsoft.com/office/word/2006/wordml" xmlns:wps="http://schemas.microsoft.com/office/word/2010/wordprocessingShape" mc:Ignorable="w14 w15 w16se w16cid w16 w16cex w16sdtdh w16sdtfl w16du wp14">
   <w:endnote w:type="separator" w:id="-1">
     <w:p>
       <w:pPr>
@@ -35435,7 +34441,7 @@
 </file>
 
 <file path=word/footer1.xml><?xml version="1.0" encoding="utf-8"?>
-<w:ftr xmlns:wpc="http://schemas.microsoft.com/office/word/2010/wordprocessingCanvas" xmlns:cx="http://schemas.microsoft.com/office/drawing/2014/chartex" xmlns:cx1="http://schemas.microsoft.com/office/drawing/2015/9/8/chartex" xmlns:cx2="http://schemas.microsoft.com/office/drawing/2015/10/21/chartex" xmlns:cx3="http://schemas.microsoft.com/office/drawing/2016/5/9/chartex" xmlns:cx4="http://schemas.microsoft.com/office/drawing/2016/5/10/chartex" xmlns:cx5="http://schemas.microsoft.com/office/drawing/2016/5/11/chartex" xmlns:cx6="http://schemas.microsoft.com/office/drawing/2016/5/12/chartex" xmlns:cx7="http://schemas.microsoft.com/office/drawing/2016/5/13/chartex" xmlns:cx8="http://schemas.microsoft.com/office/drawing/2016/5/14/chartex" xmlns:mc="http://schemas.openxmlformats.org/markup-compatibility/2006" xmlns:aink="http://schemas.microsoft.com/office/drawing/2016/ink" xmlns:am3d="http://schemas.microsoft.com/office/drawing/2017/model3d" xmlns:o="urn:schemas-microsoft-com:office:office" xmlns:oel="http://schemas.microsoft.com/office/2019/extlst" xmlns:r="http://schemas.openxmlformats.org/officeDocument/2006/relationships" xmlns:m="http://schemas.openxmlformats.org/officeDocument/2006/math" xmlns:v="urn:schemas-microsoft-com:vml" xmlns:wp14="http://schemas.microsoft.com/office/word/2010/wordprocessingDrawing" xmlns:wp="http://schemas.openxmlformats.org/drawingml/2006/wordprocessingDrawing" xmlns:w10="urn:schemas-microsoft-com:office:word" xmlns:w="http://schemas.openxmlformats.org/wordprocessingml/2006/main" xmlns:w14="http://schemas.microsoft.com/office/word/2010/wordml" xmlns:w15="http://schemas.microsoft.com/office/word/2012/wordml" xmlns:w16cex="http://schemas.microsoft.com/office/word/2018/wordml/cex" xmlns:w16cid="http://schemas.microsoft.com/office/word/2016/wordml/cid" xmlns:w16="http://schemas.microsoft.com/office/word/2018/wordml" xmlns:w16du="http://schemas.microsoft.com/office/word/2023/wordml/word16du" xmlns:w16sdtdh="http://schemas.microsoft.com/office/word/2020/wordml/sdtdatahash" xmlns:w16sdtfl="http://schemas.microsoft.com/office/word/2024/wordml/sdtformatlock" xmlns:w16se="http://schemas.microsoft.com/office/word/2015/wordml/symex" xmlns:wpg="http://schemas.microsoft.com/office/word/2010/wordprocessingGroup" xmlns:wpi="http://schemas.microsoft.com/office/word/2010/wordprocessingInk" xmlns:wne="http://schemas.microsoft.com/office/word/2006/wordml" xmlns:wps="http://schemas.microsoft.com/office/word/2010/wordprocessingShape" mc:Ignorable="w14 w15 w16se w16cid w16 w16cex w16sdtdh w16sdtfl w16du wp14">
+<w:ftr xmlns:wpc="http://schemas.microsoft.com/office/word/2010/wordprocessingCanvas" xmlns:cx="http://schemas.microsoft.com/office/drawing/2014/chartex" xmlns:cx1="http://schemas.microsoft.com/office/drawing/2015/9/8/chartex" xmlns:cx2="http://schemas.microsoft.com/office/drawing/2015/10/21/chartex" xmlns:cx3="http://schemas.microsoft.com/office/drawing/2016/5/9/chartex" xmlns:cx4="http://schemas.microsoft.com/office/drawing/2016/5/10/chartex" xmlns:cx5="http://schemas.microsoft.com/office/drawing/2016/5/11/chartex" xmlns:cx6="http://schemas.microsoft.com/office/drawing/2016/5/12/chartex" xmlns:cx7="http://schemas.microsoft.com/office/drawing/2016/5/13/chartex" xmlns:cx8="http://schemas.microsoft.com/office/drawing/2016/5/14/chartex" xmlns:mc="http://schemas.openxmlformats.org/markup-compatibility/2006" xmlns:aink="http://schemas.microsoft.com/office/drawing/2016/ink" xmlns:am3d="http://schemas.microsoft.com/office/drawing/2017/model3d" xmlns:o="urn:schemas-microsoft-com:office:office" xmlns:oel="http://schemas.microsoft.com/office/2019/extlst" xmlns:r="http://schemas.openxmlformats.org/officeDocument/2006/relationships" xmlns:m="http://schemas.openxmlformats.org/officeDocument/2006/math" xmlns:v="urn:schemas-microsoft-com:vml" xmlns:wp14="http://schemas.microsoft.com/office/word/2010/wordprocessingDrawing" xmlns:wp="http://schemas.openxmlformats.org/drawingml/2006/wordprocessingDrawing" xmlns:w10="urn:schemas-microsoft-com:office:word" xmlns:w="http://schemas.openxmlformats.org/wordprocessingml/2006/main" xmlns:w14="http://schemas.microsoft.com/office/word/2010/wordml" xmlns:w15="http://schemas.microsoft.com/office/word/2012/wordml" xmlns:w16cei="http://schemas.microsoft.com/office/word/2026/wordml/cei" xmlns:w16cex="http://schemas.microsoft.com/office/word/2018/wordml/cex" xmlns:w16cid="http://schemas.microsoft.com/office/word/2016/wordml/cid" xmlns:w16="http://schemas.microsoft.com/office/word/2018/wordml" xmlns:w16du="http://schemas.microsoft.com/office/word/2023/wordml/word16du" xmlns:w16sdtdh="http://schemas.microsoft.com/office/word/2020/wordml/sdtdatahash" xmlns:w16sdtfl="http://schemas.microsoft.com/office/word/2024/wordml/sdtformatlock" xmlns:w16se="http://schemas.microsoft.com/office/word/2015/wordml/symex" xmlns:wpg="http://schemas.microsoft.com/office/word/2010/wordprocessingGroup" xmlns:wpi="http://schemas.microsoft.com/office/word/2010/wordprocessingInk" xmlns:wne="http://schemas.microsoft.com/office/word/2006/wordml" xmlns:wps="http://schemas.microsoft.com/office/word/2010/wordprocessingShape" mc:Ignorable="w14 w15 w16se w16cid w16 w16cex w16sdtdh w16sdtfl w16du wp14">
   <w:sdt>
     <w:sdtPr>
       <w:id w:val="1735817785"/>
@@ -35544,7 +34550,7 @@
           <w:rPr>
             <w:noProof/>
           </w:rPr>
-          <w:object w:dxaOrig="1440" w:dyaOrig="1440" w14:anchorId="0F8B9233">
+          <w:object w:dxaOrig="4169" w:dyaOrig="644" w14:anchorId="0F8B9233">
             <v:shapetype id="_x0000_t75" coordsize="21600,21600" o:spt="75" o:preferrelative="t" path="m@4@5l@4@11@9@11@9@5xe" filled="f" stroked="f">
               <v:stroke joinstyle="miter"/>
               <v:formulas>
@@ -35567,7 +34573,7 @@
             <v:shape id="_x0000_s1025" type="#_x0000_t75" style="position:absolute;left:0;text-align:left;margin-left:463.75pt;margin-top:.75pt;width:63.55pt;height:9.75pt;z-index:251659264;mso-position-horizontal-relative:text;mso-position-vertical-relative:text">
               <v:imagedata r:id="rId2" o:title=""/>
             </v:shape>
-            <o:OLEObject Type="Embed" ProgID="PBrush" ShapeID="_x0000_s1025" DrawAspect="Content" ObjectID="_1843398177" r:id="rId3"/>
+            <o:OLEObject Type="Embed" ProgID="PBrush" ShapeID="_x0000_s1025" DrawAspect="Content" ObjectID="_1848746455" r:id="rId3"/>
           </w:object>
         </w:r>
         <w:r>
@@ -35614,7 +34620,7 @@
 </file>
 
 <file path=word/footnotes.xml><?xml version="1.0" encoding="utf-8"?>
-<w:footnotes xmlns:wpc="http://schemas.microsoft.com/office/word/2010/wordprocessingCanvas" xmlns:cx="http://schemas.microsoft.com/office/drawing/2014/chartex" xmlns:cx1="http://schemas.microsoft.com/office/drawing/2015/9/8/chartex" xmlns:cx2="http://schemas.microsoft.com/office/drawing/2015/10/21/chartex" xmlns:cx3="http://schemas.microsoft.com/office/drawing/2016/5/9/chartex" xmlns:cx4="http://schemas.microsoft.com/office/drawing/2016/5/10/chartex" xmlns:cx5="http://schemas.microsoft.com/office/drawing/2016/5/11/chartex" xmlns:cx6="http://schemas.microsoft.com/office/drawing/2016/5/12/chartex" xmlns:cx7="http://schemas.microsoft.com/office/drawing/2016/5/13/chartex" xmlns:cx8="http://schemas.microsoft.com/office/drawing/2016/5/14/chartex" xmlns:mc="http://schemas.openxmlformats.org/markup-compatibility/2006" xmlns:aink="http://schemas.microsoft.com/office/drawing/2016/ink" xmlns:am3d="http://schemas.microsoft.com/office/drawing/2017/model3d" xmlns:o="urn:schemas-microsoft-com:office:office" xmlns:oel="http://schemas.microsoft.com/office/2019/extlst" xmlns:r="http://schemas.openxmlformats.org/officeDocument/2006/relationships" xmlns:m="http://schemas.openxmlformats.org/officeDocument/2006/math" xmlns:v="urn:schemas-microsoft-com:vml" xmlns:wp14="http://schemas.microsoft.com/office/word/2010/wordprocessingDrawing" xmlns:wp="http://schemas.openxmlformats.org/drawingml/2006/wordprocessingDrawing" xmlns:w10="urn:schemas-microsoft-com:office:word" xmlns:w="http://schemas.openxmlformats.org/wordprocessingml/2006/main" xmlns:w14="http://schemas.microsoft.com/office/word/2010/wordml" xmlns:w15="http://schemas.microsoft.com/office/word/2012/wordml" xmlns:w16cex="http://schemas.microsoft.com/office/word/2018/wordml/cex" xmlns:w16cid="http://schemas.microsoft.com/office/word/2016/wordml/cid" xmlns:w16="http://schemas.microsoft.com/office/word/2018/wordml" xmlns:w16du="http://schemas.microsoft.com/office/word/2023/wordml/word16du" xmlns:w16sdtdh="http://schemas.microsoft.com/office/word/2020/wordml/sdtdatahash" xmlns:w16sdtfl="http://schemas.microsoft.com/office/word/2024/wordml/sdtformatlock" xmlns:w16se="http://schemas.microsoft.com/office/word/2015/wordml/symex" xmlns:wpg="http://schemas.microsoft.com/office/word/2010/wordprocessingGroup" xmlns:wpi="http://schemas.microsoft.com/office/word/2010/wordprocessingInk" xmlns:wne="http://schemas.microsoft.com/office/word/2006/wordml" xmlns:wps="http://schemas.microsoft.com/office/word/2010/wordprocessingShape" mc:Ignorable="w14 w15 w16se w16cid w16 w16cex w16sdtdh w16sdtfl w16du wp14">
+<w:footnotes xmlns:wpc="http://schemas.microsoft.com/office/word/2010/wordprocessingCanvas" xmlns:cx="http://schemas.microsoft.com/office/drawing/2014/chartex" xmlns:cx1="http://schemas.microsoft.com/office/drawing/2015/9/8/chartex" xmlns:cx2="http://schemas.microsoft.com/office/drawing/2015/10/21/chartex" xmlns:cx3="http://schemas.microsoft.com/office/drawing/2016/5/9/chartex" xmlns:cx4="http://schemas.microsoft.com/office/drawing/2016/5/10/chartex" xmlns:cx5="http://schemas.microsoft.com/office/drawing/2016/5/11/chartex" xmlns:cx6="http://schemas.microsoft.com/office/drawing/2016/5/12/chartex" xmlns:cx7="http://schemas.microsoft.com/office/drawing/2016/5/13/chartex" xmlns:cx8="http://schemas.microsoft.com/office/drawing/2016/5/14/chartex" xmlns:mc="http://schemas.openxmlformats.org/markup-compatibility/2006" xmlns:aink="http://schemas.microsoft.com/office/drawing/2016/ink" xmlns:am3d="http://schemas.microsoft.com/office/drawing/2017/model3d" xmlns:o="urn:schemas-microsoft-com:office:office" xmlns:oel="http://schemas.microsoft.com/office/2019/extlst" xmlns:r="http://schemas.openxmlformats.org/officeDocument/2006/relationships" xmlns:m="http://schemas.openxmlformats.org/officeDocument/2006/math" xmlns:v="urn:schemas-microsoft-com:vml" xmlns:wp14="http://schemas.microsoft.com/office/word/2010/wordprocessingDrawing" xmlns:wp="http://schemas.openxmlformats.org/drawingml/2006/wordprocessingDrawing" xmlns:w10="urn:schemas-microsoft-com:office:word" xmlns:w="http://schemas.openxmlformats.org/wordprocessingml/2006/main" xmlns:w14="http://schemas.microsoft.com/office/word/2010/wordml" xmlns:w15="http://schemas.microsoft.com/office/word/2012/wordml" xmlns:w16cei="http://schemas.microsoft.com/office/word/2026/wordml/cei" xmlns:w16cex="http://schemas.microsoft.com/office/word/2018/wordml/cex" xmlns:w16cid="http://schemas.microsoft.com/office/word/2016/wordml/cid" xmlns:w16="http://schemas.microsoft.com/office/word/2018/wordml" xmlns:w16du="http://schemas.microsoft.com/office/word/2023/wordml/word16du" xmlns:w16sdtdh="http://schemas.microsoft.com/office/word/2020/wordml/sdtdatahash" xmlns:w16sdtfl="http://schemas.microsoft.com/office/word/2024/wordml/sdtformatlock" xmlns:w16se="http://schemas.microsoft.com/office/word/2015/wordml/symex" xmlns:wpg="http://schemas.microsoft.com/office/word/2010/wordprocessingGroup" xmlns:wpi="http://schemas.microsoft.com/office/word/2010/wordprocessingInk" xmlns:wne="http://schemas.microsoft.com/office/word/2006/wordml" xmlns:wps="http://schemas.microsoft.com/office/word/2010/wordprocessingShape" mc:Ignorable="w14 w15 w16se w16cid w16 w16cex w16sdtdh w16sdtfl w16du wp14">
   <w:footnote w:type="separator" w:id="-1">
     <w:p>
       <w:pPr>
@@ -35639,7 +34645,7 @@
 </file>
 
 <file path=word/numbering.xml><?xml version="1.0" encoding="utf-8"?>
-<w:numbering xmlns:wpc="http://schemas.microsoft.com/office/word/2010/wordprocessingCanvas" xmlns:cx="http://schemas.microsoft.com/office/drawing/2014/chartex" xmlns:cx1="http://schemas.microsoft.com/office/drawing/2015/9/8/chartex" xmlns:cx2="http://schemas.microsoft.com/office/drawing/2015/10/21/chartex" xmlns:cx3="http://schemas.microsoft.com/office/drawing/2016/5/9/chartex" xmlns:cx4="http://schemas.microsoft.com/office/drawing/2016/5/10/chartex" xmlns:cx5="http://schemas.microsoft.com/office/drawing/2016/5/11/chartex" xmlns:cx6="http://schemas.microsoft.com/office/drawing/2016/5/12/chartex" xmlns:cx7="http://schemas.microsoft.com/office/drawing/2016/5/13/chartex" xmlns:cx8="http://schemas.microsoft.com/office/drawing/2016/5/14/chartex" xmlns:mc="http://schemas.openxmlformats.org/markup-compatibility/2006" xmlns:aink="http://schemas.microsoft.com/office/drawing/2016/ink" xmlns:am3d="http://schemas.microsoft.com/office/drawing/2017/model3d" xmlns:o="urn:schemas-microsoft-com:office:office" xmlns:oel="http://schemas.microsoft.com/office/2019/extlst" xmlns:r="http://schemas.openxmlformats.org/officeDocument/2006/relationships" xmlns:m="http://schemas.openxmlformats.org/officeDocument/2006/math" xmlns:v="urn:schemas-microsoft-com:vml" xmlns:wp14="http://schemas.microsoft.com/office/word/2010/wordprocessingDrawing" xmlns:wp="http://schemas.openxmlformats.org/drawingml/2006/wordprocessingDrawing" xmlns:w10="urn:schemas-microsoft-com:office:word" xmlns:w="http://schemas.openxmlformats.org/wordprocessingml/2006/main" xmlns:w14="http://schemas.microsoft.com/office/word/2010/wordml" xmlns:w15="http://schemas.microsoft.com/office/word/2012/wordml" xmlns:w16cex="http://schemas.microsoft.com/office/word/2018/wordml/cex" xmlns:w16cid="http://schemas.microsoft.com/office/word/2016/wordml/cid" xmlns:w16="http://schemas.microsoft.com/office/word/2018/wordml" xmlns:w16du="http://schemas.microsoft.com/office/word/2023/wordml/word16du" xmlns:w16sdtdh="http://schemas.microsoft.com/office/word/2020/wordml/sdtdatahash" xmlns:w16sdtfl="http://schemas.microsoft.com/office/word/2024/wordml/sdtformatlock" xmlns:w16se="http://schemas.microsoft.com/office/word/2015/wordml/symex" xmlns:wpg="http://schemas.microsoft.com/office/word/2010/wordprocessingGroup" xmlns:wpi="http://schemas.microsoft.com/office/word/2010/wordprocessingInk" xmlns:wne="http://schemas.microsoft.com/office/word/2006/wordml" xmlns:wps="http://schemas.microsoft.com/office/word/2010/wordprocessingShape" mc:Ignorable="w14 w15 w16se w16cid w16 w16cex w16sdtdh w16sdtfl w16du wp14">
+<w:numbering xmlns:wpc="http://schemas.microsoft.com/office/word/2010/wordprocessingCanvas" xmlns:cx="http://schemas.microsoft.com/office/drawing/2014/chartex" xmlns:cx1="http://schemas.microsoft.com/office/drawing/2015/9/8/chartex" xmlns:cx2="http://schemas.microsoft.com/office/drawing/2015/10/21/chartex" xmlns:cx3="http://schemas.microsoft.com/office/drawing/2016/5/9/chartex" xmlns:cx4="http://schemas.microsoft.com/office/drawing/2016/5/10/chartex" xmlns:cx5="http://schemas.microsoft.com/office/drawing/2016/5/11/chartex" xmlns:cx6="http://schemas.microsoft.com/office/drawing/2016/5/12/chartex" xmlns:cx7="http://schemas.microsoft.com/office/drawing/2016/5/13/chartex" xmlns:cx8="http://schemas.microsoft.com/office/drawing/2016/5/14/chartex" xmlns:mc="http://schemas.openxmlformats.org/markup-compatibility/2006" xmlns:aink="http://schemas.microsoft.com/office/drawing/2016/ink" xmlns:am3d="http://schemas.microsoft.com/office/drawing/2017/model3d" xmlns:o="urn:schemas-microsoft-com:office:office" xmlns:oel="http://schemas.microsoft.com/office/2019/extlst" xmlns:r="http://schemas.openxmlformats.org/officeDocument/2006/relationships" xmlns:m="http://schemas.openxmlformats.org/officeDocument/2006/math" xmlns:v="urn:schemas-microsoft-com:vml" xmlns:wp14="http://schemas.microsoft.com/office/word/2010/wordprocessingDrawing" xmlns:wp="http://schemas.openxmlformats.org/drawingml/2006/wordprocessingDrawing" xmlns:w10="urn:schemas-microsoft-com:office:word" xmlns:w="http://schemas.openxmlformats.org/wordprocessingml/2006/main" xmlns:w14="http://schemas.microsoft.com/office/word/2010/wordml" xmlns:w15="http://schemas.microsoft.com/office/word/2012/wordml" xmlns:w16cei="http://schemas.microsoft.com/office/word/2026/wordml/cei" xmlns:w16cex="http://schemas.microsoft.com/office/word/2018/wordml/cex" xmlns:w16cid="http://schemas.microsoft.com/office/word/2016/wordml/cid" xmlns:w16="http://schemas.microsoft.com/office/word/2018/wordml" xmlns:w16du="http://schemas.microsoft.com/office/word/2023/wordml/word16du" xmlns:w16sdtdh="http://schemas.microsoft.com/office/word/2020/wordml/sdtdatahash" xmlns:w16sdtfl="http://schemas.microsoft.com/office/word/2024/wordml/sdtformatlock" xmlns:w16se="http://schemas.microsoft.com/office/word/2015/wordml/symex" xmlns:wpg="http://schemas.microsoft.com/office/word/2010/wordprocessingGroup" xmlns:wpi="http://schemas.microsoft.com/office/word/2010/wordprocessingInk" xmlns:wne="http://schemas.microsoft.com/office/word/2006/wordml" xmlns:wps="http://schemas.microsoft.com/office/word/2010/wordprocessingShape" mc:Ignorable="w14 w15 w16se w16cid w16 w16cex w16sdtdh w16sdtfl w16du wp14">
   <w:numPicBullet w:numPicBulletId="0">
     <w:pict>
       <v:shapetype id="_x0000_t75" coordsize="21600,21600" o:spt="75" o:preferrelative="t" path="m@4@5l@4@11@9@11@9@5xe" filled="f" stroked="f">
@@ -35661,7 +34667,7 @@
         <v:path o:extrusionok="f" gradientshapeok="t" o:connecttype="rect"/>
         <o:lock v:ext="edit" aspectratio="t"/>
       </v:shapetype>
-      <v:shape id="_x0000_i1032" type="#_x0000_t75" style="width:7.5pt;height:7.5pt;visibility:visible;mso-wrap-style:square" o:bullet="t">
+      <v:shape id="_x0000_i1025" type="#_x0000_t75" style="width:7.5pt;height:7.5pt;visibility:visible;mso-wrap-style:square" o:bullet="t">
         <v:imagedata r:id="rId1" o:title=""/>
       </v:shape>
     </w:pict>
